--- a/frontend/deliverables/source/Investment_Team_Charter_Team_5 (1).docx
+++ b/frontend/deliverables/source/Investment_Team_Charter_Team_5 (1).docx
@@ -1,70 +1,127 @@
 
 <file path=word/document.xml><?xml version="1.0" encoding="utf-8"?>
-<w:document xmlns:wpc="http://schemas.microsoft.com/office/word/2010/wordprocessingCanvas" xmlns:cx="http://schemas.microsoft.com/office/drawing/2014/chartex" xmlns:cx1="http://schemas.microsoft.com/office/drawing/2015/9/8/chartex" xmlns:cx2="http://schemas.microsoft.com/office/drawing/2015/10/21/chartex" xmlns:cx3="http://schemas.microsoft.com/office/drawing/2016/5/9/chartex" xmlns:cx4="http://schemas.microsoft.com/office/drawing/2016/5/10/chartex" xmlns:cx5="http://schemas.microsoft.com/office/drawing/2016/5/11/chartex" xmlns:cx6="http://schemas.microsoft.com/office/drawing/2016/5/12/chartex" xmlns:cx7="http://schemas.microsoft.com/office/drawing/2016/5/13/chartex" xmlns:cx8="http://schemas.microsoft.com/office/drawing/2016/5/14/chartex" xmlns:mc="http://schemas.openxmlformats.org/markup-compatibility/2006" xmlns:aink="http://schemas.microsoft.com/office/drawing/2016/ink" xmlns:am3d="http://schemas.microsoft.com/office/drawing/2017/model3d" xmlns:o="urn:schemas-microsoft-com:office:office" xmlns:oel="http://schemas.microsoft.com/office/2019/extlst" xmlns:r="http://schemas.openxmlformats.org/officeDocument/2006/relationships" xmlns:m="http://schemas.openxmlformats.org/officeDocument/2006/math" xmlns:v="urn:schemas-microsoft-com:vml" xmlns:wp14="http://schemas.microsoft.com/office/word/2010/wordprocessingDrawing" xmlns:wp="http://schemas.openxmlformats.org/drawingml/2006/wordprocessingDrawing" xmlns:w10="urn:schemas-microsoft-com:office:word" xmlns:w="http://schemas.openxmlformats.org/wordprocessingml/2006/main" xmlns:w14="http://schemas.microsoft.com/office/word/2010/wordml" xmlns:w15="http://schemas.microsoft.com/office/word/2012/wordml" xmlns:w16cex="http://schemas.microsoft.com/office/word/2018/wordml/cex" xmlns:w16cid="http://schemas.microsoft.com/office/word/2016/wordml/cid" xmlns:w16="http://schemas.microsoft.com/office/word/2018/wordml" xmlns:w16du="http://schemas.microsoft.com/office/word/2023/wordml/word16du" xmlns:w16sdtdh="http://schemas.microsoft.com/office/word/2020/wordml/sdtdatahash" xmlns:w16sdtfl="http://schemas.microsoft.com/office/word/2024/wordml/sdtformatlock" xmlns:w16se="http://schemas.microsoft.com/office/word/2015/wordml/symex" xmlns:wpg="http://schemas.microsoft.com/office/word/2010/wordprocessingGroup" xmlns:wpi="http://schemas.microsoft.com/office/word/2010/wordprocessingInk" xmlns:wne="http://schemas.microsoft.com/office/word/2006/wordml" xmlns:wps="http://schemas.microsoft.com/office/word/2010/wordprocessingShape" mc:Ignorable="w14 w15 w16se w16cid w16 w16cex w16sdtdh w16sdtfl w16du wp14">
+<w:document xmlns:mc="http://schemas.openxmlformats.org/markup-compatibility/2006" xmlns:o="urn:schemas-microsoft-com:office:office" xmlns:r="http://schemas.openxmlformats.org/officeDocument/2006/relationships" xmlns:m="http://schemas.openxmlformats.org/officeDocument/2006/math" xmlns:v="urn:schemas-microsoft-com:vml" xmlns:wp="http://schemas.openxmlformats.org/drawingml/2006/wordprocessingDrawing" xmlns:w10="urn:schemas-microsoft-com:office:word" xmlns:w="http://schemas.openxmlformats.org/wordprocessingml/2006/main" xmlns:wne="http://schemas.microsoft.com/office/word/2006/wordml" xmlns:sl="http://schemas.openxmlformats.org/schemaLibrary/2006/main" xmlns:a="http://schemas.openxmlformats.org/drawingml/2006/main" xmlns:pic="http://schemas.openxmlformats.org/drawingml/2006/picture" xmlns:c="http://schemas.openxmlformats.org/drawingml/2006/chart" xmlns:lc="http://schemas.openxmlformats.org/drawingml/2006/lockedCanvas" xmlns:dgm="http://schemas.openxmlformats.org/drawingml/2006/diagram" xmlns:wps="http://schemas.microsoft.com/office/word/2010/wordprocessingShape" xmlns:wpg="http://schemas.microsoft.com/office/word/2010/wordprocessingGroup" xmlns:w14="http://schemas.microsoft.com/office/word/2010/wordml" xmlns:w15="http://schemas.microsoft.com/office/word/2012/wordml" xmlns:w16="http://schemas.microsoft.com/office/word/2018/wordml" xmlns:w16cex="http://schemas.microsoft.com/office/word/2018/wordml/cex" xmlns:w16cid="http://schemas.microsoft.com/office/word/2016/wordml/cid" xmlns="http://schemas.microsoft.com/office/tasks/2019/documenttasks" xmlns:cr="http://schemas.microsoft.com/office/comments/2020/reactions">
   <w:body>
     <w:p>
+      <w:pPr>
+        <w:rPr/>
+      </w:pPr>
+      <w:r>
+        <w:rPr/>
+        <w:drawing>
+          <wp:anchor allowOverlap="1" behindDoc="0" distB="114300" distT="114300" distL="114300" distR="114300" hidden="0" layoutInCell="1" locked="0" relativeHeight="0" simplePos="0">
+            <wp:simplePos x="0" y="0"/>
+            <wp:positionH relativeFrom="page">
+              <wp:posOffset>0</wp:posOffset>
+            </wp:positionH>
+            <wp:positionV relativeFrom="page">
+              <wp:posOffset>0</wp:posOffset>
+            </wp:positionV>
+            <wp:extent cx="7577138" cy="10704406"/>
+            <wp:effectExtent b="0" l="0" r="0" t="0"/>
+            <wp:wrapNone/>
+            <wp:docPr id="3" name="image4.png"/>
+            <a:graphic>
+              <a:graphicData uri="http://schemas.openxmlformats.org/drawingml/2006/picture">
+                <pic:pic>
+                  <pic:nvPicPr>
+                    <pic:cNvPr id="0" name="image4.png"/>
+                    <pic:cNvPicPr preferRelativeResize="0"/>
+                  </pic:nvPicPr>
+                  <pic:blipFill>
+                    <a:blip r:embed="rId6"/>
+                    <a:srcRect b="0" l="0" r="0" t="0"/>
+                    <a:stretch>
+                      <a:fillRect/>
+                    </a:stretch>
+                  </pic:blipFill>
+                  <pic:spPr>
+                    <a:xfrm>
+                      <a:off x="0" y="0"/>
+                      <a:ext cx="7577138" cy="10704406"/>
+                    </a:xfrm>
+                    <a:prstGeom prst="rect"/>
+                    <a:ln/>
+                  </pic:spPr>
+                </pic:pic>
+              </a:graphicData>
+            </a:graphic>
+          </wp:anchor>
+        </w:drawing>
+      </w:r>
       <w:r>
         <w:br w:type="page"/>
       </w:r>
+      <w:r>
+        <w:rPr>
+          <w:rtl w:val="0"/>
+        </w:rPr>
+      </w:r>
     </w:p>
     <w:p>
       <w:pPr>
         <w:pStyle w:val="Title"/>
-      </w:pPr>
-      <w:bookmarkStart w:id="0" w:name="_q5armvdh6jeu" w:colFirst="0" w:colLast="0"/>
+        <w:rPr/>
+      </w:pPr>
+      <w:bookmarkStart w:colFirst="0" w:colLast="0" w:name="_q5armvdh6jeu" w:id="0"/>
       <w:bookmarkEnd w:id="0"/>
       <w:r>
-        <w:lastRenderedPageBreak/>
-        <w:t>Investment Team Charter</w:t>
+        <w:rPr>
+          <w:rtl w:val="0"/>
+        </w:rPr>
+        <w:t xml:space="preserve">Investment Team </w:t>
+      </w:r>
+      <w:r>
+        <w:rPr>
+          <w:rtl w:val="0"/>
+        </w:rPr>
+        <w:t xml:space="preserve">Charter</w:t>
+      </w:r>
+      <w:r>
+        <w:rPr>
+          <w:rtl w:val="0"/>
+        </w:rPr>
       </w:r>
     </w:p>
     <w:p>
       <w:pPr>
         <w:pStyle w:val="Heading2"/>
-      </w:pPr>
-      <w:r>
-        <w:t>1. Team Overview &amp; Mission</w:t>
-      </w:r>
-    </w:p>
-    <w:p>
-      <w:pPr>
-        <w:spacing w:before="200"/>
+        <w:rPr/>
+      </w:pPr>
+      <w:r>
+        <w:rPr>
+          <w:rtl w:val="0"/>
+        </w:rPr>
+        <w:t xml:space="preserve">1. Team Overview &amp; Mission</w:t>
+      </w:r>
+    </w:p>
+    <w:p>
+      <w:pPr>
+        <w:spacing w:before="200" w:lineRule="auto"/>
         <w:jc w:val="center"/>
         <w:rPr>
-          <w:b/>
-          <w:bCs/>
-        </w:rPr>
-      </w:pPr>
-      <w:r>
-        <w:rPr>
-          <w:rFonts w:ascii="Comic Sans MS" w:eastAsia="Comic Sans MS" w:hAnsi="Comic Sans MS" w:cs="Comic Sans MS"/>
+          <w:b w:val="1"/>
+          <w:bCs w:val="1"/>
+        </w:rPr>
+      </w:pPr>
+      <w:r>
+        <w:rPr>
+          <w:rFonts w:ascii="Comic Sans MS" w:cs="Comic Sans MS" w:eastAsia="Comic Sans MS" w:hAnsi="Comic Sans MS"/>
           <w:sz w:val="26"/>
           <w:szCs w:val="26"/>
-        </w:rPr>
-        <w:t>Be Profitable</w:t>
-      </w:r>
-      <w:r>
-        <w:rPr>
-          <w:rFonts w:ascii="Comic Sans MS" w:eastAsia="Comic Sans MS" w:hAnsi="Comic Sans MS" w:cs="Comic Sans MS"/>
-          <w:sz w:val="26"/>
-          <w:szCs w:val="26"/>
-        </w:rPr>
-        <w:br/>
-        <w:t>&amp;</w:t>
-      </w:r>
-      <w:r>
-        <w:rPr>
-          <w:rFonts w:ascii="Comic Sans MS" w:eastAsia="Comic Sans MS" w:hAnsi="Comic Sans MS" w:cs="Comic Sans MS"/>
-          <w:sz w:val="26"/>
-          <w:szCs w:val="26"/>
-        </w:rPr>
-        <w:br/>
-        <w:t>Have Fun</w:t>
-      </w:r>
-      <w:r>
-        <w:rPr>
-          <w:b/>
-          <w:bCs/>
+          <w:rtl w:val="0"/>
+        </w:rPr>
+        <w:t xml:space="preserve">Be Profitable</w:t>
+        <w:br w:type="textWrapping"/>
+        <w:t xml:space="preserve">&amp;</w:t>
+        <w:br w:type="textWrapping"/>
+        <w:t xml:space="preserve">Have Fun</w:t>
+      </w:r>
+      <w:r>
+        <w:rPr>
+          <w:b w:val="1"/>
+          <w:bCs w:val="1"/>
+          <w:rtl w:val="0"/>
         </w:rPr>
         <w:t xml:space="preserve"> </w:t>
       </w:r>
@@ -72,35 +129,214 @@
     <w:p>
       <w:pPr>
         <w:pStyle w:val="Heading3"/>
-      </w:pPr>
-      <w:bookmarkStart w:id="1" w:name="_676jje8oidqp" w:colFirst="0" w:colLast="0"/>
+        <w:rPr/>
+      </w:pPr>
+      <w:bookmarkStart w:colFirst="0" w:colLast="0" w:name="_676jje8oidqp" w:id="1"/>
       <w:bookmarkEnd w:id="1"/>
       <w:r>
-        <w:t>Team Mission Statement:</w:t>
-      </w:r>
-    </w:p>
-    <w:p>
-      <w:r>
-        <w:t>Our mission is to act as a professional investment group/team that makes informed decisions using research and data, manages risk carefully, and applies course concepts to a real-world investing simulation.</w:t>
-      </w:r>
-      <w:r>
-        <w:br/>
-        <w:t>Our practical objective is to outperform a simple 60/40 benchmark over the simulation period while avoiding large drawdowns that would be unacceptable for a real client.</w:t>
+        <w:rPr>
+          <w:rtl w:val="0"/>
+        </w:rPr>
+        <w:t xml:space="preserve">Team Mission Statement:</w:t>
+      </w:r>
+    </w:p>
+    <w:p>
+      <w:pPr>
+        <w:rPr/>
+      </w:pPr>
+      <w:r>
+        <w:rPr>
+          <w:rtl w:val="0"/>
+        </w:rPr>
+        <w:t xml:space="preserve">Our mission is to act as a professional investment group/team that makes informed decisions using research and data, manages risk carefully, and applies course concepts to a real-world investing simulation.</w:t>
+        <w:br w:type="textWrapping"/>
+        <w:t xml:space="preserve">Our practical objective is to outperform a simple 60/40 benchmark over the simulation period while avoiding large drawdowns that would be unacceptable for a real client.</w:t>
+      </w:r>
+      <w:r>
+        <w:rPr>
+          <w:rtl w:val="0"/>
+        </w:rPr>
       </w:r>
     </w:p>
     <w:p>
       <w:pPr>
         <w:pStyle w:val="Heading2"/>
-      </w:pPr>
-      <w:bookmarkStart w:id="2" w:name="_k91fbkg548l" w:colFirst="0" w:colLast="0"/>
+        <w:rPr/>
+      </w:pPr>
+      <w:bookmarkStart w:colFirst="0" w:colLast="0" w:name="_k91fbkg548l" w:id="2"/>
       <w:bookmarkEnd w:id="2"/>
       <w:r>
-        <w:t>. Risk Profile &amp; Constraints</w:t>
-      </w:r>
-    </w:p>
-    <w:p>
-      <w:r>
-        <w:t>Our team’s risk appetite and how we will control risk.</w:t>
+        <w:rPr>
+          <w:rtl w:val="0"/>
+        </w:rPr>
+        <w:t xml:space="preserve">2. Investment Strategy</w:t>
+      </w:r>
+    </w:p>
+    <w:p>
+      <w:pPr>
+        <w:rPr/>
+      </w:pPr>
+      <w:r>
+        <w:rPr>
+          <w:rtl w:val="0"/>
+        </w:rPr>
+        <w:t xml:space="preserve">Considering our investment universe in this simulation, time horizon, and decision-making philosophy.</w:t>
+      </w:r>
+    </w:p>
+    <w:p>
+      <w:pPr>
+        <w:numPr>
+          <w:ilvl w:val="0"/>
+          <w:numId w:val="6"/>
+        </w:numPr>
+        <w:spacing w:after="0" w:afterAutospacing="0"/>
+        <w:ind w:left="720" w:hanging="360"/>
+        <w:rPr>
+          <w:u w:val="none"/>
+        </w:rPr>
+      </w:pPr>
+      <w:r>
+        <w:rPr>
+          <w:rtl w:val="0"/>
+        </w:rPr>
+        <w:t xml:space="preserve">Strategy type (e.g. value, growth, momentum, macro, mixed):</w:t>
+      </w:r>
+    </w:p>
+    <w:p>
+      <w:pPr>
+        <w:numPr>
+          <w:ilvl w:val="1"/>
+          <w:numId w:val="6"/>
+        </w:numPr>
+        <w:spacing w:after="0" w:afterAutospacing="0"/>
+        <w:ind w:left="1440" w:hanging="360"/>
+        <w:rPr>
+          <w:u w:val="none"/>
+        </w:rPr>
+      </w:pPr>
+      <w:r>
+        <w:rPr>
+          <w:rtl w:val="0"/>
+        </w:rPr>
+        <w:t xml:space="preserve">Mixed Strategy</w:t>
+        <w:br w:type="textWrapping"/>
+        <w:t xml:space="preserve">In practice this means a core 60/40 allocation using diversified ETFs and bonds, plus a small number of stock picks where we think the risk trade-off is clearly better than the index.</w:t>
+      </w:r>
+    </w:p>
+    <w:p>
+      <w:pPr>
+        <w:numPr>
+          <w:ilvl w:val="0"/>
+          <w:numId w:val="6"/>
+        </w:numPr>
+        <w:spacing w:after="0" w:afterAutospacing="0"/>
+        <w:ind w:left="720" w:hanging="360"/>
+        <w:rPr>
+          <w:u w:val="none"/>
+        </w:rPr>
+      </w:pPr>
+      <w:r>
+        <w:rPr>
+          <w:rtl w:val="0"/>
+        </w:rPr>
+        <w:t xml:space="preserve">Time horizon (short/medium/long):</w:t>
+      </w:r>
+    </w:p>
+    <w:p>
+      <w:pPr>
+        <w:numPr>
+          <w:ilvl w:val="1"/>
+          <w:numId w:val="6"/>
+        </w:numPr>
+        <w:spacing w:after="0" w:afterAutospacing="0"/>
+        <w:ind w:left="1440" w:hanging="360"/>
+        <w:rPr>
+          <w:u w:val="none"/>
+        </w:rPr>
+      </w:pPr>
+      <w:r>
+        <w:rPr>
+          <w:rtl w:val="0"/>
+        </w:rPr>
+        <w:t xml:space="preserve">Medium term for this simulation (weeks to a few months), not day‑trading.</w:t>
+      </w:r>
+    </w:p>
+    <w:p>
+      <w:pPr>
+        <w:numPr>
+          <w:ilvl w:val="0"/>
+          <w:numId w:val="6"/>
+        </w:numPr>
+        <w:spacing w:after="0" w:afterAutospacing="0"/>
+        <w:ind w:left="720" w:hanging="360"/>
+        <w:rPr>
+          <w:u w:val="none"/>
+        </w:rPr>
+      </w:pPr>
+      <w:r>
+        <w:rPr>
+          <w:rtl w:val="0"/>
+        </w:rPr>
+        <w:t xml:space="preserve">Benchmark or reference portfolio (if any): </w:t>
+      </w:r>
+    </w:p>
+    <w:p>
+      <w:pPr>
+        <w:numPr>
+          <w:ilvl w:val="1"/>
+          <w:numId w:val="6"/>
+        </w:numPr>
+        <w:ind w:left="1440" w:hanging="360"/>
+        <w:rPr>
+          <w:u w:val="none"/>
+        </w:rPr>
+      </w:pPr>
+      <w:r>
+        <w:rPr>
+          <w:rtl w:val="0"/>
+        </w:rPr>
+        <w:t xml:space="preserve">60/40 portfolio </w:t>
+      </w:r>
+    </w:p>
+    <w:p>
+      <w:pPr>
+        <w:pStyle w:val="Heading2"/>
+        <w:rPr/>
+      </w:pPr>
+      <w:bookmarkStart w:colFirst="0" w:colLast="0" w:name="_snee1qqh5lk3" w:id="3"/>
+      <w:bookmarkEnd w:id="3"/>
+      <w:r>
+        <w:br w:type="page"/>
+      </w:r>
+      <w:r>
+        <w:rPr>
+          <w:rtl w:val="0"/>
+        </w:rPr>
+      </w:r>
+    </w:p>
+    <w:p>
+      <w:pPr>
+        <w:pStyle w:val="Heading2"/>
+        <w:rPr/>
+      </w:pPr>
+      <w:bookmarkStart w:colFirst="0" w:colLast="0" w:name="_45gsrwtzjtuw" w:id="4"/>
+      <w:bookmarkEnd w:id="4"/>
+      <w:r>
+        <w:rPr>
+          <w:rtl w:val="0"/>
+        </w:rPr>
+        <w:t xml:space="preserve">3. Risk Profile &amp; Constraints</w:t>
+      </w:r>
+    </w:p>
+    <w:p>
+      <w:pPr>
+        <w:rPr/>
+      </w:pPr>
+      <w:r>
+        <w:rPr>
+          <w:rtl w:val="0"/>
+        </w:rPr>
+        <w:t xml:space="preserve">Our team’s risk appetite and how we will control risk.</w:t>
       </w:r>
     </w:p>
     <w:p>
@@ -109,10 +345,17 @@
           <w:ilvl w:val="0"/>
           <w:numId w:val="10"/>
         </w:numPr>
-        <w:spacing w:after="0"/>
-      </w:pPr>
-      <w:r>
-        <w:t>Risk profile (conservative / moderate / aggressive):</w:t>
+        <w:spacing w:after="0" w:afterAutospacing="0"/>
+        <w:ind w:left="720" w:hanging="360"/>
+        <w:rPr>
+          <w:u w:val="none"/>
+        </w:rPr>
+      </w:pPr>
+      <w:r>
+        <w:rPr>
+          <w:rtl w:val="0"/>
+        </w:rPr>
+        <w:t xml:space="preserve">Risk profile (conservative / moderate / aggressive):</w:t>
       </w:r>
     </w:p>
     <w:p>
@@ -121,37 +364,155 @@
           <w:ilvl w:val="1"/>
           <w:numId w:val="10"/>
         </w:numPr>
-        <w:spacing w:after="0"/>
-      </w:pPr>
-      <w:r>
-        <w:t>Moderate</w:t>
+        <w:spacing w:after="0" w:afterAutospacing="0"/>
+        <w:ind w:left="1440" w:hanging="360"/>
+        <w:rPr>
+          <w:u w:val="none"/>
+        </w:rPr>
+      </w:pPr>
+      <w:r>
+        <w:rPr>
+          <w:rtl w:val="0"/>
+        </w:rPr>
+        <w:t xml:space="preserve">Moderate</w:t>
+      </w:r>
+    </w:p>
+    <w:p>
+      <w:pPr>
+        <w:numPr>
+          <w:ilvl w:val="0"/>
+          <w:numId w:val="10"/>
+        </w:numPr>
+        <w:spacing w:after="0" w:afterAutospacing="0"/>
+        <w:ind w:left="720" w:hanging="360"/>
+        <w:rPr>
+          <w:u w:val="none"/>
+        </w:rPr>
+      </w:pPr>
+      <w:r>
+        <w:rPr>
+          <w:rtl w:val="0"/>
+        </w:rPr>
+        <w:t xml:space="preserve">Position size limits (min / max % per position):</w:t>
+      </w:r>
+    </w:p>
+    <w:p>
+      <w:pPr>
+        <w:numPr>
+          <w:ilvl w:val="1"/>
+          <w:numId w:val="10"/>
+        </w:numPr>
+        <w:spacing w:after="0" w:afterAutospacing="0"/>
+        <w:ind w:left="1440" w:hanging="360"/>
+        <w:rPr>
+          <w:u w:val="none"/>
+        </w:rPr>
+      </w:pPr>
+      <w:r>
+        <w:rPr>
+          <w:rtl w:val="0"/>
+        </w:rPr>
+        <w:t xml:space="preserve">Minimum 2% </w:t>
+        <w:br w:type="textWrapping"/>
+        <w:t xml:space="preserve">Maximum 10%</w:t>
+      </w:r>
+    </w:p>
+    <w:p>
+      <w:pPr>
+        <w:numPr>
+          <w:ilvl w:val="0"/>
+          <w:numId w:val="10"/>
+        </w:numPr>
+        <w:spacing w:after="0" w:afterAutospacing="0"/>
+        <w:ind w:left="720" w:hanging="360"/>
+        <w:rPr>
+          <w:u w:val="none"/>
+        </w:rPr>
+      </w:pPr>
+      <w:r>
+        <w:rPr>
+          <w:rtl w:val="0"/>
+        </w:rPr>
+        <w:t xml:space="preserve">Other risk constraints (sector limits, leverage, liquidity, etc.):</w:t>
+      </w:r>
+    </w:p>
+    <w:p>
+      <w:pPr>
+        <w:numPr>
+          <w:ilvl w:val="1"/>
+          <w:numId w:val="10"/>
+        </w:numPr>
+        <w:spacing w:after="0" w:afterAutospacing="0"/>
+        <w:ind w:left="1440" w:hanging="360"/>
+        <w:rPr>
+          <w:u w:val="none"/>
+        </w:rPr>
+      </w:pPr>
+      <w:r>
+        <w:rPr>
+          <w:rtl w:val="0"/>
+        </w:rPr>
+        <w:t xml:space="preserve">Prefer Liquid stocks</w:t>
+      </w:r>
+    </w:p>
+    <w:p>
+      <w:pPr>
+        <w:numPr>
+          <w:ilvl w:val="1"/>
+          <w:numId w:val="10"/>
+        </w:numPr>
+        <w:spacing w:after="0" w:afterAutospacing="0"/>
+        <w:ind w:left="1440" w:hanging="360"/>
+        <w:rPr>
+          <w:u w:val="none"/>
+        </w:rPr>
+      </w:pPr>
+      <w:r>
+        <w:rPr>
+          <w:rtl w:val="0"/>
+        </w:rPr>
+        <w:t xml:space="preserve">Maintain a cash reserve of 5-10%</w:t>
+      </w:r>
+    </w:p>
+    <w:p>
+      <w:pPr>
+        <w:numPr>
+          <w:ilvl w:val="1"/>
+          <w:numId w:val="10"/>
+        </w:numPr>
+        <w:ind w:left="1440" w:hanging="360"/>
+        <w:rPr>
+          <w:u w:val="none"/>
+        </w:rPr>
+      </w:pPr>
+      <w:r>
+        <w:rPr>
+          <w:rtl w:val="0"/>
+        </w:rPr>
+        <w:t xml:space="preserve">A maximum of 25% in one sector for diversification</w:t>
       </w:r>
     </w:p>
     <w:p>
       <w:pPr>
         <w:pStyle w:val="Heading2"/>
-      </w:pPr>
-      <w:r>
-        <w:t>4. Initial Portfolio Setup (First Idea</w:t>
-      </w:r>
-      <w:r>
-        <w:t xml:space="preserve"> Tweaked later on</w:t>
-      </w:r>
-      <w:r>
-        <w:t>)</w:t>
-      </w:r>
-    </w:p>
-    <w:p>
-      <w:r>
-        <w:t xml:space="preserve">Our initial portfolio idea. This will evolve over </w:t>
-      </w:r>
-      <w:proofErr w:type="gramStart"/>
-      <w:r>
-        <w:t>time, but</w:t>
-      </w:r>
-      <w:proofErr w:type="gramEnd"/>
-      <w:r>
-        <w:t xml:space="preserve"> reflects our starting hypothesis.</w:t>
+        <w:rPr/>
+      </w:pPr>
+      <w:r>
+        <w:rPr>
+          <w:rtl w:val="0"/>
+        </w:rPr>
+        <w:t xml:space="preserve">4. Initial Portfolio Setup (First Idea)</w:t>
+      </w:r>
+    </w:p>
+    <w:p>
+      <w:pPr>
+        <w:rPr/>
+      </w:pPr>
+      <w:r>
+        <w:rPr>
+          <w:rtl w:val="0"/>
+        </w:rPr>
+        <w:t xml:space="preserve">Our initial portfolio idea. This will evolve over time, but reflects our starting hypothesis.</w:t>
       </w:r>
     </w:p>
     <w:p>
@@ -160,10 +521,17 @@
           <w:ilvl w:val="0"/>
           <w:numId w:val="7"/>
         </w:numPr>
-        <w:spacing w:after="0"/>
-      </w:pPr>
-      <w:r>
-        <w:t>Target asset allocation (asset classes and %):</w:t>
+        <w:spacing w:after="0" w:afterAutospacing="0"/>
+        <w:ind w:left="720" w:hanging="360"/>
+        <w:rPr>
+          <w:u w:val="none"/>
+        </w:rPr>
+      </w:pPr>
+      <w:r>
+        <w:rPr>
+          <w:rtl w:val="0"/>
+        </w:rPr>
+        <w:t xml:space="preserve">Target asset allocation (asset classes and %):</w:t>
       </w:r>
     </w:p>
     <w:p>
@@ -172,9 +540,16 @@
           <w:ilvl w:val="1"/>
           <w:numId w:val="7"/>
         </w:numPr>
-        <w:spacing w:after="0"/>
-      </w:pPr>
-      <w:r>
+        <w:spacing w:after="0" w:afterAutospacing="0"/>
+        <w:ind w:left="1440" w:hanging="360"/>
+        <w:rPr>
+          <w:u w:val="none"/>
+        </w:rPr>
+      </w:pPr>
+      <w:r>
+        <w:rPr>
+          <w:rtl w:val="0"/>
+        </w:rPr>
         <w:t xml:space="preserve"> Equities: 60%, Bonds: 40%</w:t>
       </w:r>
     </w:p>
@@ -184,10 +559,17 @@
           <w:ilvl w:val="0"/>
           <w:numId w:val="7"/>
         </w:numPr>
-        <w:spacing w:after="0"/>
-      </w:pPr>
-      <w:r>
-        <w:t>Number of positions planned:</w:t>
+        <w:spacing w:after="0" w:afterAutospacing="0"/>
+        <w:ind w:left="720" w:hanging="360"/>
+        <w:rPr>
+          <w:u w:val="none"/>
+        </w:rPr>
+      </w:pPr>
+      <w:r>
+        <w:rPr>
+          <w:rtl w:val="0"/>
+        </w:rPr>
+        <w:t xml:space="preserve">Number of positions planned:</w:t>
       </w:r>
     </w:p>
     <w:p>
@@ -196,10 +578,17 @@
           <w:ilvl w:val="1"/>
           <w:numId w:val="7"/>
         </w:numPr>
-        <w:spacing w:after="0"/>
-      </w:pPr>
-      <w:r>
-        <w:t>6–8 positions total</w:t>
+        <w:spacing w:after="0" w:afterAutospacing="0"/>
+        <w:ind w:left="1440" w:hanging="360"/>
+        <w:rPr>
+          <w:u w:val="none"/>
+        </w:rPr>
+      </w:pPr>
+      <w:r>
+        <w:rPr>
+          <w:rtl w:val="0"/>
+        </w:rPr>
+        <w:t xml:space="preserve">6–8 positions total</w:t>
       </w:r>
     </w:p>
     <w:p>
@@ -208,10 +597,17 @@
           <w:ilvl w:val="0"/>
           <w:numId w:val="7"/>
         </w:numPr>
-        <w:spacing w:after="0"/>
-      </w:pPr>
-      <w:r>
-        <w:t>Cash allocation (%):</w:t>
+        <w:spacing w:after="0" w:afterAutospacing="0"/>
+        <w:ind w:left="720" w:hanging="360"/>
+        <w:rPr>
+          <w:u w:val="none"/>
+        </w:rPr>
+      </w:pPr>
+      <w:r>
+        <w:rPr>
+          <w:rtl w:val="0"/>
+        </w:rPr>
+        <w:t xml:space="preserve">Cash allocation (%):</w:t>
       </w:r>
     </w:p>
     <w:p>
@@ -220,10 +616,17 @@
           <w:ilvl w:val="1"/>
           <w:numId w:val="7"/>
         </w:numPr>
-        <w:spacing w:after="0"/>
-      </w:pPr>
-      <w:r>
-        <w:t>5% cash</w:t>
+        <w:spacing w:after="0" w:afterAutospacing="0"/>
+        <w:ind w:left="1440" w:hanging="360"/>
+        <w:rPr>
+          <w:u w:val="none"/>
+        </w:rPr>
+      </w:pPr>
+      <w:r>
+        <w:rPr>
+          <w:rtl w:val="0"/>
+        </w:rPr>
+        <w:t xml:space="preserve">5% cash</w:t>
       </w:r>
     </w:p>
     <w:p>
@@ -232,10 +635,17 @@
           <w:ilvl w:val="0"/>
           <w:numId w:val="7"/>
         </w:numPr>
-        <w:spacing w:after="0"/>
-      </w:pPr>
-      <w:r>
-        <w:t>Rationale for this setup:</w:t>
+        <w:spacing w:after="0" w:afterAutospacing="0"/>
+        <w:ind w:left="720" w:hanging="360"/>
+        <w:rPr>
+          <w:u w:val="none"/>
+        </w:rPr>
+      </w:pPr>
+      <w:r>
+        <w:rPr>
+          <w:rtl w:val="0"/>
+        </w:rPr>
+        <w:t xml:space="preserve">Rationale for this setup:</w:t>
       </w:r>
     </w:p>
     <w:p>
@@ -244,26 +654,41 @@
           <w:ilvl w:val="1"/>
           <w:numId w:val="7"/>
         </w:numPr>
-      </w:pPr>
-      <w:r>
-        <w:t>We chose a 60/40 ratio since it maintains a balanced portfolio that potentially allows us to yield high returns and hedge our losses, if the right stocks are chosen</w:t>
-      </w:r>
-      <w:r>
-        <w:br/>
-        <w:t>A small cash allocation serves as a buffer to remain flexible if needed.</w:t>
+        <w:ind w:left="1440" w:hanging="360"/>
+        <w:rPr>
+          <w:u w:val="none"/>
+        </w:rPr>
+      </w:pPr>
+      <w:r>
+        <w:rPr>
+          <w:rtl w:val="0"/>
+        </w:rPr>
+        <w:t xml:space="preserve">We chose a 60/40 ratio since it maintains a balanced portfolio that potentially allows us to yield high returns and hedge our losses, if the right stocks are chosen</w:t>
+        <w:br w:type="textWrapping"/>
+        <w:t xml:space="preserve">A small cash allocation serves as a buffer to remain flexible if needed.</w:t>
       </w:r>
     </w:p>
     <w:p>
       <w:pPr>
         <w:pStyle w:val="Heading2"/>
-      </w:pPr>
-      <w:r>
-        <w:t>5. Trading &amp; Operating Rules</w:t>
-      </w:r>
-    </w:p>
-    <w:p>
-      <w:r>
-        <w:t>How our team operates on a day-to-day basis.</w:t>
+        <w:rPr/>
+      </w:pPr>
+      <w:r>
+        <w:rPr>
+          <w:rtl w:val="0"/>
+        </w:rPr>
+        <w:t xml:space="preserve">5. Trading &amp; Operating Rules</w:t>
+      </w:r>
+    </w:p>
+    <w:p>
+      <w:pPr>
+        <w:rPr/>
+      </w:pPr>
+      <w:r>
+        <w:rPr>
+          <w:rtl w:val="0"/>
+        </w:rPr>
+        <w:t xml:space="preserve">How our team operates on a day-to-day basis.</w:t>
       </w:r>
     </w:p>
     <w:p>
@@ -272,10 +697,17 @@
           <w:ilvl w:val="0"/>
           <w:numId w:val="3"/>
         </w:numPr>
-        <w:spacing w:after="0"/>
-      </w:pPr>
-      <w:r>
-        <w:t>Trading frequency (e.g. daily, weekly, ad hoc):</w:t>
+        <w:spacing w:after="0" w:afterAutospacing="0"/>
+        <w:ind w:left="720" w:hanging="360"/>
+        <w:rPr>
+          <w:u w:val="none"/>
+        </w:rPr>
+      </w:pPr>
+      <w:r>
+        <w:rPr>
+          <w:rtl w:val="0"/>
+        </w:rPr>
+        <w:t xml:space="preserve">Trading frequency (e.g. daily, weekly, ad hoc):</w:t>
       </w:r>
     </w:p>
     <w:p>
@@ -284,10 +716,17 @@
           <w:ilvl w:val="1"/>
           <w:numId w:val="3"/>
         </w:numPr>
-        <w:spacing w:after="0"/>
-      </w:pPr>
-      <w:r>
-        <w:t>Ad Hoc, based on changes in market conditions, and scheduled assessments</w:t>
+        <w:spacing w:after="0" w:afterAutospacing="0"/>
+        <w:ind w:left="1440" w:hanging="360"/>
+        <w:rPr>
+          <w:u w:val="none"/>
+        </w:rPr>
+      </w:pPr>
+      <w:r>
+        <w:rPr>
+          <w:rtl w:val="0"/>
+        </w:rPr>
+        <w:t xml:space="preserve">Ad Hoc, based on changes in market conditions, and scheduled assessments</w:t>
       </w:r>
     </w:p>
     <w:p>
@@ -296,10 +735,17 @@
           <w:ilvl w:val="0"/>
           <w:numId w:val="3"/>
         </w:numPr>
-        <w:spacing w:after="0"/>
-      </w:pPr>
-      <w:r>
-        <w:t>Who is authorized to execute trades?</w:t>
+        <w:spacing w:after="0" w:afterAutospacing="0"/>
+        <w:ind w:left="720" w:hanging="360"/>
+        <w:rPr>
+          <w:u w:val="none"/>
+        </w:rPr>
+      </w:pPr>
+      <w:r>
+        <w:rPr>
+          <w:rtl w:val="0"/>
+        </w:rPr>
+        <w:t xml:space="preserve">Who is authorized to execute trades?</w:t>
       </w:r>
     </w:p>
     <w:p>
@@ -308,10 +754,17 @@
           <w:ilvl w:val="1"/>
           <w:numId w:val="3"/>
         </w:numPr>
-        <w:spacing w:after="0"/>
-      </w:pPr>
-      <w:r>
-        <w:t>Kartavya</w:t>
+        <w:spacing w:after="0" w:afterAutospacing="0"/>
+        <w:ind w:left="1440" w:hanging="360"/>
+        <w:rPr>
+          <w:u w:val="none"/>
+        </w:rPr>
+      </w:pPr>
+      <w:r>
+        <w:rPr>
+          <w:rtl w:val="0"/>
+        </w:rPr>
+        <w:t xml:space="preserve">Azriel Fernandes</w:t>
       </w:r>
     </w:p>
     <w:p>
@@ -320,10 +773,17 @@
           <w:ilvl w:val="0"/>
           <w:numId w:val="3"/>
         </w:numPr>
-        <w:spacing w:after="0"/>
-      </w:pPr>
-      <w:r>
-        <w:t>How are trade decisions approved?</w:t>
+        <w:spacing w:after="0" w:afterAutospacing="0"/>
+        <w:ind w:left="720" w:hanging="360"/>
+        <w:rPr>
+          <w:u w:val="none"/>
+        </w:rPr>
+      </w:pPr>
+      <w:r>
+        <w:rPr>
+          <w:rtl w:val="0"/>
+        </w:rPr>
+        <w:t xml:space="preserve">How are trade decisions approved?</w:t>
       </w:r>
     </w:p>
     <w:p>
@@ -332,10 +792,17 @@
           <w:ilvl w:val="1"/>
           <w:numId w:val="3"/>
         </w:numPr>
-        <w:spacing w:after="0"/>
-      </w:pPr>
-      <w:r>
-        <w:t>If the majority of the group votes yes</w:t>
+        <w:spacing w:after="0" w:afterAutospacing="0"/>
+        <w:ind w:left="1440" w:hanging="360"/>
+        <w:rPr>
+          <w:u w:val="none"/>
+        </w:rPr>
+      </w:pPr>
+      <w:r>
+        <w:rPr>
+          <w:rtl w:val="0"/>
+        </w:rPr>
+        <w:t xml:space="preserve">If the majority of the group votes yes</w:t>
       </w:r>
     </w:p>
     <w:p>
@@ -344,18 +811,17 @@
           <w:ilvl w:val="0"/>
           <w:numId w:val="3"/>
         </w:numPr>
-        <w:spacing w:after="0"/>
-      </w:pPr>
-      <w:r>
-        <w:t xml:space="preserve">Rules for </w:t>
-      </w:r>
-      <w:proofErr w:type="gramStart"/>
-      <w:r>
-        <w:t>emergency</w:t>
-      </w:r>
-      <w:proofErr w:type="gramEnd"/>
-      <w:r>
-        <w:t xml:space="preserve"> or time-sensitive trades:</w:t>
+        <w:spacing w:after="0" w:afterAutospacing="0"/>
+        <w:ind w:left="720" w:hanging="360"/>
+        <w:rPr>
+          <w:u w:val="none"/>
+        </w:rPr>
+      </w:pPr>
+      <w:r>
+        <w:rPr>
+          <w:rtl w:val="0"/>
+        </w:rPr>
+        <w:t xml:space="preserve">Rules for emergency or time-sensitive trades:</w:t>
       </w:r>
     </w:p>
     <w:p>
@@ -364,31 +830,992 @@
           <w:ilvl w:val="1"/>
           <w:numId w:val="3"/>
         </w:numPr>
-        <w:spacing w:after="0"/>
-      </w:pPr>
-      <w:r>
-        <w:t>A position breaches risk limits, or new information clearly changes the original investment thesis</w:t>
+        <w:spacing w:after="0" w:afterAutospacing="0"/>
+        <w:ind w:left="1440" w:hanging="360"/>
+        <w:rPr>
+          <w:u w:val="none"/>
+        </w:rPr>
+      </w:pPr>
+      <w:r>
+        <w:rPr>
+          <w:rtl w:val="0"/>
+        </w:rPr>
+        <w:t xml:space="preserve">A position breaches risk limits, or new information clearly changes the original investment thesis</w:t>
+      </w:r>
+    </w:p>
+    <w:p>
+      <w:pPr>
+        <w:numPr>
+          <w:ilvl w:val="1"/>
+          <w:numId w:val="3"/>
+        </w:numPr>
+        <w:ind w:left="1440" w:hanging="360"/>
+        <w:rPr>
+          <w:u w:val="none"/>
+        </w:rPr>
+      </w:pPr>
+      <w:r>
+        <w:rPr>
+          <w:rFonts w:ascii="Roboto" w:cs="Roboto" w:eastAsia="Roboto" w:hAnsi="Roboto"/>
+          <w:sz w:val="24"/>
+          <w:szCs w:val="24"/>
+          <w:rtl w:val="0"/>
+        </w:rPr>
+        <w:t xml:space="preserve">In emergencies, Azriel can close or reduce positions without waiting for a full vote but must explain the action in the next meeting and in the trading log</w:t>
+      </w:r>
+      <w:r>
+        <w:rPr>
+          <w:rtl w:val="0"/>
+        </w:rPr>
       </w:r>
     </w:p>
     <w:p>
       <w:pPr>
         <w:pStyle w:val="Heading2"/>
-      </w:pPr>
-      <w:r>
-        <w:t>Buy &amp; Sell Decision Framework</w:t>
-      </w:r>
-    </w:p>
-    <w:p>
-      <w:r>
-        <w:t>Parameters we will use to decide when to buy, hold, or sell investments.</w:t>
+        <w:rPr>
+          <w:rFonts w:ascii="Bai Jamjuree Medium" w:cs="Bai Jamjuree Medium" w:eastAsia="Bai Jamjuree Medium" w:hAnsi="Bai Jamjuree Medium"/>
+          <w:b w:val="0"/>
+          <w:bCs w:val="0"/>
+          <w:color w:val="683908"/>
+          <w:sz w:val="32"/>
+          <w:szCs w:val="32"/>
+        </w:rPr>
+      </w:pPr>
+      <w:r>
+        <w:rPr>
+          <w:rtl w:val="0"/>
+        </w:rPr>
+        <w:t xml:space="preserve">6. Buy &amp; Sell Decision Framework</w:t>
+      </w:r>
+      <w:r>
+        <w:rPr>
+          <w:rtl w:val="0"/>
+        </w:rPr>
+      </w:r>
+    </w:p>
+    <w:p>
+      <w:pPr>
+        <w:rPr/>
+      </w:pPr>
+      <w:r>
+        <w:rPr>
+          <w:rtl w:val="0"/>
+        </w:rPr>
+        <w:t xml:space="preserve">P</w:t>
+      </w:r>
+      <w:r>
+        <w:rPr>
+          <w:rtl w:val="0"/>
+        </w:rPr>
+        <w:t xml:space="preserve">arameters we will use to decide when to buy, hold, or sell investments.</w:t>
+      </w:r>
+    </w:p>
+    <w:p>
+      <w:pPr>
+        <w:numPr>
+          <w:ilvl w:val="0"/>
+          <w:numId w:val="4"/>
+        </w:numPr>
+        <w:spacing w:after="0" w:afterAutospacing="0"/>
+        <w:ind w:left="720" w:hanging="360"/>
+        <w:rPr>
+          <w:u w:val="none"/>
+        </w:rPr>
+      </w:pPr>
+      <w:r>
+        <w:rPr>
+          <w:rtl w:val="0"/>
+        </w:rPr>
+        <w:t xml:space="preserve">Buy criteria (valuation, signals, catalysts, etc.):</w:t>
+      </w:r>
+    </w:p>
+    <w:p>
+      <w:pPr>
+        <w:numPr>
+          <w:ilvl w:val="1"/>
+          <w:numId w:val="4"/>
+        </w:numPr>
+        <w:spacing w:after="0" w:afterAutospacing="0"/>
+        <w:ind w:left="1440" w:hanging="360"/>
+        <w:rPr>
+          <w:u w:val="none"/>
+        </w:rPr>
+      </w:pPr>
+      <w:r>
+        <w:rPr>
+          <w:rtl w:val="0"/>
+        </w:rPr>
+        <w:t xml:space="preserve">Valuation is reasonable when compared to the market</w:t>
+      </w:r>
+    </w:p>
+    <w:p>
+      <w:pPr>
+        <w:numPr>
+          <w:ilvl w:val="1"/>
+          <w:numId w:val="4"/>
+        </w:numPr>
+        <w:spacing w:after="0" w:afterAutospacing="0"/>
+        <w:ind w:left="1440" w:hanging="360"/>
+        <w:rPr>
+          <w:u w:val="none"/>
+        </w:rPr>
+      </w:pPr>
+      <w:r>
+        <w:rPr>
+          <w:rtl w:val="0"/>
+        </w:rPr>
+        <w:t xml:space="preserve">Stable fundamentals and liquid</w:t>
+      </w:r>
+    </w:p>
+    <w:p>
+      <w:pPr>
+        <w:numPr>
+          <w:ilvl w:val="1"/>
+          <w:numId w:val="4"/>
+        </w:numPr>
+        <w:spacing w:after="0" w:afterAutospacing="0"/>
+        <w:ind w:left="1440" w:hanging="360"/>
+        <w:rPr>
+          <w:u w:val="none"/>
+        </w:rPr>
+      </w:pPr>
+      <w:r>
+        <w:rPr>
+          <w:rtl w:val="0"/>
+        </w:rPr>
+        <w:t xml:space="preserve">Signals from verified news sources, such as an increase in investment, etc</w:t>
+      </w:r>
+    </w:p>
+    <w:p>
+      <w:pPr>
+        <w:numPr>
+          <w:ilvl w:val="0"/>
+          <w:numId w:val="4"/>
+        </w:numPr>
+        <w:spacing w:after="0" w:afterAutospacing="0"/>
+        <w:ind w:left="720" w:hanging="360"/>
+        <w:rPr>
+          <w:u w:val="none"/>
+        </w:rPr>
+      </w:pPr>
+      <w:r>
+        <w:rPr>
+          <w:rtl w:val="0"/>
+        </w:rPr>
+        <w:t xml:space="preserve">Sell criteria (stop-loss, take-profit, thesis break):</w:t>
+      </w:r>
+    </w:p>
+    <w:p>
+      <w:pPr>
+        <w:numPr>
+          <w:ilvl w:val="1"/>
+          <w:numId w:val="4"/>
+        </w:numPr>
+        <w:spacing w:after="0" w:afterAutospacing="0"/>
+        <w:ind w:left="1440" w:hanging="360"/>
+        <w:rPr>
+          <w:u w:val="none"/>
+        </w:rPr>
+      </w:pPr>
+      <w:r>
+        <w:rPr>
+          <w:rtl w:val="0"/>
+        </w:rPr>
+        <w:t xml:space="preserve">Better opportunity is identified</w:t>
+      </w:r>
+    </w:p>
+    <w:p>
+      <w:pPr>
+        <w:numPr>
+          <w:ilvl w:val="1"/>
+          <w:numId w:val="4"/>
+        </w:numPr>
+        <w:spacing w:after="0" w:afterAutospacing="0"/>
+        <w:ind w:left="1440" w:hanging="360"/>
+        <w:rPr>
+          <w:u w:val="none"/>
+        </w:rPr>
+      </w:pPr>
+      <w:r>
+        <w:rPr>
+          <w:rtl w:val="0"/>
+        </w:rPr>
+        <w:t xml:space="preserve">Fundamentals have changed</w:t>
+      </w:r>
+    </w:p>
+    <w:p>
+      <w:pPr>
+        <w:numPr>
+          <w:ilvl w:val="1"/>
+          <w:numId w:val="4"/>
+        </w:numPr>
+        <w:spacing w:after="0" w:afterAutospacing="0"/>
+        <w:ind w:left="1440" w:hanging="360"/>
+        <w:rPr>
+          <w:u w:val="none"/>
+        </w:rPr>
+      </w:pPr>
+      <w:r>
+        <w:rPr>
+          <w:rtl w:val="0"/>
+        </w:rPr>
+        <w:t xml:space="preserve">Signals from verified sources indicate a negative outcome</w:t>
+      </w:r>
+    </w:p>
+    <w:p>
+      <w:pPr>
+        <w:numPr>
+          <w:ilvl w:val="0"/>
+          <w:numId w:val="4"/>
+        </w:numPr>
+        <w:spacing w:after="0" w:afterAutospacing="0"/>
+        <w:ind w:left="720" w:hanging="360"/>
+        <w:rPr>
+          <w:u w:val="none"/>
+        </w:rPr>
+      </w:pPr>
+      <w:r>
+        <w:rPr>
+          <w:rtl w:val="0"/>
+        </w:rPr>
+        <w:t xml:space="preserve">Use of stop-losses or trailing stops:</w:t>
+      </w:r>
+    </w:p>
+    <w:p>
+      <w:pPr>
+        <w:numPr>
+          <w:ilvl w:val="1"/>
+          <w:numId w:val="4"/>
+        </w:numPr>
+        <w:spacing w:after="0" w:afterAutospacing="0"/>
+        <w:ind w:left="1440" w:hanging="360"/>
+        <w:rPr>
+          <w:u w:val="none"/>
+        </w:rPr>
+      </w:pPr>
+      <w:r>
+        <w:rPr>
+          <w:rtl w:val="0"/>
+        </w:rPr>
+        <w:t xml:space="preserve">Decisions are based on fundamentals and portfolio rules, not short-term price movements</w:t>
+      </w:r>
+    </w:p>
+    <w:p>
+      <w:pPr>
+        <w:numPr>
+          <w:ilvl w:val="0"/>
+          <w:numId w:val="4"/>
+        </w:numPr>
+        <w:spacing w:after="0" w:afterAutospacing="0"/>
+        <w:ind w:left="720" w:hanging="360"/>
+        <w:rPr>
+          <w:u w:val="none"/>
+        </w:rPr>
+      </w:pPr>
+      <w:r>
+        <w:rPr>
+          <w:rtl w:val="0"/>
+        </w:rPr>
+        <w:t xml:space="preserve">Rebalancing rules:</w:t>
+      </w:r>
+    </w:p>
+    <w:p>
+      <w:pPr>
+        <w:numPr>
+          <w:ilvl w:val="1"/>
+          <w:numId w:val="4"/>
+        </w:numPr>
+        <w:spacing w:after="0" w:afterAutospacing="0"/>
+        <w:ind w:left="1440" w:hanging="360"/>
+        <w:rPr>
+          <w:u w:val="none"/>
+        </w:rPr>
+      </w:pPr>
+      <w:r>
+        <w:rPr>
+          <w:rtl w:val="0"/>
+        </w:rPr>
+        <w:t xml:space="preserve">Portfolio is reviewed every 2 weeks</w:t>
+      </w:r>
+    </w:p>
+    <w:p>
+      <w:pPr>
+        <w:numPr>
+          <w:ilvl w:val="1"/>
+          <w:numId w:val="4"/>
+        </w:numPr>
+        <w:ind w:left="1440" w:hanging="360"/>
+        <w:rPr>
+          <w:u w:val="none"/>
+        </w:rPr>
+      </w:pPr>
+      <w:r>
+        <w:rPr>
+          <w:rtl w:val="0"/>
+        </w:rPr>
+        <w:t xml:space="preserve">Trades are made in the schedule unless risk limits are reached</w:t>
       </w:r>
     </w:p>
     <w:p>
       <w:pPr>
         <w:pStyle w:val="Heading2"/>
-      </w:pPr>
-      <w:r>
-        <w:t>Trading Log &amp; Reporting Responsibilities</w:t>
+        <w:spacing w:after="200" w:lineRule="auto"/>
+        <w:rPr/>
+      </w:pPr>
+      <w:r>
+        <w:br w:type="page"/>
+      </w:r>
+      <w:r>
+        <w:rPr>
+          <w:rtl w:val="0"/>
+        </w:rPr>
+      </w:r>
+    </w:p>
+    <w:p>
+      <w:pPr>
+        <w:pStyle w:val="Heading2"/>
+        <w:spacing w:after="200" w:lineRule="auto"/>
+        <w:rPr/>
+      </w:pPr>
+      <w:r>
+        <w:rPr>
+          <w:rtl w:val="0"/>
+        </w:rPr>
+        <w:t xml:space="preserve">7. Team Roles &amp; Responsibilities</w:t>
+      </w:r>
+    </w:p>
+    <w:tbl>
+      <w:tblPr>
+        <w:tblStyle w:val="Table1"/>
+        <w:tblW w:w="6855.0" w:type="dxa"/>
+        <w:jc w:val="left"/>
+        <w:tblInd w:w="1290.0" w:type="dxa"/>
+        <w:tblBorders>
+          <w:top w:color="000000" w:space="0" w:sz="8" w:val="single"/>
+          <w:left w:color="000000" w:space="0" w:sz="8" w:val="single"/>
+          <w:bottom w:color="000000" w:space="0" w:sz="8" w:val="single"/>
+          <w:right w:color="000000" w:space="0" w:sz="8" w:val="single"/>
+          <w:insideH w:color="000000" w:space="0" w:sz="8" w:val="single"/>
+          <w:insideV w:color="000000" w:space="0" w:sz="8" w:val="single"/>
+        </w:tblBorders>
+        <w:tblLayout w:type="fixed"/>
+        <w:tblLook w:val="0600"/>
+      </w:tblPr>
+      <w:tblGrid>
+        <w:gridCol w:w="3300"/>
+        <w:gridCol w:w="3555"/>
+        <w:tblGridChange w:id="0">
+          <w:tblGrid>
+            <w:gridCol w:w="3300"/>
+            <w:gridCol w:w="3555"/>
+          </w:tblGrid>
+        </w:tblGridChange>
+      </w:tblGrid>
+      <w:tr>
+        <w:trPr>
+          <w:cantSplit w:val="0"/>
+          <w:tblHeader w:val="0"/>
+        </w:trPr>
+        <w:tc>
+          <w:tcPr>
+            <w:shd w:fill="auto" w:val="clear"/>
+            <w:tcMar>
+              <w:top w:w="100.0" w:type="dxa"/>
+              <w:left w:w="100.0" w:type="dxa"/>
+              <w:bottom w:w="100.0" w:type="dxa"/>
+              <w:right w:w="100.0" w:type="dxa"/>
+            </w:tcMar>
+            <w:vAlign w:val="top"/>
+          </w:tcPr>
+          <w:p>
+            <w:pPr>
+              <w:widowControl w:val="0"/>
+              <w:spacing w:after="0" w:line="240" w:lineRule="auto"/>
+              <w:jc w:val="center"/>
+              <w:rPr>
+                <w:b w:val="1"/>
+                <w:bCs w:val="1"/>
+              </w:rPr>
+            </w:pPr>
+            <w:r>
+              <w:rPr>
+                <w:b w:val="1"/>
+                <w:bCs w:val="1"/>
+                <w:rtl w:val="0"/>
+              </w:rPr>
+              <w:t xml:space="preserve">Name</w:t>
+            </w:r>
+          </w:p>
+        </w:tc>
+        <w:tc>
+          <w:tcPr>
+            <w:shd w:fill="auto" w:val="clear"/>
+            <w:tcMar>
+              <w:top w:w="100.0" w:type="dxa"/>
+              <w:left w:w="100.0" w:type="dxa"/>
+              <w:bottom w:w="100.0" w:type="dxa"/>
+              <w:right w:w="100.0" w:type="dxa"/>
+            </w:tcMar>
+            <w:vAlign w:val="top"/>
+          </w:tcPr>
+          <w:p>
+            <w:pPr>
+              <w:widowControl w:val="0"/>
+              <w:spacing w:after="0" w:line="240" w:lineRule="auto"/>
+              <w:jc w:val="center"/>
+              <w:rPr>
+                <w:b w:val="1"/>
+                <w:bCs w:val="1"/>
+              </w:rPr>
+            </w:pPr>
+            <w:r>
+              <w:rPr>
+                <w:b w:val="1"/>
+                <w:bCs w:val="1"/>
+                <w:rtl w:val="0"/>
+              </w:rPr>
+              <w:t xml:space="preserve">Role</w:t>
+            </w:r>
+          </w:p>
+        </w:tc>
+      </w:tr>
+      <w:tr>
+        <w:trPr>
+          <w:cantSplit w:val="0"/>
+          <w:trHeight w:val="615" w:hRule="atLeast"/>
+          <w:tblHeader w:val="0"/>
+        </w:trPr>
+        <w:tc>
+          <w:tcPr>
+            <w:shd w:fill="auto" w:val="clear"/>
+            <w:tcMar>
+              <w:top w:w="100.0" w:type="dxa"/>
+              <w:left w:w="100.0" w:type="dxa"/>
+              <w:bottom w:w="100.0" w:type="dxa"/>
+              <w:right w:w="100.0" w:type="dxa"/>
+            </w:tcMar>
+            <w:vAlign w:val="top"/>
+          </w:tcPr>
+          <w:p>
+            <w:pPr>
+              <w:widowControl w:val="0"/>
+              <w:spacing w:after="0" w:line="240" w:lineRule="auto"/>
+              <w:rPr/>
+            </w:pPr>
+            <w:r>
+              <w:rPr>
+                <w:rtl w:val="0"/>
+              </w:rPr>
+              <w:t xml:space="preserve">Abdul Rafay Malik</w:t>
+            </w:r>
+          </w:p>
+        </w:tc>
+        <w:tc>
+          <w:tcPr>
+            <w:shd w:fill="auto" w:val="clear"/>
+            <w:tcMar>
+              <w:top w:w="100.0" w:type="dxa"/>
+              <w:left w:w="100.0" w:type="dxa"/>
+              <w:bottom w:w="100.0" w:type="dxa"/>
+              <w:right w:w="100.0" w:type="dxa"/>
+            </w:tcMar>
+            <w:vAlign w:val="top"/>
+          </w:tcPr>
+          <w:p>
+            <w:pPr>
+              <w:widowControl w:val="0"/>
+              <w:spacing w:after="0" w:line="240" w:lineRule="auto"/>
+              <w:rPr/>
+            </w:pPr>
+            <w:r>
+              <w:rPr>
+                <w:rtl w:val="0"/>
+              </w:rPr>
+              <w:t xml:space="preserve">Presentations</w:t>
+            </w:r>
+          </w:p>
+        </w:tc>
+      </w:tr>
+      <w:tr>
+        <w:trPr>
+          <w:cantSplit w:val="0"/>
+          <w:tblHeader w:val="0"/>
+        </w:trPr>
+        <w:tc>
+          <w:tcPr>
+            <w:shd w:fill="auto" w:val="clear"/>
+            <w:tcMar>
+              <w:top w:w="100.0" w:type="dxa"/>
+              <w:left w:w="100.0" w:type="dxa"/>
+              <w:bottom w:w="100.0" w:type="dxa"/>
+              <w:right w:w="100.0" w:type="dxa"/>
+            </w:tcMar>
+            <w:vAlign w:val="top"/>
+          </w:tcPr>
+          <w:p>
+            <w:pPr>
+              <w:widowControl w:val="0"/>
+              <w:spacing w:after="0" w:line="240" w:lineRule="auto"/>
+              <w:rPr/>
+            </w:pPr>
+            <w:r>
+              <w:rPr>
+                <w:rtl w:val="0"/>
+              </w:rPr>
+              <w:t xml:space="preserve">Aliah Muhammad Asharaf</w:t>
+            </w:r>
+          </w:p>
+        </w:tc>
+        <w:tc>
+          <w:tcPr>
+            <w:shd w:fill="auto" w:val="clear"/>
+            <w:tcMar>
+              <w:top w:w="100.0" w:type="dxa"/>
+              <w:left w:w="100.0" w:type="dxa"/>
+              <w:bottom w:w="100.0" w:type="dxa"/>
+              <w:right w:w="100.0" w:type="dxa"/>
+            </w:tcMar>
+            <w:vAlign w:val="top"/>
+          </w:tcPr>
+          <w:p>
+            <w:pPr>
+              <w:widowControl w:val="0"/>
+              <w:spacing w:after="0" w:line="240" w:lineRule="auto"/>
+              <w:rPr/>
+            </w:pPr>
+            <w:r>
+              <w:rPr>
+                <w:rtl w:val="0"/>
+              </w:rPr>
+              <w:t xml:space="preserve">Maintaining the Log Journal</w:t>
+            </w:r>
+          </w:p>
+        </w:tc>
+      </w:tr>
+      <w:tr>
+        <w:trPr>
+          <w:cantSplit w:val="0"/>
+          <w:tblHeader w:val="0"/>
+        </w:trPr>
+        <w:tc>
+          <w:tcPr>
+            <w:shd w:fill="auto" w:val="clear"/>
+            <w:tcMar>
+              <w:top w:w="100.0" w:type="dxa"/>
+              <w:left w:w="100.0" w:type="dxa"/>
+              <w:bottom w:w="100.0" w:type="dxa"/>
+              <w:right w:w="100.0" w:type="dxa"/>
+            </w:tcMar>
+            <w:vAlign w:val="top"/>
+          </w:tcPr>
+          <w:p>
+            <w:pPr>
+              <w:widowControl w:val="0"/>
+              <w:spacing w:after="0" w:line="240" w:lineRule="auto"/>
+              <w:rPr/>
+            </w:pPr>
+            <w:r>
+              <w:rPr>
+                <w:rtl w:val="0"/>
+              </w:rPr>
+              <w:t xml:space="preserve">Azriel Fernandes</w:t>
+            </w:r>
+          </w:p>
+        </w:tc>
+        <w:tc>
+          <w:tcPr>
+            <w:shd w:fill="auto" w:val="clear"/>
+            <w:tcMar>
+              <w:top w:w="100.0" w:type="dxa"/>
+              <w:left w:w="100.0" w:type="dxa"/>
+              <w:bottom w:w="100.0" w:type="dxa"/>
+              <w:right w:w="100.0" w:type="dxa"/>
+            </w:tcMar>
+            <w:vAlign w:val="top"/>
+          </w:tcPr>
+          <w:p>
+            <w:pPr>
+              <w:widowControl w:val="0"/>
+              <w:spacing w:after="0" w:line="240" w:lineRule="auto"/>
+              <w:rPr/>
+            </w:pPr>
+            <w:r>
+              <w:rPr>
+                <w:rtl w:val="0"/>
+              </w:rPr>
+              <w:t xml:space="preserve">Executing the Trades</w:t>
+            </w:r>
+          </w:p>
+        </w:tc>
+      </w:tr>
+      <w:tr>
+        <w:trPr>
+          <w:cantSplit w:val="0"/>
+          <w:tblHeader w:val="0"/>
+        </w:trPr>
+        <w:tc>
+          <w:tcPr>
+            <w:shd w:fill="auto" w:val="clear"/>
+            <w:tcMar>
+              <w:top w:w="100.0" w:type="dxa"/>
+              <w:left w:w="100.0" w:type="dxa"/>
+              <w:bottom w:w="100.0" w:type="dxa"/>
+              <w:right w:w="100.0" w:type="dxa"/>
+            </w:tcMar>
+            <w:vAlign w:val="top"/>
+          </w:tcPr>
+          <w:p>
+            <w:pPr>
+              <w:widowControl w:val="0"/>
+              <w:spacing w:after="0" w:line="240" w:lineRule="auto"/>
+              <w:rPr/>
+            </w:pPr>
+            <w:r>
+              <w:rPr>
+                <w:rtl w:val="0"/>
+              </w:rPr>
+              <w:t xml:space="preserve">Devarya Shah</w:t>
+            </w:r>
+          </w:p>
+        </w:tc>
+        <w:tc>
+          <w:tcPr>
+            <w:shd w:fill="auto" w:val="clear"/>
+            <w:tcMar>
+              <w:top w:w="100.0" w:type="dxa"/>
+              <w:left w:w="100.0" w:type="dxa"/>
+              <w:bottom w:w="100.0" w:type="dxa"/>
+              <w:right w:w="100.0" w:type="dxa"/>
+            </w:tcMar>
+            <w:vAlign w:val="top"/>
+          </w:tcPr>
+          <w:p>
+            <w:pPr>
+              <w:widowControl w:val="0"/>
+              <w:spacing w:after="0" w:line="240" w:lineRule="auto"/>
+              <w:rPr/>
+            </w:pPr>
+            <w:r>
+              <w:rPr>
+                <w:rtl w:val="0"/>
+              </w:rPr>
+              <w:t xml:space="preserve">Communications</w:t>
+            </w:r>
+          </w:p>
+        </w:tc>
+      </w:tr>
+      <w:tr>
+        <w:trPr>
+          <w:cantSplit w:val="0"/>
+          <w:tblHeader w:val="0"/>
+        </w:trPr>
+        <w:tc>
+          <w:tcPr>
+            <w:shd w:fill="auto" w:val="clear"/>
+            <w:tcMar>
+              <w:top w:w="100.0" w:type="dxa"/>
+              <w:left w:w="100.0" w:type="dxa"/>
+              <w:bottom w:w="100.0" w:type="dxa"/>
+              <w:right w:w="100.0" w:type="dxa"/>
+            </w:tcMar>
+            <w:vAlign w:val="top"/>
+          </w:tcPr>
+          <w:p>
+            <w:pPr>
+              <w:widowControl w:val="0"/>
+              <w:spacing w:after="0" w:line="240" w:lineRule="auto"/>
+              <w:rPr/>
+            </w:pPr>
+            <w:r>
+              <w:rPr>
+                <w:rtl w:val="0"/>
+              </w:rPr>
+              <w:t xml:space="preserve">Kartavya Jharwal</w:t>
+            </w:r>
+          </w:p>
+        </w:tc>
+        <w:tc>
+          <w:tcPr>
+            <w:shd w:fill="auto" w:val="clear"/>
+            <w:tcMar>
+              <w:top w:w="100.0" w:type="dxa"/>
+              <w:left w:w="100.0" w:type="dxa"/>
+              <w:bottom w:w="100.0" w:type="dxa"/>
+              <w:right w:w="100.0" w:type="dxa"/>
+            </w:tcMar>
+            <w:vAlign w:val="top"/>
+          </w:tcPr>
+          <w:p>
+            <w:pPr>
+              <w:widowControl w:val="0"/>
+              <w:spacing w:after="0" w:line="240" w:lineRule="auto"/>
+              <w:rPr/>
+            </w:pPr>
+            <w:r>
+              <w:rPr>
+                <w:rtl w:val="0"/>
+              </w:rPr>
+              <w:t xml:space="preserve">Team Lead</w:t>
+            </w:r>
+          </w:p>
+        </w:tc>
+      </w:tr>
+      <w:tr>
+        <w:trPr>
+          <w:cantSplit w:val="0"/>
+          <w:tblHeader w:val="0"/>
+        </w:trPr>
+        <w:tc>
+          <w:tcPr>
+            <w:shd w:fill="auto" w:val="clear"/>
+            <w:tcMar>
+              <w:top w:w="100.0" w:type="dxa"/>
+              <w:left w:w="100.0" w:type="dxa"/>
+              <w:bottom w:w="100.0" w:type="dxa"/>
+              <w:right w:w="100.0" w:type="dxa"/>
+            </w:tcMar>
+            <w:vAlign w:val="top"/>
+          </w:tcPr>
+          <w:p>
+            <w:pPr>
+              <w:widowControl w:val="0"/>
+              <w:spacing w:after="0" w:line="240" w:lineRule="auto"/>
+              <w:rPr/>
+            </w:pPr>
+            <w:r>
+              <w:rPr>
+                <w:rtl w:val="0"/>
+              </w:rPr>
+              <w:t xml:space="preserve">Nandini Prakash Rangani</w:t>
+            </w:r>
+          </w:p>
+        </w:tc>
+        <w:tc>
+          <w:tcPr>
+            <w:shd w:fill="auto" w:val="clear"/>
+            <w:tcMar>
+              <w:top w:w="100.0" w:type="dxa"/>
+              <w:left w:w="100.0" w:type="dxa"/>
+              <w:bottom w:w="100.0" w:type="dxa"/>
+              <w:right w:w="100.0" w:type="dxa"/>
+            </w:tcMar>
+            <w:vAlign w:val="top"/>
+          </w:tcPr>
+          <w:p>
+            <w:pPr>
+              <w:widowControl w:val="0"/>
+              <w:spacing w:after="0" w:line="240" w:lineRule="auto"/>
+              <w:rPr/>
+            </w:pPr>
+            <w:r>
+              <w:rPr>
+                <w:rtl w:val="0"/>
+              </w:rPr>
+              <w:t xml:space="preserve">Research </w:t>
+            </w:r>
+          </w:p>
+        </w:tc>
+      </w:tr>
+    </w:tbl>
+    <w:p>
+      <w:pPr>
+        <w:rPr/>
+      </w:pPr>
+      <w:r>
+        <w:rPr>
+          <w:rtl w:val="0"/>
+        </w:rPr>
+      </w:r>
+    </w:p>
+    <w:p>
+      <w:pPr>
+        <w:pStyle w:val="Heading2"/>
+        <w:rPr/>
+      </w:pPr>
+      <w:r>
+        <w:rPr>
+          <w:rtl w:val="0"/>
+        </w:rPr>
+        <w:t xml:space="preserve">8. Communication Protocol </w:t>
+      </w:r>
+    </w:p>
+    <w:p>
+      <w:pPr>
+        <w:numPr>
+          <w:ilvl w:val="0"/>
+          <w:numId w:val="5"/>
+        </w:numPr>
+        <w:spacing w:after="0" w:afterAutospacing="0"/>
+        <w:ind w:left="720" w:hanging="360"/>
+        <w:rPr>
+          <w:u w:val="none"/>
+        </w:rPr>
+      </w:pPr>
+      <w:r>
+        <w:rPr>
+          <w:rtl w:val="0"/>
+        </w:rPr>
+        <w:t xml:space="preserve">Primary communication platform</w:t>
+      </w:r>
+    </w:p>
+    <w:p>
+      <w:pPr>
+        <w:numPr>
+          <w:ilvl w:val="1"/>
+          <w:numId w:val="5"/>
+        </w:numPr>
+        <w:spacing w:after="0" w:afterAutospacing="0"/>
+        <w:ind w:left="1440" w:hanging="360"/>
+        <w:rPr>
+          <w:u w:val="none"/>
+        </w:rPr>
+      </w:pPr>
+      <w:r>
+        <w:rPr>
+          <w:rtl w:val="0"/>
+        </w:rPr>
+        <w:t xml:space="preserve">Microsoft Teams</w:t>
+        <w:br w:type="textWrapping"/>
+      </w:r>
+      <w:hyperlink r:id="rId7">
+        <w:r>
+          <w:rPr>
+            <w:color w:val="1155cc"/>
+            <w:u w:val="single"/>
+            <w:rtl w:val="0"/>
+          </w:rPr>
+          <w:t xml:space="preserve">General | Team Brownies | Microsoft Teams</w:t>
+        </w:r>
+      </w:hyperlink>
+      <w:r>
+        <w:rPr>
+          <w:rtl w:val="0"/>
+        </w:rPr>
+      </w:r>
+    </w:p>
+    <w:p>
+      <w:pPr>
+        <w:numPr>
+          <w:ilvl w:val="0"/>
+          <w:numId w:val="5"/>
+        </w:numPr>
+        <w:spacing w:after="0" w:afterAutospacing="0"/>
+        <w:ind w:left="720" w:hanging="360"/>
+        <w:rPr>
+          <w:u w:val="none"/>
+        </w:rPr>
+      </w:pPr>
+      <w:r>
+        <w:rPr>
+          <w:rtl w:val="0"/>
+        </w:rPr>
+        <w:t xml:space="preserve">How often will you meet?</w:t>
+      </w:r>
+    </w:p>
+    <w:p>
+      <w:pPr>
+        <w:numPr>
+          <w:ilvl w:val="1"/>
+          <w:numId w:val="5"/>
+        </w:numPr>
+        <w:spacing w:after="0" w:afterAutospacing="0"/>
+        <w:ind w:left="1440" w:hanging="360"/>
+        <w:rPr>
+          <w:u w:val="none"/>
+        </w:rPr>
+      </w:pPr>
+      <w:r>
+        <w:rPr>
+          <w:rtl w:val="0"/>
+        </w:rPr>
+        <w:t xml:space="preserve">Once a week (in person)</w:t>
+      </w:r>
+    </w:p>
+    <w:p>
+      <w:pPr>
+        <w:numPr>
+          <w:ilvl w:val="1"/>
+          <w:numId w:val="5"/>
+        </w:numPr>
+        <w:spacing w:after="0" w:afterAutospacing="0"/>
+        <w:ind w:left="1440" w:hanging="360"/>
+        <w:rPr>
+          <w:u w:val="none"/>
+        </w:rPr>
+      </w:pPr>
+      <w:r>
+        <w:rPr>
+          <w:rtl w:val="0"/>
+        </w:rPr>
+        <w:t xml:space="preserve">Online- if more hours are needed </w:t>
+      </w:r>
+    </w:p>
+    <w:p>
+      <w:pPr>
+        <w:numPr>
+          <w:ilvl w:val="0"/>
+          <w:numId w:val="5"/>
+        </w:numPr>
+        <w:spacing w:after="0" w:afterAutospacing="0"/>
+        <w:ind w:left="720" w:hanging="360"/>
+        <w:rPr>
+          <w:u w:val="none"/>
+        </w:rPr>
+      </w:pPr>
+      <w:r>
+        <w:rPr>
+          <w:rtl w:val="0"/>
+        </w:rPr>
+        <w:t xml:space="preserve">How will decisions and approvals be documented?</w:t>
+      </w:r>
+    </w:p>
+    <w:p>
+      <w:pPr>
+        <w:numPr>
+          <w:ilvl w:val="1"/>
+          <w:numId w:val="5"/>
+        </w:numPr>
+        <w:spacing w:after="0" w:afterAutospacing="0"/>
+        <w:ind w:left="1440" w:hanging="360"/>
+        <w:rPr>
+          <w:u w:val="none"/>
+        </w:rPr>
+      </w:pPr>
+      <w:r>
+        <w:rPr>
+          <w:rtl w:val="0"/>
+        </w:rPr>
+        <w:t xml:space="preserve">Decisions will be documented in a shared Google Document and will be uploaded onto Teams later </w:t>
+      </w:r>
+    </w:p>
+    <w:p>
+      <w:pPr>
+        <w:numPr>
+          <w:ilvl w:val="1"/>
+          <w:numId w:val="5"/>
+        </w:numPr>
+        <w:ind w:left="1440" w:hanging="360"/>
+        <w:rPr>
+          <w:u w:val="none"/>
+        </w:rPr>
+      </w:pPr>
+      <w:r>
+        <w:rPr>
+          <w:rtl w:val="0"/>
+        </w:rPr>
+        <w:t xml:space="preserve">Approvals would be obtained through communication in the meeting </w:t>
+      </w:r>
+    </w:p>
+    <w:p>
+      <w:pPr>
+        <w:pStyle w:val="Heading2"/>
+        <w:rPr/>
+      </w:pPr>
+      <w:r>
+        <w:rPr>
+          <w:rtl w:val="0"/>
+        </w:rPr>
+        <w:t xml:space="preserve">9. Trading Log &amp; Reporting Responsibilities</w:t>
       </w:r>
     </w:p>
     <w:p>
@@ -398,12 +1825,19 @@
           <w:ilvl w:val="0"/>
           <w:numId w:val="1"/>
         </w:numPr>
-        <w:spacing w:before="200"/>
-      </w:pPr>
-      <w:bookmarkStart w:id="3" w:name="_gg3j68treapq" w:colFirst="0" w:colLast="0"/>
-      <w:bookmarkEnd w:id="3"/>
-      <w:r>
-        <w:t>Who is responsible for maintaining and submitting the trading log?</w:t>
+        <w:spacing w:before="200" w:lineRule="auto"/>
+        <w:ind w:left="720" w:hanging="360"/>
+        <w:rPr>
+          <w:u w:val="none"/>
+        </w:rPr>
+      </w:pPr>
+      <w:bookmarkStart w:colFirst="0" w:colLast="0" w:name="_gg3j68treapq" w:id="5"/>
+      <w:bookmarkEnd w:id="5"/>
+      <w:r>
+        <w:rPr>
+          <w:rtl w:val="0"/>
+        </w:rPr>
+        <w:t xml:space="preserve">Who is responsible for maintaining and submitting the trading log?</w:t>
       </w:r>
     </w:p>
     <w:p>
@@ -412,9 +1846,16 @@
           <w:ilvl w:val="1"/>
           <w:numId w:val="1"/>
         </w:numPr>
-        <w:spacing w:after="0"/>
-      </w:pPr>
-      <w:r>
+        <w:spacing w:after="0" w:afterAutospacing="0"/>
+        <w:ind w:left="1440" w:hanging="360"/>
+        <w:rPr>
+          <w:u w:val="none"/>
+        </w:rPr>
+      </w:pPr>
+      <w:r>
+        <w:rPr>
+          <w:rtl w:val="0"/>
+        </w:rPr>
         <w:t xml:space="preserve"> Aliah, with additional support, as a team effort is required</w:t>
       </w:r>
     </w:p>
@@ -425,12 +1866,19 @@
           <w:ilvl w:val="0"/>
           <w:numId w:val="1"/>
         </w:numPr>
-        <w:spacing w:after="0"/>
-      </w:pPr>
-      <w:bookmarkStart w:id="4" w:name="_l4uw2ukrimwd" w:colFirst="0" w:colLast="0"/>
-      <w:bookmarkEnd w:id="4"/>
-      <w:r>
-        <w:t>How often is the trading log updated and submitted?</w:t>
+        <w:spacing w:after="0" w:afterAutospacing="0"/>
+        <w:ind w:left="720" w:hanging="360"/>
+        <w:rPr>
+          <w:u w:val="none"/>
+        </w:rPr>
+      </w:pPr>
+      <w:bookmarkStart w:colFirst="0" w:colLast="0" w:name="_l4uw2ukrimwd" w:id="6"/>
+      <w:bookmarkEnd w:id="6"/>
+      <w:r>
+        <w:rPr>
+          <w:rtl w:val="0"/>
+        </w:rPr>
+        <w:t xml:space="preserve">How often is the trading log updated and submitted?</w:t>
       </w:r>
     </w:p>
     <w:p>
@@ -439,16 +1887,17 @@
           <w:ilvl w:val="1"/>
           <w:numId w:val="1"/>
         </w:numPr>
-        <w:spacing w:after="0"/>
-      </w:pPr>
-      <w:r>
-        <w:t>The trading log will be updated within 2-</w:t>
-      </w:r>
-      <w:r>
-        <w:t>3</w:t>
-      </w:r>
-      <w:r>
-        <w:t xml:space="preserve"> hours of the trade being made in order to remember the justification for each trade. </w:t>
+        <w:spacing w:after="0" w:afterAutospacing="0"/>
+        <w:ind w:left="1440" w:hanging="360"/>
+        <w:rPr>
+          <w:u w:val="none"/>
+        </w:rPr>
+      </w:pPr>
+      <w:r>
+        <w:rPr>
+          <w:rtl w:val="0"/>
+        </w:rPr>
+        <w:t xml:space="preserve">The trading log will be updated within 24-36 hours of the trade being made in order to remember the justification for each trade. </w:t>
       </w:r>
     </w:p>
     <w:p>
@@ -458,12 +1907,19 @@
           <w:ilvl w:val="0"/>
           <w:numId w:val="1"/>
         </w:numPr>
-        <w:spacing w:after="0"/>
-      </w:pPr>
-      <w:bookmarkStart w:id="5" w:name="_b3sgss7atdfo" w:colFirst="0" w:colLast="0"/>
-      <w:bookmarkEnd w:id="5"/>
-      <w:r>
-        <w:t>What information must be included for each trade?</w:t>
+        <w:spacing w:after="0" w:afterAutospacing="0"/>
+        <w:ind w:left="720" w:hanging="360"/>
+        <w:rPr>
+          <w:u w:val="none"/>
+        </w:rPr>
+      </w:pPr>
+      <w:bookmarkStart w:colFirst="0" w:colLast="0" w:name="_b3sgss7atdfo" w:id="7"/>
+      <w:bookmarkEnd w:id="7"/>
+      <w:r>
+        <w:rPr>
+          <w:rtl w:val="0"/>
+        </w:rPr>
+        <w:t xml:space="preserve">What information must be included for each trade?</w:t>
       </w:r>
     </w:p>
     <w:p>
@@ -472,10 +1928,17 @@
           <w:ilvl w:val="1"/>
           <w:numId w:val="1"/>
         </w:numPr>
-        <w:spacing w:after="0"/>
-      </w:pPr>
-      <w:r>
-        <w:t>What are we investing in</w:t>
+        <w:spacing w:after="0" w:afterAutospacing="0"/>
+        <w:ind w:left="1440" w:hanging="360"/>
+        <w:rPr>
+          <w:u w:val="none"/>
+        </w:rPr>
+      </w:pPr>
+      <w:r>
+        <w:rPr>
+          <w:rtl w:val="0"/>
+        </w:rPr>
+        <w:t xml:space="preserve">What are we investing in</w:t>
       </w:r>
     </w:p>
     <w:p>
@@ -484,10 +1947,17 @@
           <w:ilvl w:val="1"/>
           <w:numId w:val="1"/>
         </w:numPr>
-        <w:spacing w:after="0"/>
-      </w:pPr>
-      <w:r>
-        <w:t>Why are we investing (reasoning)</w:t>
+        <w:spacing w:after="0" w:afterAutospacing="0"/>
+        <w:ind w:left="1440" w:hanging="360"/>
+        <w:rPr>
+          <w:u w:val="none"/>
+        </w:rPr>
+      </w:pPr>
+      <w:r>
+        <w:rPr>
+          <w:rtl w:val="0"/>
+        </w:rPr>
+        <w:t xml:space="preserve">Why are we investing (reasoning)</w:t>
       </w:r>
     </w:p>
     <w:p>
@@ -496,32 +1966,65 @@
           <w:ilvl w:val="1"/>
           <w:numId w:val="1"/>
         </w:numPr>
-      </w:pPr>
-      <w:r>
+        <w:ind w:left="1440" w:hanging="360"/>
+        <w:rPr>
+          <w:u w:val="none"/>
+        </w:rPr>
+      </w:pPr>
+      <w:r>
+        <w:rPr>
+          <w:rtl w:val="0"/>
+        </w:rPr>
         <w:t xml:space="preserve">Any additional data that might back up the investment such as record date, price, and position size as a % of the portfolio, so that performance can be calculated later. </w:t>
       </w:r>
     </w:p>
     <w:p>
       <w:pPr>
         <w:pStyle w:val="Heading2"/>
-      </w:pPr>
-      <w:r>
-        <w:t>Team Norms, Accountability &amp; Conflict Resolution</w:t>
-      </w:r>
-    </w:p>
-    <w:p>
-      <w:r>
-        <w:t>Define expectations for professionalism, participation, and conflict resolution.</w:t>
+        <w:rPr/>
+      </w:pPr>
+      <w:r>
+        <w:rPr>
+          <w:rtl w:val="0"/>
+        </w:rPr>
+        <w:t xml:space="preserve">10. Team Norms, Accountability &amp; Conflict Resolution</w:t>
+      </w:r>
+    </w:p>
+    <w:p>
+      <w:pPr>
+        <w:rPr/>
+      </w:pPr>
+      <w:r>
+        <w:rPr>
+          <w:rtl w:val="0"/>
+        </w:rPr>
+        <w:t xml:space="preserve">Define expectations for professionalism, participation, and conflict resolution.</w:t>
       </w:r>
     </w:p>
     <w:p>
       <w:pPr>
         <w:pStyle w:val="Heading3"/>
-      </w:pPr>
-      <w:bookmarkStart w:id="6" w:name="_447m3o42e47c" w:colFirst="0" w:colLast="0"/>
-      <w:bookmarkEnd w:id="6"/>
-      <w:r>
-        <w:t>Expectations for preparation and participation:</w:t>
+        <w:rPr/>
+      </w:pPr>
+      <w:bookmarkStart w:colFirst="0" w:colLast="0" w:name="_447m3o42e47c" w:id="8"/>
+      <w:bookmarkEnd w:id="8"/>
+      <w:r>
+        <w:rPr>
+          <w:rtl w:val="0"/>
+        </w:rPr>
+        <w:t xml:space="preserve">Expectations for preparation and </w:t>
+      </w:r>
+      <w:r>
+        <w:rPr>
+          <w:rtl w:val="0"/>
+        </w:rPr>
+        <w:t xml:space="preserve">participation</w:t>
+      </w:r>
+      <w:r>
+        <w:rPr>
+          <w:rtl w:val="0"/>
+        </w:rPr>
+        <w:t xml:space="preserve">:</w:t>
       </w:r>
     </w:p>
     <w:p>
@@ -530,10 +2033,17 @@
           <w:ilvl w:val="0"/>
           <w:numId w:val="8"/>
         </w:numPr>
-        <w:spacing w:after="0"/>
-      </w:pPr>
-      <w:r>
-        <w:t>Communicate early with the team if any issues arise (via Teams)</w:t>
+        <w:spacing w:after="0" w:afterAutospacing="0"/>
+        <w:ind w:left="720" w:hanging="360"/>
+        <w:rPr>
+          <w:u w:val="none"/>
+        </w:rPr>
+      </w:pPr>
+      <w:r>
+        <w:rPr>
+          <w:rtl w:val="0"/>
+        </w:rPr>
+        <w:t xml:space="preserve">Communicate early with the team if any issues arise (via Teams)</w:t>
       </w:r>
     </w:p>
     <w:p>
@@ -542,10 +2052,17 @@
           <w:ilvl w:val="0"/>
           <w:numId w:val="8"/>
         </w:numPr>
-        <w:spacing w:after="0"/>
-      </w:pPr>
-      <w:r>
-        <w:t>Actively contribute to the discussions</w:t>
+        <w:spacing w:after="0" w:afterAutospacing="0"/>
+        <w:ind w:left="720" w:hanging="360"/>
+        <w:rPr>
+          <w:u w:val="none"/>
+        </w:rPr>
+      </w:pPr>
+      <w:r>
+        <w:rPr>
+          <w:rtl w:val="0"/>
+        </w:rPr>
+        <w:t xml:space="preserve">Actively contribute to the discussions</w:t>
       </w:r>
     </w:p>
     <w:p>
@@ -554,19 +2071,30 @@
           <w:ilvl w:val="0"/>
           <w:numId w:val="8"/>
         </w:numPr>
-      </w:pPr>
-      <w:r>
-        <w:t>Complete the task assigned on time</w:t>
+        <w:ind w:left="720" w:hanging="360"/>
+        <w:rPr>
+          <w:u w:val="none"/>
+        </w:rPr>
+      </w:pPr>
+      <w:r>
+        <w:rPr>
+          <w:rtl w:val="0"/>
+        </w:rPr>
+        <w:t xml:space="preserve">Complete the task assigned on time</w:t>
       </w:r>
     </w:p>
     <w:p>
       <w:pPr>
         <w:pStyle w:val="Heading3"/>
-      </w:pPr>
-      <w:bookmarkStart w:id="7" w:name="_5san9j4rh2m9" w:colFirst="0" w:colLast="0"/>
-      <w:bookmarkEnd w:id="7"/>
-      <w:r>
-        <w:t>How will missed deadlines or non-performance be handled?</w:t>
+        <w:rPr/>
+      </w:pPr>
+      <w:bookmarkStart w:colFirst="0" w:colLast="0" w:name="_5san9j4rh2m9" w:id="9"/>
+      <w:bookmarkEnd w:id="9"/>
+      <w:r>
+        <w:rPr>
+          <w:rtl w:val="0"/>
+        </w:rPr>
+        <w:t xml:space="preserve">How will missed deadlines or non-performance be handled?</w:t>
       </w:r>
     </w:p>
     <w:p>
@@ -575,10 +2103,17 @@
           <w:ilvl w:val="0"/>
           <w:numId w:val="9"/>
         </w:numPr>
-        <w:spacing w:after="0"/>
-      </w:pPr>
-      <w:r>
-        <w:t>First miss: Team Lead checks in privately (life happens or soft extension)</w:t>
+        <w:spacing w:after="0" w:afterAutospacing="0"/>
+        <w:ind w:left="720" w:hanging="360"/>
+        <w:rPr>
+          <w:u w:val="none"/>
+        </w:rPr>
+      </w:pPr>
+      <w:r>
+        <w:rPr>
+          <w:rtl w:val="0"/>
+        </w:rPr>
+        <w:t xml:space="preserve">First miss: Team Lead checks in privately (life happens or soft extension)</w:t>
       </w:r>
     </w:p>
     <w:p>
@@ -587,10 +2122,17 @@
           <w:ilvl w:val="0"/>
           <w:numId w:val="9"/>
         </w:numPr>
-        <w:spacing w:after="0"/>
-      </w:pPr>
-      <w:r>
-        <w:t>Second miss: Formal team discussion; workload reallocation if needed</w:t>
+        <w:spacing w:after="0" w:afterAutospacing="0"/>
+        <w:ind w:left="720" w:hanging="360"/>
+        <w:rPr>
+          <w:u w:val="none"/>
+        </w:rPr>
+      </w:pPr>
+      <w:r>
+        <w:rPr>
+          <w:rtl w:val="0"/>
+        </w:rPr>
+        <w:t xml:space="preserve">Second miss: Formal team discussion; workload reallocation if needed</w:t>
       </w:r>
     </w:p>
     <w:p>
@@ -599,19 +2141,31 @@
           <w:ilvl w:val="0"/>
           <w:numId w:val="9"/>
         </w:numPr>
-      </w:pPr>
-      <w:r>
-        <w:t>Persistent non-participation: Escalate further (last resort; prefer internal resolution)</w:t>
+        <w:ind w:left="720" w:hanging="360"/>
+        <w:rPr>
+          <w:u w:val="none"/>
+        </w:rPr>
+      </w:pPr>
+      <w:r>
+        <w:rPr>
+          <w:rtl w:val="0"/>
+        </w:rPr>
+        <w:t xml:space="preserve">Persistent non-participation: Escalate further (last resort; prefer internal resolution)</w:t>
       </w:r>
     </w:p>
     <w:p>
       <w:pPr>
         <w:pStyle w:val="Heading3"/>
-      </w:pPr>
-      <w:bookmarkStart w:id="8" w:name="_8eszl1d9gx1g" w:colFirst="0" w:colLast="0"/>
-      <w:bookmarkEnd w:id="8"/>
-      <w:r>
-        <w:t>Conflict resolution process:</w:t>
+        <w:ind w:left="0" w:firstLine="0"/>
+        <w:rPr/>
+      </w:pPr>
+      <w:bookmarkStart w:colFirst="0" w:colLast="0" w:name="_8eszl1d9gx1g" w:id="10"/>
+      <w:bookmarkEnd w:id="10"/>
+      <w:r>
+        <w:rPr>
+          <w:rtl w:val="0"/>
+        </w:rPr>
+        <w:t xml:space="preserve">Conflict resolution process:</w:t>
       </w:r>
     </w:p>
     <w:p>
@@ -620,10 +2174,17 @@
           <w:ilvl w:val="0"/>
           <w:numId w:val="2"/>
         </w:numPr>
-        <w:spacing w:after="0"/>
-      </w:pPr>
-      <w:r>
-        <w:t>Direct first: Members in conflict discuss 1-on-1 within 48 hours</w:t>
+        <w:spacing w:after="0" w:afterAutospacing="0"/>
+        <w:ind w:left="720" w:hanging="360"/>
+        <w:rPr>
+          <w:u w:val="none"/>
+        </w:rPr>
+      </w:pPr>
+      <w:r>
+        <w:rPr>
+          <w:rtl w:val="0"/>
+        </w:rPr>
+        <w:t xml:space="preserve">Direct first: Members in conflict discuss 1-on-1 within 48 hours</w:t>
       </w:r>
     </w:p>
     <w:p>
@@ -632,10 +2193,17 @@
           <w:ilvl w:val="0"/>
           <w:numId w:val="2"/>
         </w:numPr>
-        <w:spacing w:after="0"/>
-      </w:pPr>
-      <w:r>
-        <w:t>Mediation: If unresolved, the Team Lead facilitates group discussion</w:t>
+        <w:spacing w:after="0" w:afterAutospacing="0"/>
+        <w:ind w:left="720" w:hanging="360"/>
+        <w:rPr>
+          <w:u w:val="none"/>
+        </w:rPr>
+      </w:pPr>
+      <w:r>
+        <w:rPr>
+          <w:rtl w:val="0"/>
+        </w:rPr>
+        <w:t xml:space="preserve">Mediation: If unresolved, the Team Lead facilitates group discussion</w:t>
       </w:r>
     </w:p>
     <w:p>
@@ -644,272 +2212,1528 @@
           <w:ilvl w:val="0"/>
           <w:numId w:val="2"/>
         </w:numPr>
-      </w:pPr>
-      <w:r>
-        <w:t>Further escalation: Only if conflict threatens team function or violates academic integrity</w:t>
+        <w:ind w:left="720" w:hanging="360"/>
+        <w:rPr>
+          <w:u w:val="none"/>
+        </w:rPr>
+      </w:pPr>
+      <w:r>
+        <w:rPr>
+          <w:rtl w:val="0"/>
+        </w:rPr>
+        <w:t xml:space="preserve">Further escalation: Only if conflict threatens team function or violates academic integrity</w:t>
       </w:r>
     </w:p>
     <w:p>
       <w:pPr>
         <w:pStyle w:val="Heading2"/>
+        <w:rPr/>
       </w:pPr>
       <w:r>
         <w:br w:type="page"/>
       </w:r>
+      <w:r>
+        <w:rPr>
+          <w:rtl w:val="0"/>
+        </w:rPr>
+      </w:r>
+    </w:p>
+    <w:p>
+      <w:pPr>
+        <w:pStyle w:val="Heading2"/>
+        <w:rPr/>
+      </w:pPr>
+      <w:r>
+        <w:rPr>
+          <w:rtl w:val="0"/>
+        </w:rPr>
+        <w:t xml:space="preserve">Signatures</w:t>
+      </w:r>
+    </w:p>
+    <w:p>
+      <w:pPr>
+        <w:rPr/>
+      </w:pPr>
+      <w:r>
+        <w:rPr>
+          <w:rtl w:val="0"/>
+        </w:rPr>
+        <w:t xml:space="preserve">By signing below, we confirm that we agree to follow this team charter.</w:t>
+      </w:r>
+    </w:p>
+    <w:tbl>
+      <w:tblPr>
+        <w:tblStyle w:val="Table2"/>
+        <w:tblW w:w="9255.0" w:type="dxa"/>
+        <w:jc w:val="left"/>
+        <w:tblInd w:w="-615.0" w:type="dxa"/>
+        <w:tblBorders>
+          <w:top w:color="000000" w:space="0" w:sz="8" w:val="single"/>
+          <w:left w:color="000000" w:space="0" w:sz="8" w:val="single"/>
+          <w:bottom w:color="000000" w:space="0" w:sz="8" w:val="single"/>
+          <w:right w:color="000000" w:space="0" w:sz="8" w:val="single"/>
+          <w:insideH w:color="000000" w:space="0" w:sz="8" w:val="single"/>
+          <w:insideV w:color="000000" w:space="0" w:sz="8" w:val="single"/>
+        </w:tblBorders>
+        <w:tblLayout w:type="fixed"/>
+        <w:tblLook w:val="0600"/>
+      </w:tblPr>
+      <w:tblGrid>
+        <w:gridCol w:w="3570"/>
+        <w:gridCol w:w="1365"/>
+        <w:gridCol w:w="2160"/>
+        <w:gridCol w:w="2160"/>
+        <w:tblGridChange w:id="0">
+          <w:tblGrid>
+            <w:gridCol w:w="3570"/>
+            <w:gridCol w:w="1365"/>
+            <w:gridCol w:w="2160"/>
+            <w:gridCol w:w="2160"/>
+          </w:tblGrid>
+        </w:tblGridChange>
+      </w:tblGrid>
+      <w:tr>
+        <w:trPr>
+          <w:cantSplit w:val="0"/>
+          <w:tblHeader w:val="0"/>
+        </w:trPr>
+        <w:tc>
+          <w:tcPr>
+            <w:shd w:fill="auto" w:val="clear"/>
+            <w:tcMar>
+              <w:top w:w="100.0" w:type="dxa"/>
+              <w:left w:w="100.0" w:type="dxa"/>
+              <w:bottom w:w="100.0" w:type="dxa"/>
+              <w:right w:w="100.0" w:type="dxa"/>
+            </w:tcMar>
+            <w:vAlign w:val="top"/>
+          </w:tcPr>
+          <w:p>
+            <w:pPr>
+              <w:keepNext w:val="0"/>
+              <w:keepLines w:val="0"/>
+              <w:pageBreakBefore w:val="0"/>
+              <w:widowControl w:val="0"/>
+              <w:pBdr>
+                <w:top w:space="0" w:sz="0" w:val="nil"/>
+                <w:left w:space="0" w:sz="0" w:val="nil"/>
+                <w:bottom w:space="0" w:sz="0" w:val="nil"/>
+                <w:right w:space="0" w:sz="0" w:val="nil"/>
+                <w:between w:space="0" w:sz="0" w:val="nil"/>
+              </w:pBdr>
+              <w:shd w:fill="auto" w:val="clear"/>
+              <w:spacing w:after="0" w:before="0" w:line="240" w:lineRule="auto"/>
+              <w:ind w:left="0" w:right="0" w:firstLine="0"/>
+              <w:jc w:val="center"/>
+              <w:rPr>
+                <w:b w:val="1"/>
+                <w:bCs w:val="1"/>
+              </w:rPr>
+            </w:pPr>
+            <w:r>
+              <w:rPr>
+                <w:b w:val="1"/>
+                <w:bCs w:val="1"/>
+                <w:rtl w:val="0"/>
+              </w:rPr>
+              <w:t xml:space="preserve">Name</w:t>
+            </w:r>
+          </w:p>
+        </w:tc>
+        <w:tc>
+          <w:tcPr>
+            <w:shd w:fill="auto" w:val="clear"/>
+            <w:tcMar>
+              <w:top w:w="100.0" w:type="dxa"/>
+              <w:left w:w="100.0" w:type="dxa"/>
+              <w:bottom w:w="100.0" w:type="dxa"/>
+              <w:right w:w="100.0" w:type="dxa"/>
+            </w:tcMar>
+            <w:vAlign w:val="top"/>
+          </w:tcPr>
+          <w:p>
+            <w:pPr>
+              <w:keepNext w:val="0"/>
+              <w:keepLines w:val="0"/>
+              <w:pageBreakBefore w:val="0"/>
+              <w:widowControl w:val="0"/>
+              <w:pBdr>
+                <w:top w:space="0" w:sz="0" w:val="nil"/>
+                <w:left w:space="0" w:sz="0" w:val="nil"/>
+                <w:bottom w:space="0" w:sz="0" w:val="nil"/>
+                <w:right w:space="0" w:sz="0" w:val="nil"/>
+                <w:between w:space="0" w:sz="0" w:val="nil"/>
+              </w:pBdr>
+              <w:shd w:fill="auto" w:val="clear"/>
+              <w:spacing w:after="0" w:before="0" w:line="240" w:lineRule="auto"/>
+              <w:ind w:left="0" w:right="0" w:firstLine="0"/>
+              <w:jc w:val="center"/>
+              <w:rPr>
+                <w:b w:val="1"/>
+                <w:bCs w:val="1"/>
+              </w:rPr>
+            </w:pPr>
+            <w:r>
+              <w:rPr>
+                <w:b w:val="1"/>
+                <w:bCs w:val="1"/>
+                <w:rtl w:val="0"/>
+              </w:rPr>
+              <w:t xml:space="preserve">Student ID</w:t>
+            </w:r>
+          </w:p>
+        </w:tc>
+        <w:tc>
+          <w:tcPr>
+            <w:shd w:fill="auto" w:val="clear"/>
+            <w:tcMar>
+              <w:top w:w="100.0" w:type="dxa"/>
+              <w:left w:w="100.0" w:type="dxa"/>
+              <w:bottom w:w="100.0" w:type="dxa"/>
+              <w:right w:w="100.0" w:type="dxa"/>
+            </w:tcMar>
+            <w:vAlign w:val="top"/>
+          </w:tcPr>
+          <w:p>
+            <w:pPr>
+              <w:keepNext w:val="0"/>
+              <w:keepLines w:val="0"/>
+              <w:pageBreakBefore w:val="0"/>
+              <w:widowControl w:val="0"/>
+              <w:pBdr>
+                <w:top w:space="0" w:sz="0" w:val="nil"/>
+                <w:left w:space="0" w:sz="0" w:val="nil"/>
+                <w:bottom w:space="0" w:sz="0" w:val="nil"/>
+                <w:right w:space="0" w:sz="0" w:val="nil"/>
+                <w:between w:space="0" w:sz="0" w:val="nil"/>
+              </w:pBdr>
+              <w:shd w:fill="auto" w:val="clear"/>
+              <w:spacing w:after="0" w:before="0" w:line="240" w:lineRule="auto"/>
+              <w:ind w:left="0" w:right="0" w:firstLine="0"/>
+              <w:jc w:val="center"/>
+              <w:rPr>
+                <w:b w:val="1"/>
+                <w:bCs w:val="1"/>
+              </w:rPr>
+            </w:pPr>
+            <w:r>
+              <w:rPr>
+                <w:b w:val="1"/>
+                <w:bCs w:val="1"/>
+                <w:rtl w:val="0"/>
+              </w:rPr>
+              <w:t xml:space="preserve">Signature</w:t>
+            </w:r>
+          </w:p>
+        </w:tc>
+        <w:tc>
+          <w:tcPr>
+            <w:shd w:fill="auto" w:val="clear"/>
+            <w:tcMar>
+              <w:top w:w="100.0" w:type="dxa"/>
+              <w:left w:w="100.0" w:type="dxa"/>
+              <w:bottom w:w="100.0" w:type="dxa"/>
+              <w:right w:w="100.0" w:type="dxa"/>
+            </w:tcMar>
+            <w:vAlign w:val="top"/>
+          </w:tcPr>
+          <w:p>
+            <w:pPr>
+              <w:keepNext w:val="0"/>
+              <w:keepLines w:val="0"/>
+              <w:pageBreakBefore w:val="0"/>
+              <w:widowControl w:val="0"/>
+              <w:pBdr>
+                <w:top w:space="0" w:sz="0" w:val="nil"/>
+                <w:left w:space="0" w:sz="0" w:val="nil"/>
+                <w:bottom w:space="0" w:sz="0" w:val="nil"/>
+                <w:right w:space="0" w:sz="0" w:val="nil"/>
+                <w:between w:space="0" w:sz="0" w:val="nil"/>
+              </w:pBdr>
+              <w:shd w:fill="auto" w:val="clear"/>
+              <w:spacing w:after="0" w:before="0" w:line="240" w:lineRule="auto"/>
+              <w:ind w:left="0" w:right="0" w:firstLine="0"/>
+              <w:jc w:val="center"/>
+              <w:rPr>
+                <w:b w:val="1"/>
+                <w:bCs w:val="1"/>
+              </w:rPr>
+            </w:pPr>
+            <w:r>
+              <w:rPr>
+                <w:b w:val="1"/>
+                <w:bCs w:val="1"/>
+                <w:rtl w:val="0"/>
+              </w:rPr>
+              <w:t xml:space="preserve">Date of Signing</w:t>
+            </w:r>
+          </w:p>
+        </w:tc>
+      </w:tr>
+      <w:tr>
+        <w:trPr>
+          <w:cantSplit w:val="0"/>
+          <w:tblHeader w:val="0"/>
+        </w:trPr>
+        <w:tc>
+          <w:tcPr>
+            <w:shd w:fill="auto" w:val="clear"/>
+            <w:tcMar>
+              <w:top w:w="100.0" w:type="dxa"/>
+              <w:left w:w="100.0" w:type="dxa"/>
+              <w:bottom w:w="100.0" w:type="dxa"/>
+              <w:right w:w="100.0" w:type="dxa"/>
+            </w:tcMar>
+            <w:vAlign w:val="top"/>
+          </w:tcPr>
+          <w:p>
+            <w:pPr>
+              <w:widowControl w:val="0"/>
+              <w:spacing w:after="0" w:line="240" w:lineRule="auto"/>
+              <w:rPr/>
+            </w:pPr>
+            <w:r>
+              <w:rPr>
+                <w:rtl w:val="0"/>
+              </w:rPr>
+              <w:t xml:space="preserve">Abdul Rafay Malik</w:t>
+            </w:r>
+          </w:p>
+        </w:tc>
+        <w:tc>
+          <w:tcPr>
+            <w:shd w:fill="auto" w:val="clear"/>
+            <w:tcMar>
+              <w:top w:w="100.0" w:type="dxa"/>
+              <w:left w:w="100.0" w:type="dxa"/>
+              <w:bottom w:w="100.0" w:type="dxa"/>
+              <w:right w:w="100.0" w:type="dxa"/>
+            </w:tcMar>
+            <w:vAlign w:val="top"/>
+          </w:tcPr>
+          <w:p>
+            <w:pPr>
+              <w:keepNext w:val="0"/>
+              <w:keepLines w:val="0"/>
+              <w:pageBreakBefore w:val="0"/>
+              <w:widowControl w:val="0"/>
+              <w:pBdr>
+                <w:top w:space="0" w:sz="0" w:val="nil"/>
+                <w:left w:space="0" w:sz="0" w:val="nil"/>
+                <w:bottom w:space="0" w:sz="0" w:val="nil"/>
+                <w:right w:space="0" w:sz="0" w:val="nil"/>
+                <w:between w:space="0" w:sz="0" w:val="nil"/>
+              </w:pBdr>
+              <w:shd w:fill="auto" w:val="clear"/>
+              <w:spacing w:after="0" w:before="0" w:line="240" w:lineRule="auto"/>
+              <w:ind w:left="0" w:right="0" w:firstLine="0"/>
+              <w:jc w:val="left"/>
+              <w:rPr/>
+            </w:pPr>
+            <w:r>
+              <w:rPr>
+                <w:rFonts w:ascii="Calibri" w:cs="Calibri" w:eastAsia="Calibri" w:hAnsi="Calibri"/>
+                <w:highlight w:val="white"/>
+                <w:rtl w:val="0"/>
+              </w:rPr>
+              <w:t xml:space="preserve">10222810</w:t>
+            </w:r>
+            <w:r>
+              <w:rPr>
+                <w:rtl w:val="0"/>
+              </w:rPr>
+            </w:r>
+          </w:p>
+        </w:tc>
+        <w:tc>
+          <w:tcPr>
+            <w:shd w:fill="auto" w:val="clear"/>
+            <w:tcMar>
+              <w:top w:w="100.0" w:type="dxa"/>
+              <w:left w:w="100.0" w:type="dxa"/>
+              <w:bottom w:w="100.0" w:type="dxa"/>
+              <w:right w:w="100.0" w:type="dxa"/>
+            </w:tcMar>
+            <w:vAlign w:val="top"/>
+          </w:tcPr>
+          <w:p>
+            <w:pPr>
+              <w:keepNext w:val="0"/>
+              <w:keepLines w:val="0"/>
+              <w:pageBreakBefore w:val="0"/>
+              <w:widowControl w:val="0"/>
+              <w:pBdr>
+                <w:top w:space="0" w:sz="0" w:val="nil"/>
+                <w:left w:space="0" w:sz="0" w:val="nil"/>
+                <w:bottom w:space="0" w:sz="0" w:val="nil"/>
+                <w:right w:space="0" w:sz="0" w:val="nil"/>
+                <w:between w:space="0" w:sz="0" w:val="nil"/>
+              </w:pBdr>
+              <w:shd w:fill="auto" w:val="clear"/>
+              <w:spacing w:after="0" w:before="0" w:line="240" w:lineRule="auto"/>
+              <w:ind w:left="0" w:right="0" w:firstLine="0"/>
+              <w:jc w:val="left"/>
+              <w:rPr>
+                <w:rFonts w:ascii="Allura" w:cs="Allura" w:eastAsia="Allura" w:hAnsi="Allura"/>
+              </w:rPr>
+            </w:pPr>
+            <w:r>
+              <w:rPr>
+                <w:rFonts w:ascii="Allura" w:cs="Allura" w:eastAsia="Allura" w:hAnsi="Allura"/>
+              </w:rPr>
+              <w:drawing>
+                <wp:inline distB="114300" distT="114300" distL="114300" distR="114300">
+                  <wp:extent cx="1238250" cy="381000"/>
+                  <wp:effectExtent b="0" l="0" r="0" t="0"/>
+                  <wp:docPr id="2" name="image1.png"/>
+                  <a:graphic>
+                    <a:graphicData uri="http://schemas.openxmlformats.org/drawingml/2006/picture">
+                      <pic:pic>
+                        <pic:nvPicPr>
+                          <pic:cNvPr id="0" name="image1.png"/>
+                          <pic:cNvPicPr preferRelativeResize="0"/>
+                        </pic:nvPicPr>
+                        <pic:blipFill>
+                          <a:blip r:embed="rId8"/>
+                          <a:srcRect b="0" l="0" r="0" t="0"/>
+                          <a:stretch>
+                            <a:fillRect/>
+                          </a:stretch>
+                        </pic:blipFill>
+                        <pic:spPr>
+                          <a:xfrm>
+                            <a:off x="0" y="0"/>
+                            <a:ext cx="1238250" cy="381000"/>
+                          </a:xfrm>
+                          <a:prstGeom prst="rect"/>
+                          <a:ln/>
+                        </pic:spPr>
+                      </pic:pic>
+                    </a:graphicData>
+                  </a:graphic>
+                </wp:inline>
+              </w:drawing>
+            </w:r>
+            <w:r>
+              <w:rPr>
+                <w:rtl w:val="0"/>
+              </w:rPr>
+            </w:r>
+          </w:p>
+        </w:tc>
+        <w:tc>
+          <w:tcPr>
+            <w:shd w:fill="auto" w:val="clear"/>
+            <w:tcMar>
+              <w:top w:w="100.0" w:type="dxa"/>
+              <w:left w:w="100.0" w:type="dxa"/>
+              <w:bottom w:w="100.0" w:type="dxa"/>
+              <w:right w:w="100.0" w:type="dxa"/>
+            </w:tcMar>
+            <w:vAlign w:val="top"/>
+          </w:tcPr>
+          <w:p>
+            <w:pPr>
+              <w:keepNext w:val="0"/>
+              <w:keepLines w:val="0"/>
+              <w:pageBreakBefore w:val="0"/>
+              <w:widowControl w:val="0"/>
+              <w:pBdr>
+                <w:top w:space="0" w:sz="0" w:val="nil"/>
+                <w:left w:space="0" w:sz="0" w:val="nil"/>
+                <w:bottom w:space="0" w:sz="0" w:val="nil"/>
+                <w:right w:space="0" w:sz="0" w:val="nil"/>
+                <w:between w:space="0" w:sz="0" w:val="nil"/>
+              </w:pBdr>
+              <w:shd w:fill="auto" w:val="clear"/>
+              <w:spacing w:after="0" w:before="0" w:line="240" w:lineRule="auto"/>
+              <w:ind w:left="0" w:right="0" w:firstLine="0"/>
+              <w:jc w:val="left"/>
+              <w:rPr/>
+            </w:pPr>
+            <w:r>
+              <w:rPr>
+                <w:rtl w:val="0"/>
+              </w:rPr>
+              <w:t xml:space="preserve">27/01/2026</w:t>
+            </w:r>
+          </w:p>
+        </w:tc>
+      </w:tr>
+      <w:tr>
+        <w:trPr>
+          <w:cantSplit w:val="0"/>
+          <w:tblHeader w:val="0"/>
+        </w:trPr>
+        <w:tc>
+          <w:tcPr>
+            <w:shd w:fill="auto" w:val="clear"/>
+            <w:tcMar>
+              <w:top w:w="100.0" w:type="dxa"/>
+              <w:left w:w="100.0" w:type="dxa"/>
+              <w:bottom w:w="100.0" w:type="dxa"/>
+              <w:right w:w="100.0" w:type="dxa"/>
+            </w:tcMar>
+            <w:vAlign w:val="top"/>
+          </w:tcPr>
+          <w:p>
+            <w:pPr>
+              <w:widowControl w:val="0"/>
+              <w:spacing w:after="0" w:line="240" w:lineRule="auto"/>
+              <w:rPr/>
+            </w:pPr>
+            <w:r>
+              <w:rPr>
+                <w:rtl w:val="0"/>
+              </w:rPr>
+              <w:t xml:space="preserve">Aliah Muhammad Asharaf</w:t>
+            </w:r>
+          </w:p>
+        </w:tc>
+        <w:tc>
+          <w:tcPr>
+            <w:shd w:fill="auto" w:val="clear"/>
+            <w:tcMar>
+              <w:top w:w="100.0" w:type="dxa"/>
+              <w:left w:w="100.0" w:type="dxa"/>
+              <w:bottom w:w="100.0" w:type="dxa"/>
+              <w:right w:w="100.0" w:type="dxa"/>
+            </w:tcMar>
+            <w:vAlign w:val="top"/>
+          </w:tcPr>
+          <w:p>
+            <w:pPr>
+              <w:keepNext w:val="0"/>
+              <w:keepLines w:val="0"/>
+              <w:pageBreakBefore w:val="0"/>
+              <w:widowControl w:val="0"/>
+              <w:pBdr>
+                <w:top w:space="0" w:sz="0" w:val="nil"/>
+                <w:left w:space="0" w:sz="0" w:val="nil"/>
+                <w:bottom w:space="0" w:sz="0" w:val="nil"/>
+                <w:right w:space="0" w:sz="0" w:val="nil"/>
+                <w:between w:space="0" w:sz="0" w:val="nil"/>
+              </w:pBdr>
+              <w:shd w:fill="auto" w:val="clear"/>
+              <w:spacing w:after="0" w:before="0" w:line="240" w:lineRule="auto"/>
+              <w:ind w:left="0" w:right="0" w:firstLine="0"/>
+              <w:jc w:val="left"/>
+              <w:rPr/>
+            </w:pPr>
+            <w:r>
+              <w:rPr>
+                <w:color w:val="252525"/>
+                <w:highlight w:val="white"/>
+                <w:rtl w:val="0"/>
+              </w:rPr>
+              <w:t xml:space="preserve">38605331</w:t>
+            </w:r>
+            <w:r>
+              <w:rPr>
+                <w:rtl w:val="0"/>
+              </w:rPr>
+            </w:r>
+          </w:p>
+        </w:tc>
+        <w:tc>
+          <w:tcPr>
+            <w:shd w:fill="auto" w:val="clear"/>
+            <w:tcMar>
+              <w:top w:w="100.0" w:type="dxa"/>
+              <w:left w:w="100.0" w:type="dxa"/>
+              <w:bottom w:w="100.0" w:type="dxa"/>
+              <w:right w:w="100.0" w:type="dxa"/>
+            </w:tcMar>
+            <w:vAlign w:val="top"/>
+          </w:tcPr>
+          <w:p>
+            <w:pPr>
+              <w:keepNext w:val="0"/>
+              <w:keepLines w:val="0"/>
+              <w:pageBreakBefore w:val="0"/>
+              <w:widowControl w:val="0"/>
+              <w:pBdr>
+                <w:top w:space="0" w:sz="0" w:val="nil"/>
+                <w:left w:space="0" w:sz="0" w:val="nil"/>
+                <w:bottom w:space="0" w:sz="0" w:val="nil"/>
+                <w:right w:space="0" w:sz="0" w:val="nil"/>
+                <w:between w:space="0" w:sz="0" w:val="nil"/>
+              </w:pBdr>
+              <w:shd w:fill="auto" w:val="clear"/>
+              <w:spacing w:after="0" w:before="0" w:line="240" w:lineRule="auto"/>
+              <w:ind w:left="0" w:right="0" w:firstLine="0"/>
+              <w:jc w:val="left"/>
+              <w:rPr>
+                <w:rFonts w:ascii="Allura" w:cs="Allura" w:eastAsia="Allura" w:hAnsi="Allura"/>
+              </w:rPr>
+            </w:pPr>
+            <w:r>
+              <w:rPr>
+                <w:rFonts w:ascii="Allura" w:cs="Allura" w:eastAsia="Allura" w:hAnsi="Allura"/>
+                <w:rtl w:val="0"/>
+              </w:rPr>
+              <w:t xml:space="preserve">Aliah M. Asharaf</w:t>
+            </w:r>
+          </w:p>
+        </w:tc>
+        <w:tc>
+          <w:tcPr>
+            <w:shd w:fill="auto" w:val="clear"/>
+            <w:tcMar>
+              <w:top w:w="100.0" w:type="dxa"/>
+              <w:left w:w="100.0" w:type="dxa"/>
+              <w:bottom w:w="100.0" w:type="dxa"/>
+              <w:right w:w="100.0" w:type="dxa"/>
+            </w:tcMar>
+            <w:vAlign w:val="top"/>
+          </w:tcPr>
+          <w:p>
+            <w:pPr>
+              <w:keepNext w:val="0"/>
+              <w:keepLines w:val="0"/>
+              <w:pageBreakBefore w:val="0"/>
+              <w:widowControl w:val="0"/>
+              <w:pBdr>
+                <w:top w:space="0" w:sz="0" w:val="nil"/>
+                <w:left w:space="0" w:sz="0" w:val="nil"/>
+                <w:bottom w:space="0" w:sz="0" w:val="nil"/>
+                <w:right w:space="0" w:sz="0" w:val="nil"/>
+                <w:between w:space="0" w:sz="0" w:val="nil"/>
+              </w:pBdr>
+              <w:shd w:fill="auto" w:val="clear"/>
+              <w:spacing w:after="0" w:before="0" w:line="240" w:lineRule="auto"/>
+              <w:ind w:left="0" w:right="0" w:firstLine="0"/>
+              <w:jc w:val="left"/>
+              <w:rPr/>
+            </w:pPr>
+            <w:r>
+              <w:rPr>
+                <w:rtl w:val="0"/>
+              </w:rPr>
+              <w:t xml:space="preserve">27/01/2026</w:t>
+            </w:r>
+          </w:p>
+        </w:tc>
+      </w:tr>
+      <w:tr>
+        <w:trPr>
+          <w:cantSplit w:val="0"/>
+          <w:trHeight w:val="668.9999999999999" w:hRule="atLeast"/>
+          <w:tblHeader w:val="0"/>
+        </w:trPr>
+        <w:tc>
+          <w:tcPr>
+            <w:shd w:fill="auto" w:val="clear"/>
+            <w:tcMar>
+              <w:top w:w="100.0" w:type="dxa"/>
+              <w:left w:w="100.0" w:type="dxa"/>
+              <w:bottom w:w="100.0" w:type="dxa"/>
+              <w:right w:w="100.0" w:type="dxa"/>
+            </w:tcMar>
+            <w:vAlign w:val="top"/>
+          </w:tcPr>
+          <w:p>
+            <w:pPr>
+              <w:widowControl w:val="0"/>
+              <w:spacing w:after="0" w:line="240" w:lineRule="auto"/>
+              <w:rPr/>
+            </w:pPr>
+            <w:r>
+              <w:rPr>
+                <w:rtl w:val="0"/>
+              </w:rPr>
+              <w:t xml:space="preserve">Azriel Fernandes</w:t>
+            </w:r>
+          </w:p>
+        </w:tc>
+        <w:tc>
+          <w:tcPr>
+            <w:shd w:fill="auto" w:val="clear"/>
+            <w:tcMar>
+              <w:top w:w="100.0" w:type="dxa"/>
+              <w:left w:w="100.0" w:type="dxa"/>
+              <w:bottom w:w="100.0" w:type="dxa"/>
+              <w:right w:w="100.0" w:type="dxa"/>
+            </w:tcMar>
+            <w:vAlign w:val="top"/>
+          </w:tcPr>
+          <w:p>
+            <w:pPr>
+              <w:keepNext w:val="0"/>
+              <w:keepLines w:val="0"/>
+              <w:pageBreakBefore w:val="0"/>
+              <w:widowControl w:val="0"/>
+              <w:pBdr>
+                <w:top w:space="0" w:sz="0" w:val="nil"/>
+                <w:left w:space="0" w:sz="0" w:val="nil"/>
+                <w:bottom w:space="0" w:sz="0" w:val="nil"/>
+                <w:right w:space="0" w:sz="0" w:val="nil"/>
+                <w:between w:space="0" w:sz="0" w:val="nil"/>
+              </w:pBdr>
+              <w:shd w:fill="auto" w:val="clear"/>
+              <w:spacing w:after="0" w:before="0" w:line="240" w:lineRule="auto"/>
+              <w:ind w:left="0" w:right="0" w:firstLine="0"/>
+              <w:jc w:val="left"/>
+              <w:rPr/>
+            </w:pPr>
+            <w:r>
+              <w:rPr>
+                <w:rtl w:val="0"/>
+              </w:rPr>
+              <w:t xml:space="preserve">42790052</w:t>
+            </w:r>
+          </w:p>
+        </w:tc>
+        <w:tc>
+          <w:tcPr>
+            <w:shd w:fill="auto" w:val="clear"/>
+            <w:tcMar>
+              <w:top w:w="100.0" w:type="dxa"/>
+              <w:left w:w="100.0" w:type="dxa"/>
+              <w:bottom w:w="100.0" w:type="dxa"/>
+              <w:right w:w="100.0" w:type="dxa"/>
+            </w:tcMar>
+            <w:vAlign w:val="top"/>
+          </w:tcPr>
+          <w:p>
+            <w:pPr>
+              <w:keepNext w:val="0"/>
+              <w:keepLines w:val="0"/>
+              <w:pageBreakBefore w:val="0"/>
+              <w:widowControl w:val="0"/>
+              <w:pBdr>
+                <w:top w:space="0" w:sz="0" w:val="nil"/>
+                <w:left w:space="0" w:sz="0" w:val="nil"/>
+                <w:bottom w:space="0" w:sz="0" w:val="nil"/>
+                <w:right w:space="0" w:sz="0" w:val="nil"/>
+                <w:between w:space="0" w:sz="0" w:val="nil"/>
+              </w:pBdr>
+              <w:shd w:fill="auto" w:val="clear"/>
+              <w:spacing w:after="0" w:before="0" w:line="240" w:lineRule="auto"/>
+              <w:ind w:left="0" w:right="0" w:firstLine="0"/>
+              <w:jc w:val="left"/>
+              <w:rPr>
+                <w:rFonts w:ascii="Allura" w:cs="Allura" w:eastAsia="Allura" w:hAnsi="Allura"/>
+              </w:rPr>
+            </w:pPr>
+            <w:r>
+              <w:rPr>
+                <w:rFonts w:ascii="Allura" w:cs="Allura" w:eastAsia="Allura" w:hAnsi="Allura"/>
+              </w:rPr>
+              <w:drawing>
+                <wp:inline distB="114300" distT="114300" distL="114300" distR="114300">
+                  <wp:extent cx="852488" cy="267723"/>
+                  <wp:effectExtent b="0" l="0" r="0" t="0"/>
+                  <wp:docPr id="1" name="image3.png"/>
+                  <a:graphic>
+                    <a:graphicData uri="http://schemas.openxmlformats.org/drawingml/2006/picture">
+                      <pic:pic>
+                        <pic:nvPicPr>
+                          <pic:cNvPr id="0" name="image3.png"/>
+                          <pic:cNvPicPr preferRelativeResize="0"/>
+                        </pic:nvPicPr>
+                        <pic:blipFill>
+                          <a:blip r:embed="rId9"/>
+                          <a:srcRect b="0" l="0" r="0" t="0"/>
+                          <a:stretch>
+                            <a:fillRect/>
+                          </a:stretch>
+                        </pic:blipFill>
+                        <pic:spPr>
+                          <a:xfrm>
+                            <a:off x="0" y="0"/>
+                            <a:ext cx="852488" cy="267723"/>
+                          </a:xfrm>
+                          <a:prstGeom prst="rect"/>
+                          <a:ln/>
+                        </pic:spPr>
+                      </pic:pic>
+                    </a:graphicData>
+                  </a:graphic>
+                </wp:inline>
+              </w:drawing>
+            </w:r>
+            <w:r>
+              <w:rPr>
+                <w:rtl w:val="0"/>
+              </w:rPr>
+            </w:r>
+          </w:p>
+        </w:tc>
+        <w:tc>
+          <w:tcPr>
+            <w:shd w:fill="auto" w:val="clear"/>
+            <w:tcMar>
+              <w:top w:w="100.0" w:type="dxa"/>
+              <w:left w:w="100.0" w:type="dxa"/>
+              <w:bottom w:w="100.0" w:type="dxa"/>
+              <w:right w:w="100.0" w:type="dxa"/>
+            </w:tcMar>
+            <w:vAlign w:val="top"/>
+          </w:tcPr>
+          <w:p>
+            <w:pPr>
+              <w:keepNext w:val="0"/>
+              <w:keepLines w:val="0"/>
+              <w:pageBreakBefore w:val="0"/>
+              <w:widowControl w:val="0"/>
+              <w:pBdr>
+                <w:top w:space="0" w:sz="0" w:val="nil"/>
+                <w:left w:space="0" w:sz="0" w:val="nil"/>
+                <w:bottom w:space="0" w:sz="0" w:val="nil"/>
+                <w:right w:space="0" w:sz="0" w:val="nil"/>
+                <w:between w:space="0" w:sz="0" w:val="nil"/>
+              </w:pBdr>
+              <w:shd w:fill="auto" w:val="clear"/>
+              <w:spacing w:after="0" w:before="0" w:line="240" w:lineRule="auto"/>
+              <w:ind w:left="0" w:right="0" w:firstLine="0"/>
+              <w:jc w:val="left"/>
+              <w:rPr/>
+            </w:pPr>
+            <w:r>
+              <w:rPr>
+                <w:rtl w:val="0"/>
+              </w:rPr>
+              <w:t xml:space="preserve">27/01/2026</w:t>
+            </w:r>
+          </w:p>
+        </w:tc>
+      </w:tr>
+      <w:tr>
+        <w:trPr>
+          <w:cantSplit w:val="0"/>
+          <w:tblHeader w:val="0"/>
+        </w:trPr>
+        <w:tc>
+          <w:tcPr>
+            <w:shd w:fill="auto" w:val="clear"/>
+            <w:tcMar>
+              <w:top w:w="100.0" w:type="dxa"/>
+              <w:left w:w="100.0" w:type="dxa"/>
+              <w:bottom w:w="100.0" w:type="dxa"/>
+              <w:right w:w="100.0" w:type="dxa"/>
+            </w:tcMar>
+            <w:vAlign w:val="top"/>
+          </w:tcPr>
+          <w:p>
+            <w:pPr>
+              <w:widowControl w:val="0"/>
+              <w:spacing w:after="0" w:line="240" w:lineRule="auto"/>
+              <w:rPr/>
+            </w:pPr>
+            <w:r>
+              <w:rPr>
+                <w:rtl w:val="0"/>
+              </w:rPr>
+              <w:t xml:space="preserve">Devarya Shah</w:t>
+            </w:r>
+          </w:p>
+        </w:tc>
+        <w:tc>
+          <w:tcPr>
+            <w:shd w:fill="auto" w:val="clear"/>
+            <w:tcMar>
+              <w:top w:w="100.0" w:type="dxa"/>
+              <w:left w:w="100.0" w:type="dxa"/>
+              <w:bottom w:w="100.0" w:type="dxa"/>
+              <w:right w:w="100.0" w:type="dxa"/>
+            </w:tcMar>
+            <w:vAlign w:val="top"/>
+          </w:tcPr>
+          <w:p>
+            <w:pPr>
+              <w:keepNext w:val="0"/>
+              <w:keepLines w:val="0"/>
+              <w:pageBreakBefore w:val="0"/>
+              <w:widowControl w:val="0"/>
+              <w:pBdr>
+                <w:top w:space="0" w:sz="0" w:val="nil"/>
+                <w:left w:space="0" w:sz="0" w:val="nil"/>
+                <w:bottom w:space="0" w:sz="0" w:val="nil"/>
+                <w:right w:space="0" w:sz="0" w:val="nil"/>
+                <w:between w:space="0" w:sz="0" w:val="nil"/>
+              </w:pBdr>
+              <w:shd w:fill="auto" w:val="clear"/>
+              <w:spacing w:after="0" w:before="0" w:line="240" w:lineRule="auto"/>
+              <w:ind w:left="0" w:right="0" w:firstLine="0"/>
+              <w:jc w:val="left"/>
+              <w:rPr/>
+            </w:pPr>
+            <w:r>
+              <w:rPr>
+                <w:rtl w:val="0"/>
+              </w:rPr>
+              <w:t xml:space="preserve">45871915</w:t>
+            </w:r>
+          </w:p>
+        </w:tc>
+        <w:tc>
+          <w:tcPr>
+            <w:shd w:fill="auto" w:val="clear"/>
+            <w:tcMar>
+              <w:top w:w="100.0" w:type="dxa"/>
+              <w:left w:w="100.0" w:type="dxa"/>
+              <w:bottom w:w="100.0" w:type="dxa"/>
+              <w:right w:w="100.0" w:type="dxa"/>
+            </w:tcMar>
+            <w:vAlign w:val="top"/>
+          </w:tcPr>
+          <w:p>
+            <w:pPr>
+              <w:keepNext w:val="0"/>
+              <w:keepLines w:val="0"/>
+              <w:pageBreakBefore w:val="0"/>
+              <w:widowControl w:val="0"/>
+              <w:pBdr>
+                <w:top w:space="0" w:sz="0" w:val="nil"/>
+                <w:left w:space="0" w:sz="0" w:val="nil"/>
+                <w:bottom w:space="0" w:sz="0" w:val="nil"/>
+                <w:right w:space="0" w:sz="0" w:val="nil"/>
+                <w:between w:space="0" w:sz="0" w:val="nil"/>
+              </w:pBdr>
+              <w:shd w:fill="auto" w:val="clear"/>
+              <w:spacing w:after="0" w:before="0" w:line="240" w:lineRule="auto"/>
+              <w:ind w:left="0" w:right="0" w:firstLine="0"/>
+              <w:jc w:val="left"/>
+              <w:rPr>
+                <w:rFonts w:ascii="Allura" w:cs="Allura" w:eastAsia="Allura" w:hAnsi="Allura"/>
+              </w:rPr>
+            </w:pPr>
+            <w:r>
+              <w:rPr>
+                <w:rFonts w:ascii="Allura" w:cs="Allura" w:eastAsia="Allura" w:hAnsi="Allura"/>
+                <w:rtl w:val="0"/>
+              </w:rPr>
+              <w:t xml:space="preserve">Devarya Shah</w:t>
+            </w:r>
+          </w:p>
+        </w:tc>
+        <w:tc>
+          <w:tcPr>
+            <w:shd w:fill="auto" w:val="clear"/>
+            <w:tcMar>
+              <w:top w:w="100.0" w:type="dxa"/>
+              <w:left w:w="100.0" w:type="dxa"/>
+              <w:bottom w:w="100.0" w:type="dxa"/>
+              <w:right w:w="100.0" w:type="dxa"/>
+            </w:tcMar>
+            <w:vAlign w:val="top"/>
+          </w:tcPr>
+          <w:p>
+            <w:pPr>
+              <w:keepNext w:val="0"/>
+              <w:keepLines w:val="0"/>
+              <w:pageBreakBefore w:val="0"/>
+              <w:widowControl w:val="0"/>
+              <w:pBdr>
+                <w:top w:space="0" w:sz="0" w:val="nil"/>
+                <w:left w:space="0" w:sz="0" w:val="nil"/>
+                <w:bottom w:space="0" w:sz="0" w:val="nil"/>
+                <w:right w:space="0" w:sz="0" w:val="nil"/>
+                <w:between w:space="0" w:sz="0" w:val="nil"/>
+              </w:pBdr>
+              <w:shd w:fill="auto" w:val="clear"/>
+              <w:spacing w:after="0" w:before="0" w:line="240" w:lineRule="auto"/>
+              <w:ind w:left="0" w:right="0" w:firstLine="0"/>
+              <w:jc w:val="left"/>
+              <w:rPr/>
+            </w:pPr>
+            <w:r>
+              <w:rPr>
+                <w:rtl w:val="0"/>
+              </w:rPr>
+              <w:t xml:space="preserve">27/01/2026</w:t>
+            </w:r>
+          </w:p>
+        </w:tc>
+      </w:tr>
+      <w:tr>
+        <w:trPr>
+          <w:cantSplit w:val="0"/>
+          <w:trHeight w:val="668.9999999999999" w:hRule="atLeast"/>
+          <w:tblHeader w:val="0"/>
+        </w:trPr>
+        <w:tc>
+          <w:tcPr>
+            <w:shd w:fill="auto" w:val="clear"/>
+            <w:tcMar>
+              <w:top w:w="100.0" w:type="dxa"/>
+              <w:left w:w="100.0" w:type="dxa"/>
+              <w:bottom w:w="100.0" w:type="dxa"/>
+              <w:right w:w="100.0" w:type="dxa"/>
+            </w:tcMar>
+            <w:vAlign w:val="top"/>
+          </w:tcPr>
+          <w:p>
+            <w:pPr>
+              <w:widowControl w:val="0"/>
+              <w:spacing w:after="0" w:line="240" w:lineRule="auto"/>
+              <w:rPr/>
+            </w:pPr>
+            <w:r>
+              <w:rPr>
+                <w:rtl w:val="0"/>
+              </w:rPr>
+              <w:t xml:space="preserve">Kartavya Jharwal</w:t>
+            </w:r>
+          </w:p>
+        </w:tc>
+        <w:tc>
+          <w:tcPr>
+            <w:shd w:fill="auto" w:val="clear"/>
+            <w:tcMar>
+              <w:top w:w="100.0" w:type="dxa"/>
+              <w:left w:w="100.0" w:type="dxa"/>
+              <w:bottom w:w="100.0" w:type="dxa"/>
+              <w:right w:w="100.0" w:type="dxa"/>
+            </w:tcMar>
+            <w:vAlign w:val="top"/>
+          </w:tcPr>
+          <w:p>
+            <w:pPr>
+              <w:keepNext w:val="0"/>
+              <w:keepLines w:val="0"/>
+              <w:pageBreakBefore w:val="0"/>
+              <w:widowControl w:val="0"/>
+              <w:pBdr>
+                <w:top w:space="0" w:sz="0" w:val="nil"/>
+                <w:left w:space="0" w:sz="0" w:val="nil"/>
+                <w:bottom w:space="0" w:sz="0" w:val="nil"/>
+                <w:right w:space="0" w:sz="0" w:val="nil"/>
+                <w:between w:space="0" w:sz="0" w:val="nil"/>
+              </w:pBdr>
+              <w:shd w:fill="auto" w:val="clear"/>
+              <w:spacing w:after="0" w:before="0" w:line="240" w:lineRule="auto"/>
+              <w:ind w:left="0" w:right="0" w:firstLine="0"/>
+              <w:jc w:val="left"/>
+              <w:rPr/>
+            </w:pPr>
+            <w:r>
+              <w:rPr>
+                <w:rFonts w:ascii="Calibri" w:cs="Calibri" w:eastAsia="Calibri" w:hAnsi="Calibri"/>
+                <w:rtl w:val="0"/>
+              </w:rPr>
+              <w:t xml:space="preserve">40454016</w:t>
+            </w:r>
+            <w:r>
+              <w:rPr>
+                <w:rtl w:val="0"/>
+              </w:rPr>
+            </w:r>
+          </w:p>
+        </w:tc>
+        <w:tc>
+          <w:tcPr>
+            <w:shd w:fill="auto" w:val="clear"/>
+            <w:tcMar>
+              <w:top w:w="100.0" w:type="dxa"/>
+              <w:left w:w="100.0" w:type="dxa"/>
+              <w:bottom w:w="100.0" w:type="dxa"/>
+              <w:right w:w="100.0" w:type="dxa"/>
+            </w:tcMar>
+            <w:vAlign w:val="top"/>
+          </w:tcPr>
+          <w:p>
+            <w:pPr>
+              <w:keepNext w:val="0"/>
+              <w:keepLines w:val="0"/>
+              <w:pageBreakBefore w:val="0"/>
+              <w:widowControl w:val="0"/>
+              <w:pBdr>
+                <w:top w:space="0" w:sz="0" w:val="nil"/>
+                <w:left w:space="0" w:sz="0" w:val="nil"/>
+                <w:bottom w:space="0" w:sz="0" w:val="nil"/>
+                <w:right w:space="0" w:sz="0" w:val="nil"/>
+                <w:between w:space="0" w:sz="0" w:val="nil"/>
+              </w:pBdr>
+              <w:shd w:fill="auto" w:val="clear"/>
+              <w:spacing w:after="0" w:before="0" w:line="240" w:lineRule="auto"/>
+              <w:ind w:left="0" w:right="0" w:firstLine="0"/>
+              <w:jc w:val="left"/>
+              <w:rPr>
+                <w:rFonts w:ascii="Allura" w:cs="Allura" w:eastAsia="Allura" w:hAnsi="Allura"/>
+              </w:rPr>
+            </w:pPr>
+            <w:r>
+              <w:rPr>
+                <w:rFonts w:ascii="Allura" w:cs="Allura" w:eastAsia="Allura" w:hAnsi="Allura"/>
+              </w:rPr>
+              <w:drawing>
+                <wp:inline distB="114300" distT="114300" distL="114300" distR="114300">
+                  <wp:extent cx="1052513" cy="250984"/>
+                  <wp:effectExtent b="0" l="0" r="0" t="0"/>
+                  <wp:docPr id="4" name="image2.png"/>
+                  <a:graphic>
+                    <a:graphicData uri="http://schemas.openxmlformats.org/drawingml/2006/picture">
+                      <pic:pic>
+                        <pic:nvPicPr>
+                          <pic:cNvPr id="0" name="image2.png"/>
+                          <pic:cNvPicPr preferRelativeResize="0"/>
+                        </pic:nvPicPr>
+                        <pic:blipFill>
+                          <a:blip r:embed="rId10"/>
+                          <a:srcRect b="0" l="0" r="0" t="0"/>
+                          <a:stretch>
+                            <a:fillRect/>
+                          </a:stretch>
+                        </pic:blipFill>
+                        <pic:spPr>
+                          <a:xfrm>
+                            <a:off x="0" y="0"/>
+                            <a:ext cx="1052513" cy="250984"/>
+                          </a:xfrm>
+                          <a:prstGeom prst="rect"/>
+                          <a:ln/>
+                        </pic:spPr>
+                      </pic:pic>
+                    </a:graphicData>
+                  </a:graphic>
+                </wp:inline>
+              </w:drawing>
+            </w:r>
+            <w:r>
+              <w:rPr>
+                <w:rtl w:val="0"/>
+              </w:rPr>
+            </w:r>
+          </w:p>
+        </w:tc>
+        <w:tc>
+          <w:tcPr>
+            <w:shd w:fill="auto" w:val="clear"/>
+            <w:tcMar>
+              <w:top w:w="100.0" w:type="dxa"/>
+              <w:left w:w="100.0" w:type="dxa"/>
+              <w:bottom w:w="100.0" w:type="dxa"/>
+              <w:right w:w="100.0" w:type="dxa"/>
+            </w:tcMar>
+            <w:vAlign w:val="top"/>
+          </w:tcPr>
+          <w:p>
+            <w:pPr>
+              <w:widowControl w:val="0"/>
+              <w:spacing w:after="0" w:line="240" w:lineRule="auto"/>
+              <w:rPr/>
+            </w:pPr>
+            <w:r>
+              <w:rPr>
+                <w:rtl w:val="0"/>
+              </w:rPr>
+              <w:t xml:space="preserve">27/01/2026</w:t>
+            </w:r>
+          </w:p>
+        </w:tc>
+      </w:tr>
+      <w:tr>
+        <w:trPr>
+          <w:cantSplit w:val="0"/>
+          <w:tblHeader w:val="0"/>
+        </w:trPr>
+        <w:tc>
+          <w:tcPr>
+            <w:shd w:fill="auto" w:val="clear"/>
+            <w:tcMar>
+              <w:top w:w="100.0" w:type="dxa"/>
+              <w:left w:w="100.0" w:type="dxa"/>
+              <w:bottom w:w="100.0" w:type="dxa"/>
+              <w:right w:w="100.0" w:type="dxa"/>
+            </w:tcMar>
+            <w:vAlign w:val="top"/>
+          </w:tcPr>
+          <w:p>
+            <w:pPr>
+              <w:widowControl w:val="0"/>
+              <w:spacing w:after="0" w:line="240" w:lineRule="auto"/>
+              <w:rPr/>
+            </w:pPr>
+            <w:r>
+              <w:rPr>
+                <w:rtl w:val="0"/>
+              </w:rPr>
+              <w:t xml:space="preserve">Nandini Prakash Rangani</w:t>
+            </w:r>
+          </w:p>
+        </w:tc>
+        <w:tc>
+          <w:tcPr>
+            <w:shd w:fill="auto" w:val="clear"/>
+            <w:tcMar>
+              <w:top w:w="100.0" w:type="dxa"/>
+              <w:left w:w="100.0" w:type="dxa"/>
+              <w:bottom w:w="100.0" w:type="dxa"/>
+              <w:right w:w="100.0" w:type="dxa"/>
+            </w:tcMar>
+            <w:vAlign w:val="top"/>
+          </w:tcPr>
+          <w:p>
+            <w:pPr>
+              <w:keepNext w:val="0"/>
+              <w:keepLines w:val="0"/>
+              <w:pageBreakBefore w:val="0"/>
+              <w:widowControl w:val="0"/>
+              <w:pBdr>
+                <w:top w:space="0" w:sz="0" w:val="nil"/>
+                <w:left w:space="0" w:sz="0" w:val="nil"/>
+                <w:bottom w:space="0" w:sz="0" w:val="nil"/>
+                <w:right w:space="0" w:sz="0" w:val="nil"/>
+                <w:between w:space="0" w:sz="0" w:val="nil"/>
+              </w:pBdr>
+              <w:shd w:fill="auto" w:val="clear"/>
+              <w:spacing w:after="0" w:before="0" w:line="240" w:lineRule="auto"/>
+              <w:ind w:left="0" w:right="0" w:firstLine="0"/>
+              <w:jc w:val="left"/>
+              <w:rPr/>
+            </w:pPr>
+            <w:r>
+              <w:rPr>
+                <w:rtl w:val="0"/>
+              </w:rPr>
+              <w:t xml:space="preserve">40412071</w:t>
+            </w:r>
+          </w:p>
+        </w:tc>
+        <w:tc>
+          <w:tcPr>
+            <w:shd w:fill="auto" w:val="clear"/>
+            <w:tcMar>
+              <w:top w:w="100.0" w:type="dxa"/>
+              <w:left w:w="100.0" w:type="dxa"/>
+              <w:bottom w:w="100.0" w:type="dxa"/>
+              <w:right w:w="100.0" w:type="dxa"/>
+            </w:tcMar>
+            <w:vAlign w:val="top"/>
+          </w:tcPr>
+          <w:p>
+            <w:pPr>
+              <w:widowControl w:val="0"/>
+              <w:spacing w:after="0" w:line="240" w:lineRule="auto"/>
+              <w:rPr>
+                <w:rFonts w:ascii="Allura" w:cs="Allura" w:eastAsia="Allura" w:hAnsi="Allura"/>
+              </w:rPr>
+            </w:pPr>
+            <w:r>
+              <w:rPr>
+                <w:rFonts w:ascii="Allura" w:cs="Allura" w:eastAsia="Allura" w:hAnsi="Allura"/>
+                <w:rtl w:val="0"/>
+              </w:rPr>
+              <w:t xml:space="preserve">Nandini Rangani</w:t>
+            </w:r>
+          </w:p>
+        </w:tc>
+        <w:tc>
+          <w:tcPr>
+            <w:shd w:fill="auto" w:val="clear"/>
+            <w:tcMar>
+              <w:top w:w="100.0" w:type="dxa"/>
+              <w:left w:w="100.0" w:type="dxa"/>
+              <w:bottom w:w="100.0" w:type="dxa"/>
+              <w:right w:w="100.0" w:type="dxa"/>
+            </w:tcMar>
+            <w:vAlign w:val="top"/>
+          </w:tcPr>
+          <w:p>
+            <w:pPr>
+              <w:widowControl w:val="0"/>
+              <w:spacing w:after="0" w:line="240" w:lineRule="auto"/>
+              <w:rPr/>
+            </w:pPr>
+            <w:r>
+              <w:rPr>
+                <w:rtl w:val="0"/>
+              </w:rPr>
+              <w:t xml:space="preserve">27/01/2026</w:t>
+            </w:r>
+          </w:p>
+        </w:tc>
+      </w:tr>
+    </w:tbl>
+    <w:p>
+      <w:pPr>
+        <w:rPr/>
+      </w:pPr>
+      <w:r>
+        <w:rPr>
+          <w:rtl w:val="0"/>
+        </w:rPr>
+      </w:r>
     </w:p>
     <w:sectPr>
-      <w:footerReference w:type="even" r:id="rId7"/>
-      <w:footerReference w:type="default" r:id="rId8"/>
-      <w:headerReference w:type="first" r:id="rId9"/>
-      <w:footerReference w:type="first" r:id="rId10"/>
-      <w:pgSz w:w="11906" w:h="16838"/>
-      <w:pgMar w:top="668" w:right="1802" w:bottom="1440" w:left="1802" w:header="720" w:footer="720" w:gutter="0"/>
+      <w:headerReference r:id="rId11" w:type="first"/>
+      <w:footerReference r:id="rId12" w:type="default"/>
+      <w:footerReference r:id="rId13" w:type="first"/>
+      <w:footerReference r:id="rId14" w:type="even"/>
+      <w:pgSz w:h="16838" w:w="11906" w:orient="portrait"/>
+      <w:pgMar w:bottom="1440.0000000000002" w:top="668.976377952756" w:left="1802.8346456692916" w:right="1802.8346456692916" w:header="720" w:footer="720"/>
       <w:pgNumType w:start="1"/>
-      <w:cols w:space="720"/>
-      <w:titlePg/>
+      <w:titlePg w:val="1"/>
     </w:sectPr>
   </w:body>
 </w:document>
 </file>
 
-<file path=word/endnotes.xml><?xml version="1.0" encoding="utf-8"?>
-<w:endnotes xmlns:wpc="http://schemas.microsoft.com/office/word/2010/wordprocessingCanvas" xmlns:cx="http://schemas.microsoft.com/office/drawing/2014/chartex" xmlns:cx1="http://schemas.microsoft.com/office/drawing/2015/9/8/chartex" xmlns:cx2="http://schemas.microsoft.com/office/drawing/2015/10/21/chartex" xmlns:cx3="http://schemas.microsoft.com/office/drawing/2016/5/9/chartex" xmlns:cx4="http://schemas.microsoft.com/office/drawing/2016/5/10/chartex" xmlns:cx5="http://schemas.microsoft.com/office/drawing/2016/5/11/chartex" xmlns:cx6="http://schemas.microsoft.com/office/drawing/2016/5/12/chartex" xmlns:cx7="http://schemas.microsoft.com/office/drawing/2016/5/13/chartex" xmlns:cx8="http://schemas.microsoft.com/office/drawing/2016/5/14/chartex" xmlns:mc="http://schemas.openxmlformats.org/markup-compatibility/2006" xmlns:aink="http://schemas.microsoft.com/office/drawing/2016/ink" xmlns:am3d="http://schemas.microsoft.com/office/drawing/2017/model3d" xmlns:o="urn:schemas-microsoft-com:office:office" xmlns:oel="http://schemas.microsoft.com/office/2019/extlst" xmlns:r="http://schemas.openxmlformats.org/officeDocument/2006/relationships" xmlns:m="http://schemas.openxmlformats.org/officeDocument/2006/math" xmlns:v="urn:schemas-microsoft-com:vml" xmlns:wp14="http://schemas.microsoft.com/office/word/2010/wordprocessingDrawing" xmlns:wp="http://schemas.openxmlformats.org/drawingml/2006/wordprocessingDrawing" xmlns:w10="urn:schemas-microsoft-com:office:word" xmlns:w="http://schemas.openxmlformats.org/wordprocessingml/2006/main" xmlns:w14="http://schemas.microsoft.com/office/word/2010/wordml" xmlns:w15="http://schemas.microsoft.com/office/word/2012/wordml" xmlns:w16cex="http://schemas.microsoft.com/office/word/2018/wordml/cex" xmlns:w16cid="http://schemas.microsoft.com/office/word/2016/wordml/cid" xmlns:w16="http://schemas.microsoft.com/office/word/2018/wordml" xmlns:w16du="http://schemas.microsoft.com/office/word/2023/wordml/word16du" xmlns:w16sdtdh="http://schemas.microsoft.com/office/word/2020/wordml/sdtdatahash" xmlns:w16sdtfl="http://schemas.microsoft.com/office/word/2024/wordml/sdtformatlock" xmlns:w16se="http://schemas.microsoft.com/office/word/2015/wordml/symex" xmlns:wpg="http://schemas.microsoft.com/office/word/2010/wordprocessingGroup" xmlns:wpi="http://schemas.microsoft.com/office/word/2010/wordprocessingInk" xmlns:wne="http://schemas.microsoft.com/office/word/2006/wordml" xmlns:wps="http://schemas.microsoft.com/office/word/2010/wordprocessingShape" mc:Ignorable="w14 w15 w16se w16cid w16 w16cex w16sdtdh w16sdtfl w16du wp14">
-  <w:endnote w:type="separator" w:id="-1">
-    <w:p>
-      <w:pPr>
-        <w:spacing w:after="0" w:line="240" w:lineRule="auto"/>
-      </w:pPr>
-      <w:r>
-        <w:separator/>
-      </w:r>
-    </w:p>
-  </w:endnote>
-  <w:endnote w:type="continuationSeparator" w:id="0">
-    <w:p>
-      <w:pPr>
-        <w:spacing w:after="0" w:line="240" w:lineRule="auto"/>
-      </w:pPr>
-      <w:r>
-        <w:continuationSeparator/>
-      </w:r>
-    </w:p>
-  </w:endnote>
-</w:endnotes>
-</file>
-
 <file path=word/footer1.xml><?xml version="1.0" encoding="utf-8"?>
-<w:ftr xmlns:wpc="http://schemas.microsoft.com/office/word/2010/wordprocessingCanvas" xmlns:cx="http://schemas.microsoft.com/office/drawing/2014/chartex" xmlns:cx1="http://schemas.microsoft.com/office/drawing/2015/9/8/chartex" xmlns:cx2="http://schemas.microsoft.com/office/drawing/2015/10/21/chartex" xmlns:cx3="http://schemas.microsoft.com/office/drawing/2016/5/9/chartex" xmlns:cx4="http://schemas.microsoft.com/office/drawing/2016/5/10/chartex" xmlns:cx5="http://schemas.microsoft.com/office/drawing/2016/5/11/chartex" xmlns:cx6="http://schemas.microsoft.com/office/drawing/2016/5/12/chartex" xmlns:cx7="http://schemas.microsoft.com/office/drawing/2016/5/13/chartex" xmlns:cx8="http://schemas.microsoft.com/office/drawing/2016/5/14/chartex" xmlns:mc="http://schemas.openxmlformats.org/markup-compatibility/2006" xmlns:aink="http://schemas.microsoft.com/office/drawing/2016/ink" xmlns:am3d="http://schemas.microsoft.com/office/drawing/2017/model3d" xmlns:o="urn:schemas-microsoft-com:office:office" xmlns:oel="http://schemas.microsoft.com/office/2019/extlst" xmlns:r="http://schemas.openxmlformats.org/officeDocument/2006/relationships" xmlns:m="http://schemas.openxmlformats.org/officeDocument/2006/math" xmlns:v="urn:schemas-microsoft-com:vml" xmlns:wp14="http://schemas.microsoft.com/office/word/2010/wordprocessingDrawing" xmlns:wp="http://schemas.openxmlformats.org/drawingml/2006/wordprocessingDrawing" xmlns:w10="urn:schemas-microsoft-com:office:word" xmlns:w="http://schemas.openxmlformats.org/wordprocessingml/2006/main" xmlns:w14="http://schemas.microsoft.com/office/word/2010/wordml" xmlns:w15="http://schemas.microsoft.com/office/word/2012/wordml" xmlns:w16cex="http://schemas.microsoft.com/office/word/2018/wordml/cex" xmlns:w16cid="http://schemas.microsoft.com/office/word/2016/wordml/cid" xmlns:w16="http://schemas.microsoft.com/office/word/2018/wordml" xmlns:w16du="http://schemas.microsoft.com/office/word/2023/wordml/word16du" xmlns:w16sdtdh="http://schemas.microsoft.com/office/word/2020/wordml/sdtdatahash" xmlns:w16sdtfl="http://schemas.microsoft.com/office/word/2024/wordml/sdtformatlock" xmlns:w16se="http://schemas.microsoft.com/office/word/2015/wordml/symex" xmlns:wpg="http://schemas.microsoft.com/office/word/2010/wordprocessingGroup" xmlns:wpi="http://schemas.microsoft.com/office/word/2010/wordprocessingInk" xmlns:wne="http://schemas.microsoft.com/office/word/2006/wordml" xmlns:wps="http://schemas.microsoft.com/office/word/2010/wordprocessingShape" mc:Ignorable="w14 w15 w16se w16cid w16 w16cex w16sdtdh w16sdtfl w16du wp14">
+<w:ftr xmlns:mc="http://schemas.openxmlformats.org/markup-compatibility/2006" xmlns:o="urn:schemas-microsoft-com:office:office" xmlns:r="http://schemas.openxmlformats.org/officeDocument/2006/relationships" xmlns:m="http://schemas.openxmlformats.org/officeDocument/2006/math" xmlns:v="urn:schemas-microsoft-com:vml" xmlns:wp="http://schemas.openxmlformats.org/drawingml/2006/wordprocessingDrawing" xmlns:w10="urn:schemas-microsoft-com:office:word" xmlns:w="http://schemas.openxmlformats.org/wordprocessingml/2006/main" xmlns:wne="http://schemas.microsoft.com/office/word/2006/wordml" xmlns:sl="http://schemas.openxmlformats.org/schemaLibrary/2006/main" xmlns:a="http://schemas.openxmlformats.org/drawingml/2006/main" xmlns:pic="http://schemas.openxmlformats.org/drawingml/2006/picture" xmlns:c="http://schemas.openxmlformats.org/drawingml/2006/chart" xmlns:lc="http://schemas.openxmlformats.org/drawingml/2006/lockedCanvas" xmlns:dgm="http://schemas.openxmlformats.org/drawingml/2006/diagram" xmlns:wps="http://schemas.microsoft.com/office/word/2010/wordprocessingShape" xmlns:wpg="http://schemas.microsoft.com/office/word/2010/wordprocessingGroup" xmlns:w14="http://schemas.microsoft.com/office/word/2010/wordml" xmlns:w15="http://schemas.microsoft.com/office/word/2012/wordml" xmlns:w16="http://schemas.microsoft.com/office/word/2018/wordml" xmlns:w16cex="http://schemas.microsoft.com/office/word/2018/wordml/cex" xmlns:w16cid="http://schemas.microsoft.com/office/word/2016/wordml/cid" xmlns="http://schemas.microsoft.com/office/tasks/2019/documenttasks" xmlns:cr="http://schemas.microsoft.com/office/comments/2020/reactions">
   <w:p>
     <w:pPr>
+      <w:keepNext w:val="0"/>
+      <w:keepLines w:val="0"/>
+      <w:pageBreakBefore w:val="0"/>
+      <w:widowControl w:val="1"/>
       <w:pBdr>
-        <w:top w:val="nil"/>
-        <w:left w:val="nil"/>
-        <w:bottom w:val="nil"/>
-        <w:right w:val="nil"/>
-        <w:between w:val="nil"/>
+        <w:top w:space="0" w:sz="0" w:val="nil"/>
+        <w:left w:space="0" w:sz="0" w:val="nil"/>
+        <w:bottom w:space="0" w:sz="0" w:val="nil"/>
+        <w:right w:space="0" w:sz="0" w:val="nil"/>
+        <w:between w:space="0" w:sz="0" w:val="nil"/>
       </w:pBdr>
+      <w:shd w:fill="auto" w:val="clear"/>
       <w:tabs>
-        <w:tab w:val="center" w:pos="4680"/>
-        <w:tab w:val="right" w:pos="9360"/>
+        <w:tab w:val="center" w:leader="none" w:pos="4680"/>
+        <w:tab w:val="right" w:leader="none" w:pos="9360"/>
       </w:tabs>
-      <w:spacing w:after="0" w:line="240" w:lineRule="auto"/>
+      <w:spacing w:after="0" w:before="0" w:line="240" w:lineRule="auto"/>
+      <w:ind w:left="0" w:right="0" w:firstLine="0"/>
       <w:jc w:val="right"/>
       <w:rPr>
-        <w:rFonts w:ascii="Cambria" w:eastAsia="Cambria" w:hAnsi="Cambria" w:cs="Cambria"/>
+        <w:rFonts w:ascii="Cambria" w:cs="Cambria" w:eastAsia="Cambria" w:hAnsi="Cambria"/>
+        <w:b w:val="0"/>
+        <w:bCs w:val="0"/>
+        <w:i w:val="0"/>
+        <w:iCs w:val="0"/>
+        <w:smallCaps w:val="0"/>
+        <w:strike w:val="0"/>
         <w:color w:val="000000"/>
+        <w:sz w:val="22"/>
+        <w:szCs w:val="22"/>
+        <w:u w:val="none"/>
+        <w:shd w:fill="auto" w:val="clear"/>
+        <w:vertAlign w:val="baseline"/>
       </w:rPr>
     </w:pPr>
     <w:r>
       <w:rPr>
-        <w:rFonts w:ascii="Cambria" w:eastAsia="Cambria" w:hAnsi="Cambria" w:cs="Cambria"/>
+        <w:rFonts w:ascii="Cambria" w:cs="Cambria" w:eastAsia="Cambria" w:hAnsi="Cambria"/>
+        <w:b w:val="0"/>
+        <w:bCs w:val="0"/>
+        <w:i w:val="0"/>
+        <w:iCs w:val="0"/>
+        <w:smallCaps w:val="0"/>
+        <w:strike w:val="0"/>
         <w:color w:val="000000"/>
+        <w:sz w:val="22"/>
+        <w:szCs w:val="22"/>
+        <w:u w:val="none"/>
+        <w:shd w:fill="auto" w:val="clear"/>
+        <w:vertAlign w:val="baseline"/>
       </w:rPr>
       <w:fldChar w:fldCharType="begin"/>
+      <w:instrText xml:space="preserve">PAGE</w:instrText>
+      <w:fldChar w:fldCharType="separate"/>
+      <w:fldChar w:fldCharType="end"/>
     </w:r>
     <w:r>
       <w:rPr>
-        <w:rFonts w:ascii="Cambria" w:eastAsia="Cambria" w:hAnsi="Cambria" w:cs="Cambria"/>
-        <w:color w:val="000000"/>
-      </w:rPr>
-      <w:instrText>PAGE</w:instrText>
-    </w:r>
-    <w:r>
-      <w:rPr>
-        <w:rFonts w:ascii="Cambria" w:eastAsia="Cambria" w:hAnsi="Cambria" w:cs="Cambria"/>
-        <w:color w:val="000000"/>
-      </w:rPr>
-      <w:fldChar w:fldCharType="separate"/>
-    </w:r>
-    <w:r>
-      <w:rPr>
-        <w:rFonts w:ascii="Cambria" w:eastAsia="Cambria" w:hAnsi="Cambria" w:cs="Cambria"/>
-        <w:color w:val="000000"/>
-      </w:rPr>
-      <w:fldChar w:fldCharType="end"/>
+        <w:rtl w:val="0"/>
+      </w:rPr>
     </w:r>
   </w:p>
   <w:p>
     <w:pPr>
+      <w:keepNext w:val="0"/>
+      <w:keepLines w:val="0"/>
+      <w:pageBreakBefore w:val="0"/>
+      <w:widowControl w:val="1"/>
       <w:pBdr>
-        <w:top w:val="nil"/>
-        <w:left w:val="nil"/>
-        <w:bottom w:val="nil"/>
-        <w:right w:val="nil"/>
-        <w:between w:val="nil"/>
+        <w:top w:space="0" w:sz="0" w:val="nil"/>
+        <w:left w:space="0" w:sz="0" w:val="nil"/>
+        <w:bottom w:space="0" w:sz="0" w:val="nil"/>
+        <w:right w:space="0" w:sz="0" w:val="nil"/>
+        <w:between w:space="0" w:sz="0" w:val="nil"/>
       </w:pBdr>
+      <w:shd w:fill="auto" w:val="clear"/>
       <w:tabs>
-        <w:tab w:val="center" w:pos="4680"/>
-        <w:tab w:val="right" w:pos="9360"/>
+        <w:tab w:val="center" w:leader="none" w:pos="4680"/>
+        <w:tab w:val="right" w:leader="none" w:pos="9360"/>
       </w:tabs>
-      <w:spacing w:after="0" w:line="240" w:lineRule="auto"/>
-      <w:ind w:right="360"/>
-      <w:rPr>
-        <w:rFonts w:ascii="Cambria" w:eastAsia="Cambria" w:hAnsi="Cambria" w:cs="Cambria"/>
+      <w:spacing w:after="0" w:before="0" w:line="240" w:lineRule="auto"/>
+      <w:ind w:left="0" w:right="360" w:firstLine="0"/>
+      <w:jc w:val="left"/>
+      <w:rPr>
+        <w:rFonts w:ascii="Cambria" w:cs="Cambria" w:eastAsia="Cambria" w:hAnsi="Cambria"/>
+        <w:b w:val="0"/>
+        <w:bCs w:val="0"/>
+        <w:i w:val="0"/>
+        <w:iCs w:val="0"/>
+        <w:smallCaps w:val="0"/>
+        <w:strike w:val="0"/>
         <w:color w:val="000000"/>
+        <w:sz w:val="22"/>
+        <w:szCs w:val="22"/>
+        <w:u w:val="none"/>
+        <w:shd w:fill="auto" w:val="clear"/>
+        <w:vertAlign w:val="baseline"/>
       </w:rPr>
     </w:pPr>
+    <w:r>
+      <w:rPr>
+        <w:rtl w:val="0"/>
+      </w:rPr>
+    </w:r>
   </w:p>
 </w:ftr>
 </file>
 
 <file path=word/footer2.xml><?xml version="1.0" encoding="utf-8"?>
-<w:ftr xmlns:wpc="http://schemas.microsoft.com/office/word/2010/wordprocessingCanvas" xmlns:cx="http://schemas.microsoft.com/office/drawing/2014/chartex" xmlns:cx1="http://schemas.microsoft.com/office/drawing/2015/9/8/chartex" xmlns:cx2="http://schemas.microsoft.com/office/drawing/2015/10/21/chartex" xmlns:cx3="http://schemas.microsoft.com/office/drawing/2016/5/9/chartex" xmlns:cx4="http://schemas.microsoft.com/office/drawing/2016/5/10/chartex" xmlns:cx5="http://schemas.microsoft.com/office/drawing/2016/5/11/chartex" xmlns:cx6="http://schemas.microsoft.com/office/drawing/2016/5/12/chartex" xmlns:cx7="http://schemas.microsoft.com/office/drawing/2016/5/13/chartex" xmlns:cx8="http://schemas.microsoft.com/office/drawing/2016/5/14/chartex" xmlns:mc="http://schemas.openxmlformats.org/markup-compatibility/2006" xmlns:aink="http://schemas.microsoft.com/office/drawing/2016/ink" xmlns:am3d="http://schemas.microsoft.com/office/drawing/2017/model3d" xmlns:o="urn:schemas-microsoft-com:office:office" xmlns:oel="http://schemas.microsoft.com/office/2019/extlst" xmlns:r="http://schemas.openxmlformats.org/officeDocument/2006/relationships" xmlns:m="http://schemas.openxmlformats.org/officeDocument/2006/math" xmlns:v="urn:schemas-microsoft-com:vml" xmlns:wp14="http://schemas.microsoft.com/office/word/2010/wordprocessingDrawing" xmlns:wp="http://schemas.openxmlformats.org/drawingml/2006/wordprocessingDrawing" xmlns:w10="urn:schemas-microsoft-com:office:word" xmlns:w="http://schemas.openxmlformats.org/wordprocessingml/2006/main" xmlns:w14="http://schemas.microsoft.com/office/word/2010/wordml" xmlns:w15="http://schemas.microsoft.com/office/word/2012/wordml" xmlns:w16cex="http://schemas.microsoft.com/office/word/2018/wordml/cex" xmlns:w16cid="http://schemas.microsoft.com/office/word/2016/wordml/cid" xmlns:w16="http://schemas.microsoft.com/office/word/2018/wordml" xmlns:w16du="http://schemas.microsoft.com/office/word/2023/wordml/word16du" xmlns:w16sdtdh="http://schemas.microsoft.com/office/word/2020/wordml/sdtdatahash" xmlns:w16sdtfl="http://schemas.microsoft.com/office/word/2024/wordml/sdtformatlock" xmlns:w16se="http://schemas.microsoft.com/office/word/2015/wordml/symex" xmlns:wpg="http://schemas.microsoft.com/office/word/2010/wordprocessingGroup" xmlns:wpi="http://schemas.microsoft.com/office/word/2010/wordprocessingInk" xmlns:wne="http://schemas.microsoft.com/office/word/2006/wordml" xmlns:wps="http://schemas.microsoft.com/office/word/2010/wordprocessingShape" mc:Ignorable="w14 w15 w16se w16cid w16 w16cex w16sdtdh w16sdtfl w16du wp14">
+<w:ftr xmlns:mc="http://schemas.openxmlformats.org/markup-compatibility/2006" xmlns:o="urn:schemas-microsoft-com:office:office" xmlns:r="http://schemas.openxmlformats.org/officeDocument/2006/relationships" xmlns:m="http://schemas.openxmlformats.org/officeDocument/2006/math" xmlns:v="urn:schemas-microsoft-com:vml" xmlns:wp="http://schemas.openxmlformats.org/drawingml/2006/wordprocessingDrawing" xmlns:w10="urn:schemas-microsoft-com:office:word" xmlns:w="http://schemas.openxmlformats.org/wordprocessingml/2006/main" xmlns:wne="http://schemas.microsoft.com/office/word/2006/wordml" xmlns:sl="http://schemas.openxmlformats.org/schemaLibrary/2006/main" xmlns:a="http://schemas.openxmlformats.org/drawingml/2006/main" xmlns:pic="http://schemas.openxmlformats.org/drawingml/2006/picture" xmlns:c="http://schemas.openxmlformats.org/drawingml/2006/chart" xmlns:lc="http://schemas.openxmlformats.org/drawingml/2006/lockedCanvas" xmlns:dgm="http://schemas.openxmlformats.org/drawingml/2006/diagram" xmlns:wps="http://schemas.microsoft.com/office/word/2010/wordprocessingShape" xmlns:wpg="http://schemas.microsoft.com/office/word/2010/wordprocessingGroup" xmlns:w14="http://schemas.microsoft.com/office/word/2010/wordml" xmlns:w15="http://schemas.microsoft.com/office/word/2012/wordml" xmlns:w16="http://schemas.microsoft.com/office/word/2018/wordml" xmlns:w16cex="http://schemas.microsoft.com/office/word/2018/wordml/cex" xmlns:w16cid="http://schemas.microsoft.com/office/word/2016/wordml/cid" xmlns="http://schemas.microsoft.com/office/tasks/2019/documenttasks" xmlns:cr="http://schemas.microsoft.com/office/comments/2020/reactions">
   <w:p>
     <w:pPr>
+      <w:keepNext w:val="0"/>
+      <w:keepLines w:val="0"/>
+      <w:pageBreakBefore w:val="0"/>
+      <w:widowControl w:val="1"/>
       <w:pBdr>
-        <w:top w:val="nil"/>
-        <w:left w:val="nil"/>
-        <w:bottom w:val="nil"/>
-        <w:right w:val="nil"/>
-        <w:between w:val="nil"/>
+        <w:top w:space="0" w:sz="0" w:val="nil"/>
+        <w:left w:space="0" w:sz="0" w:val="nil"/>
+        <w:bottom w:space="0" w:sz="0" w:val="nil"/>
+        <w:right w:space="0" w:sz="0" w:val="nil"/>
+        <w:between w:space="0" w:sz="0" w:val="nil"/>
       </w:pBdr>
+      <w:shd w:fill="auto" w:val="clear"/>
       <w:tabs>
-        <w:tab w:val="center" w:pos="4680"/>
-        <w:tab w:val="right" w:pos="9360"/>
+        <w:tab w:val="center" w:leader="none" w:pos="4680"/>
+        <w:tab w:val="right" w:leader="none" w:pos="9360"/>
       </w:tabs>
-      <w:spacing w:after="0" w:line="240" w:lineRule="auto"/>
+      <w:spacing w:after="0" w:before="0" w:line="240" w:lineRule="auto"/>
+      <w:ind w:left="0" w:right="0" w:firstLine="0"/>
       <w:jc w:val="right"/>
       <w:rPr>
-        <w:rFonts w:ascii="Cambria" w:eastAsia="Cambria" w:hAnsi="Cambria" w:cs="Cambria"/>
-        <w:i/>
-        <w:iCs/>
+        <w:rFonts w:ascii="Cambria" w:cs="Cambria" w:eastAsia="Cambria" w:hAnsi="Cambria"/>
+        <w:b w:val="0"/>
+        <w:bCs w:val="0"/>
+        <w:i w:val="1"/>
+        <w:iCs w:val="1"/>
+        <w:smallCaps w:val="0"/>
+        <w:strike w:val="0"/>
         <w:color w:val="000000"/>
+        <w:sz w:val="22"/>
+        <w:szCs w:val="22"/>
+        <w:shd w:fill="auto" w:val="clear"/>
+        <w:vertAlign w:val="baseline"/>
       </w:rPr>
     </w:pPr>
     <w:r>
       <w:rPr>
-        <w:rFonts w:ascii="Cambria" w:eastAsia="Cambria" w:hAnsi="Cambria" w:cs="Cambria"/>
-        <w:i/>
-        <w:iCs/>
+        <w:rFonts w:ascii="Cambria" w:cs="Cambria" w:eastAsia="Cambria" w:hAnsi="Cambria"/>
+        <w:b w:val="0"/>
+        <w:bCs w:val="0"/>
+        <w:i w:val="1"/>
+        <w:iCs w:val="1"/>
+        <w:smallCaps w:val="0"/>
+        <w:strike w:val="0"/>
         <w:color w:val="000000"/>
+        <w:sz w:val="22"/>
+        <w:szCs w:val="22"/>
+        <w:shd w:fill="auto" w:val="clear"/>
+        <w:vertAlign w:val="baseline"/>
       </w:rPr>
       <w:fldChar w:fldCharType="begin"/>
+      <w:instrText xml:space="preserve">PAGE</w:instrText>
+      <w:fldChar w:fldCharType="separate"/>
+      <w:fldChar w:fldCharType="end"/>
     </w:r>
     <w:r>
       <w:rPr>
-        <w:rFonts w:ascii="Cambria" w:eastAsia="Cambria" w:hAnsi="Cambria" w:cs="Cambria"/>
-        <w:i/>
-        <w:iCs/>
-        <w:color w:val="000000"/>
-      </w:rPr>
-      <w:instrText>PAGE</w:instrText>
-    </w:r>
-    <w:r>
-      <w:rPr>
-        <w:rFonts w:ascii="Cambria" w:eastAsia="Cambria" w:hAnsi="Cambria" w:cs="Cambria"/>
-        <w:i/>
-        <w:iCs/>
-        <w:color w:val="000000"/>
-      </w:rPr>
-      <w:fldChar w:fldCharType="separate"/>
-    </w:r>
-    <w:r>
-      <w:rPr>
-        <w:rFonts w:ascii="Cambria" w:eastAsia="Cambria" w:hAnsi="Cambria" w:cs="Cambria"/>
-        <w:i/>
-        <w:iCs/>
-        <w:color w:val="000000"/>
-      </w:rPr>
-      <w:fldChar w:fldCharType="end"/>
+        <w:rtl w:val="0"/>
+      </w:rPr>
     </w:r>
   </w:p>
   <w:p>
     <w:pPr>
+      <w:keepNext w:val="0"/>
+      <w:keepLines w:val="0"/>
+      <w:pageBreakBefore w:val="0"/>
+      <w:widowControl w:val="1"/>
       <w:pBdr>
-        <w:top w:val="nil"/>
-        <w:left w:val="nil"/>
-        <w:bottom w:val="nil"/>
-        <w:right w:val="nil"/>
-        <w:between w:val="nil"/>
+        <w:top w:space="0" w:sz="0" w:val="nil"/>
+        <w:left w:space="0" w:sz="0" w:val="nil"/>
+        <w:bottom w:space="0" w:sz="0" w:val="nil"/>
+        <w:right w:space="0" w:sz="0" w:val="nil"/>
+        <w:between w:space="0" w:sz="0" w:val="nil"/>
       </w:pBdr>
+      <w:shd w:fill="auto" w:val="clear"/>
       <w:tabs>
-        <w:tab w:val="center" w:pos="4680"/>
-        <w:tab w:val="right" w:pos="9360"/>
+        <w:tab w:val="center" w:leader="none" w:pos="4680"/>
+        <w:tab w:val="right" w:leader="none" w:pos="9360"/>
       </w:tabs>
-      <w:spacing w:after="0" w:line="240" w:lineRule="auto"/>
-      <w:ind w:right="360"/>
-      <w:rPr>
-        <w:rFonts w:ascii="Cambria" w:eastAsia="Cambria" w:hAnsi="Cambria" w:cs="Cambria"/>
-        <w:i/>
-        <w:iCs/>
+      <w:spacing w:after="0" w:before="0" w:line="240" w:lineRule="auto"/>
+      <w:ind w:left="0" w:right="360" w:firstLine="0"/>
+      <w:jc w:val="left"/>
+      <w:rPr>
+        <w:rFonts w:ascii="Cambria" w:cs="Cambria" w:eastAsia="Cambria" w:hAnsi="Cambria"/>
+        <w:b w:val="0"/>
+        <w:bCs w:val="0"/>
+        <w:i w:val="1"/>
+        <w:iCs w:val="1"/>
+        <w:smallCaps w:val="0"/>
+        <w:strike w:val="0"/>
         <w:color w:val="000000"/>
+        <w:sz w:val="22"/>
+        <w:szCs w:val="22"/>
+        <w:shd w:fill="auto" w:val="clear"/>
+        <w:vertAlign w:val="baseline"/>
       </w:rPr>
     </w:pPr>
     <w:r>
       <w:rPr>
-        <w:rFonts w:ascii="Cambria" w:eastAsia="Cambria" w:hAnsi="Cambria" w:cs="Cambria"/>
-        <w:i/>
-        <w:iCs/>
-      </w:rPr>
-      <w:t>Team Charter</w:t>
+        <w:rFonts w:ascii="Cambria" w:cs="Cambria" w:eastAsia="Cambria" w:hAnsi="Cambria"/>
+        <w:i w:val="1"/>
+        <w:iCs w:val="1"/>
+        <w:rtl w:val="0"/>
+      </w:rPr>
+      <w:t xml:space="preserve">Team Charter</w:t>
+    </w:r>
+    <w:r>
+      <w:rPr>
+        <w:rtl w:val="0"/>
+      </w:rPr>
     </w:r>
   </w:p>
 </w:ftr>
 </file>
 
 <file path=word/footer3.xml><?xml version="1.0" encoding="utf-8"?>
-<w:ftr xmlns:wpc="http://schemas.microsoft.com/office/word/2010/wordprocessingCanvas" xmlns:cx="http://schemas.microsoft.com/office/drawing/2014/chartex" xmlns:cx1="http://schemas.microsoft.com/office/drawing/2015/9/8/chartex" xmlns:cx2="http://schemas.microsoft.com/office/drawing/2015/10/21/chartex" xmlns:cx3="http://schemas.microsoft.com/office/drawing/2016/5/9/chartex" xmlns:cx4="http://schemas.microsoft.com/office/drawing/2016/5/10/chartex" xmlns:cx5="http://schemas.microsoft.com/office/drawing/2016/5/11/chartex" xmlns:cx6="http://schemas.microsoft.com/office/drawing/2016/5/12/chartex" xmlns:cx7="http://schemas.microsoft.com/office/drawing/2016/5/13/chartex" xmlns:cx8="http://schemas.microsoft.com/office/drawing/2016/5/14/chartex" xmlns:mc="http://schemas.openxmlformats.org/markup-compatibility/2006" xmlns:aink="http://schemas.microsoft.com/office/drawing/2016/ink" xmlns:am3d="http://schemas.microsoft.com/office/drawing/2017/model3d" xmlns:o="urn:schemas-microsoft-com:office:office" xmlns:oel="http://schemas.microsoft.com/office/2019/extlst" xmlns:r="http://schemas.openxmlformats.org/officeDocument/2006/relationships" xmlns:m="http://schemas.openxmlformats.org/officeDocument/2006/math" xmlns:v="urn:schemas-microsoft-com:vml" xmlns:wp14="http://schemas.microsoft.com/office/word/2010/wordprocessingDrawing" xmlns:wp="http://schemas.openxmlformats.org/drawingml/2006/wordprocessingDrawing" xmlns:w10="urn:schemas-microsoft-com:office:word" xmlns:w="http://schemas.openxmlformats.org/wordprocessingml/2006/main" xmlns:w14="http://schemas.microsoft.com/office/word/2010/wordml" xmlns:w15="http://schemas.microsoft.com/office/word/2012/wordml" xmlns:w16cex="http://schemas.microsoft.com/office/word/2018/wordml/cex" xmlns:w16cid="http://schemas.microsoft.com/office/word/2016/wordml/cid" xmlns:w16="http://schemas.microsoft.com/office/word/2018/wordml" xmlns:w16du="http://schemas.microsoft.com/office/word/2023/wordml/word16du" xmlns:w16sdtdh="http://schemas.microsoft.com/office/word/2020/wordml/sdtdatahash" xmlns:w16sdtfl="http://schemas.microsoft.com/office/word/2024/wordml/sdtformatlock" xmlns:w16se="http://schemas.microsoft.com/office/word/2015/wordml/symex" xmlns:wpg="http://schemas.microsoft.com/office/word/2010/wordprocessingGroup" xmlns:wpi="http://schemas.microsoft.com/office/word/2010/wordprocessingInk" xmlns:wne="http://schemas.microsoft.com/office/word/2006/wordml" xmlns:wps="http://schemas.microsoft.com/office/word/2010/wordprocessingShape" mc:Ignorable="w14 w15 w16se w16cid w16 w16cex w16sdtdh w16sdtfl w16du wp14">
-  <w:p/>
+<w:ftr xmlns:mc="http://schemas.openxmlformats.org/markup-compatibility/2006" xmlns:o="urn:schemas-microsoft-com:office:office" xmlns:r="http://schemas.openxmlformats.org/officeDocument/2006/relationships" xmlns:m="http://schemas.openxmlformats.org/officeDocument/2006/math" xmlns:v="urn:schemas-microsoft-com:vml" xmlns:wp="http://schemas.openxmlformats.org/drawingml/2006/wordprocessingDrawing" xmlns:w10="urn:schemas-microsoft-com:office:word" xmlns:w="http://schemas.openxmlformats.org/wordprocessingml/2006/main" xmlns:wne="http://schemas.microsoft.com/office/word/2006/wordml" xmlns:sl="http://schemas.openxmlformats.org/schemaLibrary/2006/main" xmlns:a="http://schemas.openxmlformats.org/drawingml/2006/main" xmlns:pic="http://schemas.openxmlformats.org/drawingml/2006/picture" xmlns:c="http://schemas.openxmlformats.org/drawingml/2006/chart" xmlns:lc="http://schemas.openxmlformats.org/drawingml/2006/lockedCanvas" xmlns:dgm="http://schemas.openxmlformats.org/drawingml/2006/diagram" xmlns:wps="http://schemas.microsoft.com/office/word/2010/wordprocessingShape" xmlns:wpg="http://schemas.microsoft.com/office/word/2010/wordprocessingGroup" xmlns:w14="http://schemas.microsoft.com/office/word/2010/wordml" xmlns:w15="http://schemas.microsoft.com/office/word/2012/wordml" xmlns:w16="http://schemas.microsoft.com/office/word/2018/wordml" xmlns:w16cex="http://schemas.microsoft.com/office/word/2018/wordml/cex" xmlns:w16cid="http://schemas.microsoft.com/office/word/2016/wordml/cid" xmlns="http://schemas.microsoft.com/office/tasks/2019/documenttasks" xmlns:cr="http://schemas.microsoft.com/office/comments/2020/reactions">
+  <w:p>
+    <w:pPr>
+      <w:rPr/>
+    </w:pPr>
+    <w:r>
+      <w:rPr>
+        <w:rtl w:val="0"/>
+      </w:rPr>
+    </w:r>
+  </w:p>
 </w:ftr>
 </file>
 
-<file path=word/footnotes.xml><?xml version="1.0" encoding="utf-8"?>
-<w:footnotes xmlns:wpc="http://schemas.microsoft.com/office/word/2010/wordprocessingCanvas" xmlns:cx="http://schemas.microsoft.com/office/drawing/2014/chartex" xmlns:cx1="http://schemas.microsoft.com/office/drawing/2015/9/8/chartex" xmlns:cx2="http://schemas.microsoft.com/office/drawing/2015/10/21/chartex" xmlns:cx3="http://schemas.microsoft.com/office/drawing/2016/5/9/chartex" xmlns:cx4="http://schemas.microsoft.com/office/drawing/2016/5/10/chartex" xmlns:cx5="http://schemas.microsoft.com/office/drawing/2016/5/11/chartex" xmlns:cx6="http://schemas.microsoft.com/office/drawing/2016/5/12/chartex" xmlns:cx7="http://schemas.microsoft.com/office/drawing/2016/5/13/chartex" xmlns:cx8="http://schemas.microsoft.com/office/drawing/2016/5/14/chartex" xmlns:mc="http://schemas.openxmlformats.org/markup-compatibility/2006" xmlns:aink="http://schemas.microsoft.com/office/drawing/2016/ink" xmlns:am3d="http://schemas.microsoft.com/office/drawing/2017/model3d" xmlns:o="urn:schemas-microsoft-com:office:office" xmlns:oel="http://schemas.microsoft.com/office/2019/extlst" xmlns:r="http://schemas.openxmlformats.org/officeDocument/2006/relationships" xmlns:m="http://schemas.openxmlformats.org/officeDocument/2006/math" xmlns:v="urn:schemas-microsoft-com:vml" xmlns:wp14="http://schemas.microsoft.com/office/word/2010/wordprocessingDrawing" xmlns:wp="http://schemas.openxmlformats.org/drawingml/2006/wordprocessingDrawing" xmlns:w10="urn:schemas-microsoft-com:office:word" xmlns:w="http://schemas.openxmlformats.org/wordprocessingml/2006/main" xmlns:w14="http://schemas.microsoft.com/office/word/2010/wordml" xmlns:w15="http://schemas.microsoft.com/office/word/2012/wordml" xmlns:w16cex="http://schemas.microsoft.com/office/word/2018/wordml/cex" xmlns:w16cid="http://schemas.microsoft.com/office/word/2016/wordml/cid" xmlns:w16="http://schemas.microsoft.com/office/word/2018/wordml" xmlns:w16du="http://schemas.microsoft.com/office/word/2023/wordml/word16du" xmlns:w16sdtdh="http://schemas.microsoft.com/office/word/2020/wordml/sdtdatahash" xmlns:w16sdtfl="http://schemas.microsoft.com/office/word/2024/wordml/sdtformatlock" xmlns:w16se="http://schemas.microsoft.com/office/word/2015/wordml/symex" xmlns:wpg="http://schemas.microsoft.com/office/word/2010/wordprocessingGroup" xmlns:wpi="http://schemas.microsoft.com/office/word/2010/wordprocessingInk" xmlns:wne="http://schemas.microsoft.com/office/word/2006/wordml" xmlns:wps="http://schemas.microsoft.com/office/word/2010/wordprocessingShape" mc:Ignorable="w14 w15 w16se w16cid w16 w16cex w16sdtdh w16sdtfl w16du wp14">
-  <w:footnote w:type="separator" w:id="-1">
-    <w:p>
-      <w:pPr>
-        <w:spacing w:after="0" w:line="240" w:lineRule="auto"/>
-      </w:pPr>
-      <w:r>
-        <w:separator/>
-      </w:r>
-    </w:p>
-  </w:footnote>
-  <w:footnote w:type="continuationSeparator" w:id="0">
-    <w:p>
-      <w:pPr>
-        <w:spacing w:after="0" w:line="240" w:lineRule="auto"/>
-      </w:pPr>
-      <w:r>
-        <w:continuationSeparator/>
-      </w:r>
-    </w:p>
-  </w:footnote>
-</w:footnotes>
-</file>
-
 <file path=word/header1.xml><?xml version="1.0" encoding="utf-8"?>
-<w:hdr xmlns:wpc="http://schemas.microsoft.com/office/word/2010/wordprocessingCanvas" xmlns:cx="http://schemas.microsoft.com/office/drawing/2014/chartex" xmlns:cx1="http://schemas.microsoft.com/office/drawing/2015/9/8/chartex" xmlns:cx2="http://schemas.microsoft.com/office/drawing/2015/10/21/chartex" xmlns:cx3="http://schemas.microsoft.com/office/drawing/2016/5/9/chartex" xmlns:cx4="http://schemas.microsoft.com/office/drawing/2016/5/10/chartex" xmlns:cx5="http://schemas.microsoft.com/office/drawing/2016/5/11/chartex" xmlns:cx6="http://schemas.microsoft.com/office/drawing/2016/5/12/chartex" xmlns:cx7="http://schemas.microsoft.com/office/drawing/2016/5/13/chartex" xmlns:cx8="http://schemas.microsoft.com/office/drawing/2016/5/14/chartex" xmlns:mc="http://schemas.openxmlformats.org/markup-compatibility/2006" xmlns:aink="http://schemas.microsoft.com/office/drawing/2016/ink" xmlns:am3d="http://schemas.microsoft.com/office/drawing/2017/model3d" xmlns:o="urn:schemas-microsoft-com:office:office" xmlns:oel="http://schemas.microsoft.com/office/2019/extlst" xmlns:r="http://schemas.openxmlformats.org/officeDocument/2006/relationships" xmlns:m="http://schemas.openxmlformats.org/officeDocument/2006/math" xmlns:v="urn:schemas-microsoft-com:vml" xmlns:wp14="http://schemas.microsoft.com/office/word/2010/wordprocessingDrawing" xmlns:wp="http://schemas.openxmlformats.org/drawingml/2006/wordprocessingDrawing" xmlns:w10="urn:schemas-microsoft-com:office:word" xmlns:w="http://schemas.openxmlformats.org/wordprocessingml/2006/main" xmlns:w14="http://schemas.microsoft.com/office/word/2010/wordml" xmlns:w15="http://schemas.microsoft.com/office/word/2012/wordml" xmlns:w16cex="http://schemas.microsoft.com/office/word/2018/wordml/cex" xmlns:w16cid="http://schemas.microsoft.com/office/word/2016/wordml/cid" xmlns:w16="http://schemas.microsoft.com/office/word/2018/wordml" xmlns:w16du="http://schemas.microsoft.com/office/word/2023/wordml/word16du" xmlns:w16sdtdh="http://schemas.microsoft.com/office/word/2020/wordml/sdtdatahash" xmlns:w16sdtfl="http://schemas.microsoft.com/office/word/2024/wordml/sdtformatlock" xmlns:w16se="http://schemas.microsoft.com/office/word/2015/wordml/symex" xmlns:wpg="http://schemas.microsoft.com/office/word/2010/wordprocessingGroup" xmlns:wpi="http://schemas.microsoft.com/office/word/2010/wordprocessingInk" xmlns:wne="http://schemas.microsoft.com/office/word/2006/wordml" xmlns:wps="http://schemas.microsoft.com/office/word/2010/wordprocessingShape" mc:Ignorable="w14 w15 w16se w16cid w16 w16cex w16sdtdh w16sdtfl w16du wp14">
-  <w:p/>
+<w:hdr xmlns:mc="http://schemas.openxmlformats.org/markup-compatibility/2006" xmlns:o="urn:schemas-microsoft-com:office:office" xmlns:r="http://schemas.openxmlformats.org/officeDocument/2006/relationships" xmlns:m="http://schemas.openxmlformats.org/officeDocument/2006/math" xmlns:v="urn:schemas-microsoft-com:vml" xmlns:wp="http://schemas.openxmlformats.org/drawingml/2006/wordprocessingDrawing" xmlns:w10="urn:schemas-microsoft-com:office:word" xmlns:w="http://schemas.openxmlformats.org/wordprocessingml/2006/main" xmlns:wne="http://schemas.microsoft.com/office/word/2006/wordml" xmlns:sl="http://schemas.openxmlformats.org/schemaLibrary/2006/main" xmlns:a="http://schemas.openxmlformats.org/drawingml/2006/main" xmlns:pic="http://schemas.openxmlformats.org/drawingml/2006/picture" xmlns:c="http://schemas.openxmlformats.org/drawingml/2006/chart" xmlns:lc="http://schemas.openxmlformats.org/drawingml/2006/lockedCanvas" xmlns:dgm="http://schemas.openxmlformats.org/drawingml/2006/diagram" xmlns:wps="http://schemas.microsoft.com/office/word/2010/wordprocessingShape" xmlns:wpg="http://schemas.microsoft.com/office/word/2010/wordprocessingGroup" xmlns:w14="http://schemas.microsoft.com/office/word/2010/wordml" xmlns:w15="http://schemas.microsoft.com/office/word/2012/wordml" xmlns:w16="http://schemas.microsoft.com/office/word/2018/wordml" xmlns:w16cex="http://schemas.microsoft.com/office/word/2018/wordml/cex" xmlns:w16cid="http://schemas.microsoft.com/office/word/2016/wordml/cid" xmlns="http://schemas.microsoft.com/office/tasks/2019/documenttasks" xmlns:cr="http://schemas.microsoft.com/office/comments/2020/reactions">
+  <w:p>
+    <w:pPr>
+      <w:rPr/>
+    </w:pPr>
+    <w:r>
+      <w:rPr>
+        <w:rtl w:val="0"/>
+      </w:rPr>
+    </w:r>
+  </w:p>
 </w:hdr>
 </file>
 
 <file path=word/numbering.xml><?xml version="1.0" encoding="utf-8"?>
-<w:numbering xmlns:wpc="http://schemas.microsoft.com/office/word/2010/wordprocessingCanvas" xmlns:cx="http://schemas.microsoft.com/office/drawing/2014/chartex" xmlns:cx1="http://schemas.microsoft.com/office/drawing/2015/9/8/chartex" xmlns:cx2="http://schemas.microsoft.com/office/drawing/2015/10/21/chartex" xmlns:cx3="http://schemas.microsoft.com/office/drawing/2016/5/9/chartex" xmlns:cx4="http://schemas.microsoft.com/office/drawing/2016/5/10/chartex" xmlns:cx5="http://schemas.microsoft.com/office/drawing/2016/5/11/chartex" xmlns:cx6="http://schemas.microsoft.com/office/drawing/2016/5/12/chartex" xmlns:cx7="http://schemas.microsoft.com/office/drawing/2016/5/13/chartex" xmlns:cx8="http://schemas.microsoft.com/office/drawing/2016/5/14/chartex" xmlns:mc="http://schemas.openxmlformats.org/markup-compatibility/2006" xmlns:aink="http://schemas.microsoft.com/office/drawing/2016/ink" xmlns:am3d="http://schemas.microsoft.com/office/drawing/2017/model3d" xmlns:o="urn:schemas-microsoft-com:office:office" xmlns:oel="http://schemas.microsoft.com/office/2019/extlst" xmlns:r="http://schemas.openxmlformats.org/officeDocument/2006/relationships" xmlns:m="http://schemas.openxmlformats.org/officeDocument/2006/math" xmlns:v="urn:schemas-microsoft-com:vml" xmlns:wp14="http://schemas.microsoft.com/office/word/2010/wordprocessingDrawing" xmlns:wp="http://schemas.openxmlformats.org/drawingml/2006/wordprocessingDrawing" xmlns:w10="urn:schemas-microsoft-com:office:word" xmlns:w="http://schemas.openxmlformats.org/wordprocessingml/2006/main" xmlns:w14="http://schemas.microsoft.com/office/word/2010/wordml" xmlns:w15="http://schemas.microsoft.com/office/word/2012/wordml" xmlns:w16cex="http://schemas.microsoft.com/office/word/2018/wordml/cex" xmlns:w16cid="http://schemas.microsoft.com/office/word/2016/wordml/cid" xmlns:w16="http://schemas.microsoft.com/office/word/2018/wordml" xmlns:w16du="http://schemas.microsoft.com/office/word/2023/wordml/word16du" xmlns:w16sdtdh="http://schemas.microsoft.com/office/word/2020/wordml/sdtdatahash" xmlns:w16sdtfl="http://schemas.microsoft.com/office/word/2024/wordml/sdtformatlock" xmlns:w16se="http://schemas.microsoft.com/office/word/2015/wordml/symex" xmlns:wpg="http://schemas.microsoft.com/office/word/2010/wordprocessingGroup" xmlns:wpi="http://schemas.microsoft.com/office/word/2010/wordprocessingInk" xmlns:wne="http://schemas.microsoft.com/office/word/2006/wordml" xmlns:wps="http://schemas.microsoft.com/office/word/2010/wordprocessingShape" mc:Ignorable="w14 w15 w16se w16cid w16 w16cex w16sdtdh w16sdtfl w16du wp14">
-  <w:abstractNum w:abstractNumId="0" w15:restartNumberingAfterBreak="0">
-    <w:nsid w:val="27CC77B8"/>
-    <w:multiLevelType w:val="multilevel"/>
-    <w:tmpl w:val="26085F68"/>
+<w:numbering xmlns:mc="http://schemas.openxmlformats.org/markup-compatibility/2006" xmlns:o="urn:schemas-microsoft-com:office:office" xmlns:r="http://schemas.openxmlformats.org/officeDocument/2006/relationships" xmlns:m="http://schemas.openxmlformats.org/officeDocument/2006/math" xmlns:v="urn:schemas-microsoft-com:vml" xmlns:wp="http://schemas.openxmlformats.org/drawingml/2006/wordprocessingDrawing" xmlns:w10="urn:schemas-microsoft-com:office:word" xmlns:w="http://schemas.openxmlformats.org/wordprocessingml/2006/main" xmlns:wne="http://schemas.microsoft.com/office/word/2006/wordml" xmlns:sl="http://schemas.openxmlformats.org/schemaLibrary/2006/main" xmlns:a="http://schemas.openxmlformats.org/drawingml/2006/main" xmlns:pic="http://schemas.openxmlformats.org/drawingml/2006/picture" xmlns:c="http://schemas.openxmlformats.org/drawingml/2006/chart" xmlns:lc="http://schemas.openxmlformats.org/drawingml/2006/lockedCanvas" xmlns:dgm="http://schemas.openxmlformats.org/drawingml/2006/diagram" xmlns:wps="http://schemas.microsoft.com/office/word/2010/wordprocessingShape" xmlns:wpg="http://schemas.microsoft.com/office/word/2010/wordprocessingGroup" xmlns:w14="http://schemas.microsoft.com/office/word/2010/wordml" xmlns:w15="http://schemas.microsoft.com/office/word/2012/wordml" xmlns:w16="http://schemas.microsoft.com/office/word/2018/wordml" xmlns:w16cex="http://schemas.microsoft.com/office/word/2018/wordml/cex" xmlns:w16cid="http://schemas.microsoft.com/office/word/2016/wordml/cid" xmlns="http://schemas.microsoft.com/office/tasks/2019/documenttasks" xmlns:cr="http://schemas.microsoft.com/office/comments/2020/reactions">
+  <w:abstractNum w:abstractNumId="1">
     <w:lvl w:ilvl="0">
       <w:start w:val="1"/>
       <w:numFmt w:val="bullet"/>
@@ -1019,10 +3843,7 @@
       </w:rPr>
     </w:lvl>
   </w:abstractNum>
-  <w:abstractNum w:abstractNumId="1" w15:restartNumberingAfterBreak="0">
-    <w:nsid w:val="351F33DA"/>
-    <w:multiLevelType w:val="multilevel"/>
-    <w:tmpl w:val="C0F6258E"/>
+  <w:abstractNum w:abstractNumId="2">
     <w:lvl w:ilvl="0">
       <w:start w:val="1"/>
       <w:numFmt w:val="bullet"/>
@@ -1132,10 +3953,7 @@
       </w:rPr>
     </w:lvl>
   </w:abstractNum>
-  <w:abstractNum w:abstractNumId="2" w15:restartNumberingAfterBreak="0">
-    <w:nsid w:val="39035810"/>
-    <w:multiLevelType w:val="multilevel"/>
-    <w:tmpl w:val="4EF2FCE2"/>
+  <w:abstractNum w:abstractNumId="3">
     <w:lvl w:ilvl="0">
       <w:start w:val="1"/>
       <w:numFmt w:val="bullet"/>
@@ -1245,10 +4063,7 @@
       </w:rPr>
     </w:lvl>
   </w:abstractNum>
-  <w:abstractNum w:abstractNumId="3" w15:restartNumberingAfterBreak="0">
-    <w:nsid w:val="3D8259AC"/>
-    <w:multiLevelType w:val="multilevel"/>
-    <w:tmpl w:val="D79AAB50"/>
+  <w:abstractNum w:abstractNumId="4">
     <w:lvl w:ilvl="0">
       <w:start w:val="1"/>
       <w:numFmt w:val="bullet"/>
@@ -1358,10 +4173,7 @@
       </w:rPr>
     </w:lvl>
   </w:abstractNum>
-  <w:abstractNum w:abstractNumId="4" w15:restartNumberingAfterBreak="0">
-    <w:nsid w:val="45127683"/>
-    <w:multiLevelType w:val="multilevel"/>
-    <w:tmpl w:val="B7C2FB6C"/>
+  <w:abstractNum w:abstractNumId="5">
     <w:lvl w:ilvl="0">
       <w:start w:val="1"/>
       <w:numFmt w:val="bullet"/>
@@ -1471,10 +4283,7 @@
       </w:rPr>
     </w:lvl>
   </w:abstractNum>
-  <w:abstractNum w:abstractNumId="5" w15:restartNumberingAfterBreak="0">
-    <w:nsid w:val="5BF470ED"/>
-    <w:multiLevelType w:val="multilevel"/>
-    <w:tmpl w:val="209ECD50"/>
+  <w:abstractNum w:abstractNumId="6">
     <w:lvl w:ilvl="0">
       <w:start w:val="1"/>
       <w:numFmt w:val="bullet"/>
@@ -1584,10 +4393,7 @@
       </w:rPr>
     </w:lvl>
   </w:abstractNum>
-  <w:abstractNum w:abstractNumId="6" w15:restartNumberingAfterBreak="0">
-    <w:nsid w:val="5C3A79E5"/>
-    <w:multiLevelType w:val="multilevel"/>
-    <w:tmpl w:val="3816162E"/>
+  <w:abstractNum w:abstractNumId="7">
     <w:lvl w:ilvl="0">
       <w:start w:val="1"/>
       <w:numFmt w:val="bullet"/>
@@ -1697,10 +4503,7 @@
       </w:rPr>
     </w:lvl>
   </w:abstractNum>
-  <w:abstractNum w:abstractNumId="7" w15:restartNumberingAfterBreak="0">
-    <w:nsid w:val="5F52121D"/>
-    <w:multiLevelType w:val="multilevel"/>
-    <w:tmpl w:val="43F6CAAC"/>
+  <w:abstractNum w:abstractNumId="8">
     <w:lvl w:ilvl="0">
       <w:start w:val="1"/>
       <w:numFmt w:val="bullet"/>
@@ -1810,10 +4613,7 @@
       </w:rPr>
     </w:lvl>
   </w:abstractNum>
-  <w:abstractNum w:abstractNumId="8" w15:restartNumberingAfterBreak="0">
-    <w:nsid w:val="63644918"/>
-    <w:multiLevelType w:val="multilevel"/>
-    <w:tmpl w:val="A886AE18"/>
+  <w:abstractNum w:abstractNumId="9">
     <w:lvl w:ilvl="0">
       <w:start w:val="1"/>
       <w:numFmt w:val="bullet"/>
@@ -1923,10 +4723,7 @@
       </w:rPr>
     </w:lvl>
   </w:abstractNum>
-  <w:abstractNum w:abstractNumId="9" w15:restartNumberingAfterBreak="0">
-    <w:nsid w:val="6E2F5AF0"/>
-    <w:multiLevelType w:val="multilevel"/>
-    <w:tmpl w:val="C9A41CB8"/>
+  <w:abstractNum w:abstractNumId="10">
     <w:lvl w:ilvl="0">
       <w:start w:val="1"/>
       <w:numFmt w:val="bullet"/>
@@ -2036,48 +4833,48 @@
       </w:rPr>
     </w:lvl>
   </w:abstractNum>
-  <w:num w:numId="1" w16cid:durableId="746265796">
+  <w:num w:numId="1">
+    <w:abstractNumId w:val="1"/>
+  </w:num>
+  <w:num w:numId="2">
+    <w:abstractNumId w:val="2"/>
+  </w:num>
+  <w:num w:numId="3">
+    <w:abstractNumId w:val="3"/>
+  </w:num>
+  <w:num w:numId="4">
     <w:abstractNumId w:val="4"/>
   </w:num>
-  <w:num w:numId="2" w16cid:durableId="1978533509">
-    <w:abstractNumId w:val="1"/>
+  <w:num w:numId="5">
+    <w:abstractNumId w:val="5"/>
   </w:num>
-  <w:num w:numId="3" w16cid:durableId="2079404123">
-    <w:abstractNumId w:val="2"/>
-  </w:num>
-  <w:num w:numId="4" w16cid:durableId="570851146">
+  <w:num w:numId="6">
     <w:abstractNumId w:val="6"/>
   </w:num>
-  <w:num w:numId="5" w16cid:durableId="367148302">
-    <w:abstractNumId w:val="3"/>
+  <w:num w:numId="7">
+    <w:abstractNumId w:val="7"/>
   </w:num>
-  <w:num w:numId="6" w16cid:durableId="286785943">
+  <w:num w:numId="8">
+    <w:abstractNumId w:val="8"/>
+  </w:num>
+  <w:num w:numId="9">
     <w:abstractNumId w:val="9"/>
   </w:num>
-  <w:num w:numId="7" w16cid:durableId="1570339791">
-    <w:abstractNumId w:val="0"/>
-  </w:num>
-  <w:num w:numId="8" w16cid:durableId="1813209191">
-    <w:abstractNumId w:val="5"/>
-  </w:num>
-  <w:num w:numId="9" w16cid:durableId="859927711">
-    <w:abstractNumId w:val="7"/>
-  </w:num>
-  <w:num w:numId="10" w16cid:durableId="279846261">
-    <w:abstractNumId w:val="8"/>
+  <w:num w:numId="10">
+    <w:abstractNumId w:val="10"/>
   </w:num>
 </w:numbering>
 </file>
 
 <file path=word/styles.xml><?xml version="1.0" encoding="utf-8"?>
-<w:styles xmlns:mc="http://schemas.openxmlformats.org/markup-compatibility/2006" xmlns:r="http://schemas.openxmlformats.org/officeDocument/2006/relationships" xmlns:w="http://schemas.openxmlformats.org/wordprocessingml/2006/main" xmlns:w14="http://schemas.microsoft.com/office/word/2010/wordml" xmlns:w15="http://schemas.microsoft.com/office/word/2012/wordml" xmlns:w16cex="http://schemas.microsoft.com/office/word/2018/wordml/cex" xmlns:w16cid="http://schemas.microsoft.com/office/word/2016/wordml/cid" xmlns:w16="http://schemas.microsoft.com/office/word/2018/wordml" xmlns:w16du="http://schemas.microsoft.com/office/word/2023/wordml/word16du" xmlns:w16sdtdh="http://schemas.microsoft.com/office/word/2020/wordml/sdtdatahash" xmlns:w16sdtfl="http://schemas.microsoft.com/office/word/2024/wordml/sdtformatlock" xmlns:w16se="http://schemas.microsoft.com/office/word/2015/wordml/symex" mc:Ignorable="w14 w15 w16se w16cid w16 w16cex w16sdtdh w16sdtfl w16du">
+<w:styles xmlns:mc="http://schemas.openxmlformats.org/markup-compatibility/2006" xmlns:o="urn:schemas-microsoft-com:office:office" xmlns:r="http://schemas.openxmlformats.org/officeDocument/2006/relationships" xmlns:m="http://schemas.openxmlformats.org/officeDocument/2006/math" xmlns:v="urn:schemas-microsoft-com:vml" xmlns:wp="http://schemas.openxmlformats.org/drawingml/2006/wordprocessingDrawing" xmlns:w10="urn:schemas-microsoft-com:office:word" xmlns:w="http://schemas.openxmlformats.org/wordprocessingml/2006/main" xmlns:wne="http://schemas.microsoft.com/office/word/2006/wordml" xmlns:sl="http://schemas.openxmlformats.org/schemaLibrary/2006/main" xmlns:a="http://schemas.openxmlformats.org/drawingml/2006/main" xmlns:pic="http://schemas.openxmlformats.org/drawingml/2006/picture" xmlns:c="http://schemas.openxmlformats.org/drawingml/2006/chart" xmlns:lc="http://schemas.openxmlformats.org/drawingml/2006/lockedCanvas" xmlns:dgm="http://schemas.openxmlformats.org/drawingml/2006/diagram" xmlns:wps="http://schemas.microsoft.com/office/word/2010/wordprocessingShape" xmlns:wpg="http://schemas.microsoft.com/office/word/2010/wordprocessingGroup" xmlns:w14="http://schemas.microsoft.com/office/word/2010/wordml" xmlns:w15="http://schemas.microsoft.com/office/word/2012/wordml" xmlns:w16="http://schemas.microsoft.com/office/word/2018/wordml" xmlns:w16cex="http://schemas.microsoft.com/office/word/2018/wordml/cex" xmlns:w16cid="http://schemas.microsoft.com/office/word/2016/wordml/cid" xmlns="http://schemas.microsoft.com/office/tasks/2019/documenttasks" xmlns:cr="http://schemas.microsoft.com/office/comments/2020/reactions">
   <w:docDefaults>
     <w:rPrDefault>
       <w:rPr>
-        <w:rFonts w:ascii="Poppins" w:eastAsia="Poppins" w:hAnsi="Poppins" w:cs="Poppins"/>
+        <w:rFonts w:ascii="Poppins" w:cs="Poppins" w:eastAsia="Poppins" w:hAnsi="Poppins"/>
         <w:sz w:val="22"/>
         <w:szCs w:val="22"/>
-        <w:lang w:val="en" w:eastAsia="en-GB" w:bidi="ar-SA"/>
+        <w:lang w:val="en"/>
       </w:rPr>
     </w:rPrDefault>
     <w:pPrDefault>
@@ -2086,404 +4883,33 @@
       </w:pPr>
     </w:pPrDefault>
   </w:docDefaults>
-  <w:latentStyles w:defLockedState="0" w:defUIPriority="99" w:defSemiHidden="0" w:defUnhideWhenUsed="0" w:defQFormat="0" w:count="376">
-    <w:lsdException w:name="Normal" w:uiPriority="0" w:qFormat="1"/>
-    <w:lsdException w:name="heading 1" w:uiPriority="9" w:qFormat="1"/>
-    <w:lsdException w:name="heading 2" w:semiHidden="1" w:uiPriority="9" w:unhideWhenUsed="1" w:qFormat="1"/>
-    <w:lsdException w:name="heading 3" w:semiHidden="1" w:uiPriority="9" w:unhideWhenUsed="1" w:qFormat="1"/>
-    <w:lsdException w:name="heading 4" w:semiHidden="1" w:uiPriority="9" w:unhideWhenUsed="1" w:qFormat="1"/>
-    <w:lsdException w:name="heading 5" w:semiHidden="1" w:uiPriority="9" w:unhideWhenUsed="1" w:qFormat="1"/>
-    <w:lsdException w:name="heading 6" w:semiHidden="1" w:uiPriority="9" w:unhideWhenUsed="1" w:qFormat="1"/>
-    <w:lsdException w:name="heading 7" w:semiHidden="1" w:uiPriority="9" w:unhideWhenUsed="1" w:qFormat="1"/>
-    <w:lsdException w:name="heading 8" w:semiHidden="1" w:uiPriority="9" w:unhideWhenUsed="1" w:qFormat="1"/>
-    <w:lsdException w:name="heading 9" w:semiHidden="1" w:uiPriority="9" w:unhideWhenUsed="1" w:qFormat="1"/>
-    <w:lsdException w:name="index 1" w:semiHidden="1" w:unhideWhenUsed="1"/>
-    <w:lsdException w:name="index 2" w:semiHidden="1" w:unhideWhenUsed="1"/>
-    <w:lsdException w:name="index 3" w:semiHidden="1" w:unhideWhenUsed="1"/>
-    <w:lsdException w:name="index 4" w:semiHidden="1" w:unhideWhenUsed="1"/>
-    <w:lsdException w:name="index 5" w:semiHidden="1" w:unhideWhenUsed="1"/>
-    <w:lsdException w:name="index 6" w:semiHidden="1" w:unhideWhenUsed="1"/>
-    <w:lsdException w:name="index 7" w:semiHidden="1" w:unhideWhenUsed="1"/>
-    <w:lsdException w:name="index 8" w:semiHidden="1" w:unhideWhenUsed="1"/>
-    <w:lsdException w:name="index 9" w:semiHidden="1" w:unhideWhenUsed="1"/>
-    <w:lsdException w:name="toc 1" w:semiHidden="1" w:uiPriority="39" w:unhideWhenUsed="1"/>
-    <w:lsdException w:name="toc 2" w:semiHidden="1" w:uiPriority="39" w:unhideWhenUsed="1"/>
-    <w:lsdException w:name="toc 3" w:semiHidden="1" w:uiPriority="39" w:unhideWhenUsed="1"/>
-    <w:lsdException w:name="toc 4" w:semiHidden="1" w:uiPriority="39" w:unhideWhenUsed="1"/>
-    <w:lsdException w:name="toc 5" w:semiHidden="1" w:uiPriority="39" w:unhideWhenUsed="1"/>
-    <w:lsdException w:name="toc 6" w:semiHidden="1" w:uiPriority="39" w:unhideWhenUsed="1"/>
-    <w:lsdException w:name="toc 7" w:semiHidden="1" w:uiPriority="39" w:unhideWhenUsed="1"/>
-    <w:lsdException w:name="toc 8" w:semiHidden="1" w:uiPriority="39" w:unhideWhenUsed="1"/>
-    <w:lsdException w:name="toc 9" w:semiHidden="1" w:uiPriority="39" w:unhideWhenUsed="1"/>
-    <w:lsdException w:name="Normal Indent" w:semiHidden="1" w:unhideWhenUsed="1"/>
-    <w:lsdException w:name="footnote text" w:semiHidden="1" w:unhideWhenUsed="1"/>
-    <w:lsdException w:name="annotation text" w:semiHidden="1" w:unhideWhenUsed="1"/>
-    <w:lsdException w:name="header" w:semiHidden="1" w:unhideWhenUsed="1"/>
-    <w:lsdException w:name="footer" w:semiHidden="1" w:unhideWhenUsed="1"/>
-    <w:lsdException w:name="index heading" w:semiHidden="1" w:unhideWhenUsed="1"/>
-    <w:lsdException w:name="caption" w:semiHidden="1" w:uiPriority="35" w:unhideWhenUsed="1" w:qFormat="1"/>
-    <w:lsdException w:name="table of figures" w:semiHidden="1" w:unhideWhenUsed="1"/>
-    <w:lsdException w:name="envelope address" w:semiHidden="1" w:unhideWhenUsed="1"/>
-    <w:lsdException w:name="envelope return" w:semiHidden="1" w:unhideWhenUsed="1"/>
-    <w:lsdException w:name="footnote reference" w:semiHidden="1" w:unhideWhenUsed="1"/>
-    <w:lsdException w:name="annotation reference" w:semiHidden="1" w:unhideWhenUsed="1"/>
-    <w:lsdException w:name="line number" w:semiHidden="1" w:unhideWhenUsed="1"/>
-    <w:lsdException w:name="page number" w:semiHidden="1" w:unhideWhenUsed="1"/>
-    <w:lsdException w:name="endnote reference" w:semiHidden="1" w:unhideWhenUsed="1"/>
-    <w:lsdException w:name="endnote text" w:semiHidden="1" w:unhideWhenUsed="1"/>
-    <w:lsdException w:name="table of authorities" w:semiHidden="1" w:unhideWhenUsed="1"/>
-    <w:lsdException w:name="macro" w:semiHidden="1" w:unhideWhenUsed="1"/>
-    <w:lsdException w:name="toa heading" w:semiHidden="1" w:unhideWhenUsed="1"/>
-    <w:lsdException w:name="List" w:semiHidden="1" w:unhideWhenUsed="1"/>
-    <w:lsdException w:name="List Bullet" w:semiHidden="1" w:unhideWhenUsed="1"/>
-    <w:lsdException w:name="List Number" w:semiHidden="1" w:unhideWhenUsed="1"/>
-    <w:lsdException w:name="List 2" w:semiHidden="1" w:unhideWhenUsed="1"/>
-    <w:lsdException w:name="List 3" w:semiHidden="1" w:unhideWhenUsed="1"/>
-    <w:lsdException w:name="List 4" w:semiHidden="1" w:unhideWhenUsed="1"/>
-    <w:lsdException w:name="List 5" w:semiHidden="1" w:unhideWhenUsed="1"/>
-    <w:lsdException w:name="List Bullet 2" w:semiHidden="1" w:unhideWhenUsed="1"/>
-    <w:lsdException w:name="List Bullet 3" w:semiHidden="1" w:unhideWhenUsed="1"/>
-    <w:lsdException w:name="List Bullet 4" w:semiHidden="1" w:unhideWhenUsed="1"/>
-    <w:lsdException w:name="List Bullet 5" w:semiHidden="1" w:unhideWhenUsed="1"/>
-    <w:lsdException w:name="List Number 2" w:semiHidden="1" w:unhideWhenUsed="1"/>
-    <w:lsdException w:name="List Number 3" w:semiHidden="1" w:unhideWhenUsed="1"/>
-    <w:lsdException w:name="List Number 4" w:semiHidden="1" w:unhideWhenUsed="1"/>
-    <w:lsdException w:name="List Number 5" w:semiHidden="1" w:unhideWhenUsed="1"/>
-    <w:lsdException w:name="Title" w:uiPriority="10" w:qFormat="1"/>
-    <w:lsdException w:name="Closing" w:semiHidden="1" w:unhideWhenUsed="1"/>
-    <w:lsdException w:name="Signature" w:semiHidden="1" w:unhideWhenUsed="1"/>
-    <w:lsdException w:name="Default Paragraph Font" w:semiHidden="1" w:uiPriority="1" w:unhideWhenUsed="1"/>
-    <w:lsdException w:name="Body Text" w:semiHidden="1" w:unhideWhenUsed="1"/>
-    <w:lsdException w:name="Body Text Indent" w:semiHidden="1" w:unhideWhenUsed="1"/>
-    <w:lsdException w:name="List Continue" w:semiHidden="1" w:unhideWhenUsed="1"/>
-    <w:lsdException w:name="List Continue 2" w:semiHidden="1" w:unhideWhenUsed="1"/>
-    <w:lsdException w:name="List Continue 3" w:semiHidden="1" w:unhideWhenUsed="1"/>
-    <w:lsdException w:name="List Continue 4" w:semiHidden="1" w:unhideWhenUsed="1"/>
-    <w:lsdException w:name="List Continue 5" w:semiHidden="1" w:unhideWhenUsed="1"/>
-    <w:lsdException w:name="Message Header" w:semiHidden="1" w:unhideWhenUsed="1"/>
-    <w:lsdException w:name="Subtitle" w:uiPriority="11" w:qFormat="1"/>
-    <w:lsdException w:name="Salutation" w:semiHidden="1" w:unhideWhenUsed="1"/>
-    <w:lsdException w:name="Date" w:semiHidden="1" w:unhideWhenUsed="1"/>
-    <w:lsdException w:name="Body Text First Indent" w:semiHidden="1" w:unhideWhenUsed="1"/>
-    <w:lsdException w:name="Body Text First Indent 2" w:semiHidden="1" w:unhideWhenUsed="1"/>
-    <w:lsdException w:name="Note Heading" w:semiHidden="1" w:unhideWhenUsed="1"/>
-    <w:lsdException w:name="Body Text 2" w:semiHidden="1" w:unhideWhenUsed="1"/>
-    <w:lsdException w:name="Body Text 3" w:semiHidden="1" w:unhideWhenUsed="1"/>
-    <w:lsdException w:name="Body Text Indent 2" w:semiHidden="1" w:unhideWhenUsed="1"/>
-    <w:lsdException w:name="Body Text Indent 3" w:semiHidden="1" w:unhideWhenUsed="1"/>
-    <w:lsdException w:name="Block Text" w:semiHidden="1" w:unhideWhenUsed="1"/>
-    <w:lsdException w:name="Hyperlink" w:semiHidden="1" w:unhideWhenUsed="1"/>
-    <w:lsdException w:name="FollowedHyperlink" w:semiHidden="1" w:unhideWhenUsed="1"/>
-    <w:lsdException w:name="Strong" w:uiPriority="22" w:qFormat="1"/>
-    <w:lsdException w:name="Emphasis" w:uiPriority="20" w:qFormat="1"/>
-    <w:lsdException w:name="Document Map" w:semiHidden="1" w:unhideWhenUsed="1"/>
-    <w:lsdException w:name="Plain Text" w:semiHidden="1" w:unhideWhenUsed="1"/>
-    <w:lsdException w:name="E-mail Signature" w:semiHidden="1" w:unhideWhenUsed="1"/>
-    <w:lsdException w:name="HTML Top of Form" w:semiHidden="1" w:unhideWhenUsed="1"/>
-    <w:lsdException w:name="HTML Bottom of Form" w:semiHidden="1" w:unhideWhenUsed="1"/>
-    <w:lsdException w:name="Normal (Web)" w:semiHidden="1" w:unhideWhenUsed="1"/>
-    <w:lsdException w:name="HTML Acronym" w:semiHidden="1" w:unhideWhenUsed="1"/>
-    <w:lsdException w:name="HTML Address" w:semiHidden="1" w:unhideWhenUsed="1"/>
-    <w:lsdException w:name="HTML Cite" w:semiHidden="1" w:unhideWhenUsed="1"/>
-    <w:lsdException w:name="HTML Code" w:semiHidden="1" w:unhideWhenUsed="1"/>
-    <w:lsdException w:name="HTML Definition" w:semiHidden="1" w:unhideWhenUsed="1"/>
-    <w:lsdException w:name="HTML Keyboard" w:semiHidden="1" w:unhideWhenUsed="1"/>
-    <w:lsdException w:name="HTML Preformatted" w:semiHidden="1" w:unhideWhenUsed="1"/>
-    <w:lsdException w:name="HTML Sample" w:semiHidden="1" w:unhideWhenUsed="1"/>
-    <w:lsdException w:name="HTML Typewriter" w:semiHidden="1" w:unhideWhenUsed="1"/>
-    <w:lsdException w:name="HTML Variable" w:semiHidden="1" w:unhideWhenUsed="1"/>
-    <w:lsdException w:name="Normal Table" w:semiHidden="1" w:unhideWhenUsed="1"/>
-    <w:lsdException w:name="annotation subject" w:semiHidden="1" w:unhideWhenUsed="1"/>
-    <w:lsdException w:name="No List" w:semiHidden="1" w:unhideWhenUsed="1"/>
-    <w:lsdException w:name="Outline List 1" w:semiHidden="1" w:unhideWhenUsed="1"/>
-    <w:lsdException w:name="Outline List 2" w:semiHidden="1" w:unhideWhenUsed="1"/>
-    <w:lsdException w:name="Outline List 3" w:semiHidden="1" w:unhideWhenUsed="1"/>
-    <w:lsdException w:name="Table Simple 1" w:semiHidden="1" w:unhideWhenUsed="1"/>
-    <w:lsdException w:name="Table Simple 2" w:semiHidden="1" w:unhideWhenUsed="1"/>
-    <w:lsdException w:name="Table Simple 3" w:semiHidden="1" w:unhideWhenUsed="1"/>
-    <w:lsdException w:name="Table Classic 1" w:semiHidden="1" w:unhideWhenUsed="1"/>
-    <w:lsdException w:name="Table Classic 2" w:semiHidden="1" w:unhideWhenUsed="1"/>
-    <w:lsdException w:name="Table Classic 3" w:semiHidden="1" w:unhideWhenUsed="1"/>
-    <w:lsdException w:name="Table Classic 4" w:semiHidden="1" w:unhideWhenUsed="1"/>
-    <w:lsdException w:name="Table Colorful 1" w:semiHidden="1" w:unhideWhenUsed="1"/>
-    <w:lsdException w:name="Table Colorful 2" w:semiHidden="1" w:unhideWhenUsed="1"/>
-    <w:lsdException w:name="Table Colorful 3" w:semiHidden="1" w:unhideWhenUsed="1"/>
-    <w:lsdException w:name="Table Columns 1" w:semiHidden="1" w:unhideWhenUsed="1"/>
-    <w:lsdException w:name="Table Columns 2" w:semiHidden="1" w:unhideWhenUsed="1"/>
-    <w:lsdException w:name="Table Columns 3" w:semiHidden="1" w:unhideWhenUsed="1"/>
-    <w:lsdException w:name="Table Columns 4" w:semiHidden="1" w:unhideWhenUsed="1"/>
-    <w:lsdException w:name="Table Columns 5" w:semiHidden="1" w:unhideWhenUsed="1"/>
-    <w:lsdException w:name="Table Grid 1" w:semiHidden="1" w:unhideWhenUsed="1"/>
-    <w:lsdException w:name="Table Grid 2" w:semiHidden="1" w:unhideWhenUsed="1"/>
-    <w:lsdException w:name="Table Grid 3" w:semiHidden="1" w:unhideWhenUsed="1"/>
-    <w:lsdException w:name="Table Grid 4" w:semiHidden="1" w:unhideWhenUsed="1"/>
-    <w:lsdException w:name="Table Grid 5" w:semiHidden="1" w:unhideWhenUsed="1"/>
-    <w:lsdException w:name="Table Grid 6" w:semiHidden="1" w:unhideWhenUsed="1"/>
-    <w:lsdException w:name="Table Grid 7" w:semiHidden="1" w:unhideWhenUsed="1"/>
-    <w:lsdException w:name="Table Grid 8" w:semiHidden="1" w:unhideWhenUsed="1"/>
-    <w:lsdException w:name="Table List 1" w:semiHidden="1" w:unhideWhenUsed="1"/>
-    <w:lsdException w:name="Table List 2" w:semiHidden="1" w:unhideWhenUsed="1"/>
-    <w:lsdException w:name="Table List 3" w:semiHidden="1" w:unhideWhenUsed="1"/>
-    <w:lsdException w:name="Table List 4" w:semiHidden="1" w:unhideWhenUsed="1"/>
-    <w:lsdException w:name="Table List 5" w:semiHidden="1" w:unhideWhenUsed="1"/>
-    <w:lsdException w:name="Table List 6" w:semiHidden="1" w:unhideWhenUsed="1"/>
-    <w:lsdException w:name="Table List 7" w:semiHidden="1" w:unhideWhenUsed="1"/>
-    <w:lsdException w:name="Table List 8" w:semiHidden="1" w:unhideWhenUsed="1"/>
-    <w:lsdException w:name="Table 3D effects 1" w:semiHidden="1" w:unhideWhenUsed="1"/>
-    <w:lsdException w:name="Table 3D effects 2" w:semiHidden="1" w:unhideWhenUsed="1"/>
-    <w:lsdException w:name="Table 3D effects 3" w:semiHidden="1" w:unhideWhenUsed="1"/>
-    <w:lsdException w:name="Table Contemporary" w:semiHidden="1" w:unhideWhenUsed="1"/>
-    <w:lsdException w:name="Table Elegant" w:semiHidden="1" w:unhideWhenUsed="1"/>
-    <w:lsdException w:name="Table Professional" w:semiHidden="1" w:unhideWhenUsed="1"/>
-    <w:lsdException w:name="Table Subtle 1" w:semiHidden="1" w:unhideWhenUsed="1"/>
-    <w:lsdException w:name="Table Subtle 2" w:semiHidden="1" w:unhideWhenUsed="1"/>
-    <w:lsdException w:name="Table Web 1" w:semiHidden="1" w:unhideWhenUsed="1"/>
-    <w:lsdException w:name="Table Web 2" w:semiHidden="1" w:unhideWhenUsed="1"/>
-    <w:lsdException w:name="Table Web 3" w:semiHidden="1" w:unhideWhenUsed="1"/>
-    <w:lsdException w:name="Balloon Text" w:semiHidden="1" w:unhideWhenUsed="1"/>
-    <w:lsdException w:name="Table Grid" w:uiPriority="39"/>
-    <w:lsdException w:name="Table Theme" w:semiHidden="1" w:unhideWhenUsed="1"/>
-    <w:lsdException w:name="Placeholder Text" w:semiHidden="1"/>
-    <w:lsdException w:name="No Spacing" w:uiPriority="1" w:qFormat="1"/>
-    <w:lsdException w:name="Light Shading" w:uiPriority="60"/>
-    <w:lsdException w:name="Light List" w:uiPriority="61"/>
-    <w:lsdException w:name="Light Grid" w:uiPriority="62"/>
-    <w:lsdException w:name="Medium Shading 1" w:uiPriority="63"/>
-    <w:lsdException w:name="Medium Shading 2" w:uiPriority="64"/>
-    <w:lsdException w:name="Medium List 1" w:uiPriority="65"/>
-    <w:lsdException w:name="Medium List 2" w:uiPriority="66"/>
-    <w:lsdException w:name="Medium Grid 1" w:uiPriority="67"/>
-    <w:lsdException w:name="Medium Grid 2" w:uiPriority="68"/>
-    <w:lsdException w:name="Medium Grid 3" w:uiPriority="69"/>
-    <w:lsdException w:name="Dark List" w:uiPriority="70"/>
-    <w:lsdException w:name="Colorful Shading" w:uiPriority="71"/>
-    <w:lsdException w:name="Colorful List" w:uiPriority="72"/>
-    <w:lsdException w:name="Colorful Grid" w:uiPriority="73"/>
-    <w:lsdException w:name="Light Shading Accent 1" w:uiPriority="60"/>
-    <w:lsdException w:name="Light List Accent 1" w:uiPriority="61"/>
-    <w:lsdException w:name="Light Grid Accent 1" w:uiPriority="62"/>
-    <w:lsdException w:name="Medium Shading 1 Accent 1" w:uiPriority="63"/>
-    <w:lsdException w:name="Medium Shading 2 Accent 1" w:uiPriority="64"/>
-    <w:lsdException w:name="Medium List 1 Accent 1" w:uiPriority="65"/>
-    <w:lsdException w:name="Revision" w:semiHidden="1"/>
-    <w:lsdException w:name="List Paragraph" w:uiPriority="34" w:qFormat="1"/>
-    <w:lsdException w:name="Quote" w:uiPriority="29" w:qFormat="1"/>
-    <w:lsdException w:name="Intense Quote" w:uiPriority="30" w:qFormat="1"/>
-    <w:lsdException w:name="Medium List 2 Accent 1" w:uiPriority="66"/>
-    <w:lsdException w:name="Medium Grid 1 Accent 1" w:uiPriority="67"/>
-    <w:lsdException w:name="Medium Grid 2 Accent 1" w:uiPriority="68"/>
-    <w:lsdException w:name="Medium Grid 3 Accent 1" w:uiPriority="69"/>
-    <w:lsdException w:name="Dark List Accent 1" w:uiPriority="70"/>
-    <w:lsdException w:name="Colorful Shading Accent 1" w:uiPriority="71"/>
-    <w:lsdException w:name="Colorful List Accent 1" w:uiPriority="72"/>
-    <w:lsdException w:name="Colorful Grid Accent 1" w:uiPriority="73"/>
-    <w:lsdException w:name="Light Shading Accent 2" w:uiPriority="60"/>
-    <w:lsdException w:name="Light List Accent 2" w:uiPriority="61"/>
-    <w:lsdException w:name="Light Grid Accent 2" w:uiPriority="62"/>
-    <w:lsdException w:name="Medium Shading 1 Accent 2" w:uiPriority="63"/>
-    <w:lsdException w:name="Medium Shading 2 Accent 2" w:uiPriority="64"/>
-    <w:lsdException w:name="Medium List 1 Accent 2" w:uiPriority="65"/>
-    <w:lsdException w:name="Medium List 2 Accent 2" w:uiPriority="66"/>
-    <w:lsdException w:name="Medium Grid 1 Accent 2" w:uiPriority="67"/>
-    <w:lsdException w:name="Medium Grid 2 Accent 2" w:uiPriority="68"/>
-    <w:lsdException w:name="Medium Grid 3 Accent 2" w:uiPriority="69"/>
-    <w:lsdException w:name="Dark List Accent 2" w:uiPriority="70"/>
-    <w:lsdException w:name="Colorful Shading Accent 2" w:uiPriority="71"/>
-    <w:lsdException w:name="Colorful List Accent 2" w:uiPriority="72"/>
-    <w:lsdException w:name="Colorful Grid Accent 2" w:uiPriority="73"/>
-    <w:lsdException w:name="Light Shading Accent 3" w:uiPriority="60"/>
-    <w:lsdException w:name="Light List Accent 3" w:uiPriority="61"/>
-    <w:lsdException w:name="Light Grid Accent 3" w:uiPriority="62"/>
-    <w:lsdException w:name="Medium Shading 1 Accent 3" w:uiPriority="63"/>
-    <w:lsdException w:name="Medium Shading 2 Accent 3" w:uiPriority="64"/>
-    <w:lsdException w:name="Medium List 1 Accent 3" w:uiPriority="65"/>
-    <w:lsdException w:name="Medium List 2 Accent 3" w:uiPriority="66"/>
-    <w:lsdException w:name="Medium Grid 1 Accent 3" w:uiPriority="67"/>
-    <w:lsdException w:name="Medium Grid 2 Accent 3" w:uiPriority="68"/>
-    <w:lsdException w:name="Medium Grid 3 Accent 3" w:uiPriority="69"/>
-    <w:lsdException w:name="Dark List Accent 3" w:uiPriority="70"/>
-    <w:lsdException w:name="Colorful Shading Accent 3" w:uiPriority="71"/>
-    <w:lsdException w:name="Colorful List Accent 3" w:uiPriority="72"/>
-    <w:lsdException w:name="Colorful Grid Accent 3" w:uiPriority="73"/>
-    <w:lsdException w:name="Light Shading Accent 4" w:uiPriority="60"/>
-    <w:lsdException w:name="Light List Accent 4" w:uiPriority="61"/>
-    <w:lsdException w:name="Light Grid Accent 4" w:uiPriority="62"/>
-    <w:lsdException w:name="Medium Shading 1 Accent 4" w:uiPriority="63"/>
-    <w:lsdException w:name="Medium Shading 2 Accent 4" w:uiPriority="64"/>
-    <w:lsdException w:name="Medium List 1 Accent 4" w:uiPriority="65"/>
-    <w:lsdException w:name="Medium List 2 Accent 4" w:uiPriority="66"/>
-    <w:lsdException w:name="Medium Grid 1 Accent 4" w:uiPriority="67"/>
-    <w:lsdException w:name="Medium Grid 2 Accent 4" w:uiPriority="68"/>
-    <w:lsdException w:name="Medium Grid 3 Accent 4" w:uiPriority="69"/>
-    <w:lsdException w:name="Dark List Accent 4" w:uiPriority="70"/>
-    <w:lsdException w:name="Colorful Shading Accent 4" w:uiPriority="71"/>
-    <w:lsdException w:name="Colorful List Accent 4" w:uiPriority="72"/>
-    <w:lsdException w:name="Colorful Grid Accent 4" w:uiPriority="73"/>
-    <w:lsdException w:name="Light Shading Accent 5" w:uiPriority="60"/>
-    <w:lsdException w:name="Light List Accent 5" w:uiPriority="61"/>
-    <w:lsdException w:name="Light Grid Accent 5" w:uiPriority="62"/>
-    <w:lsdException w:name="Medium Shading 1 Accent 5" w:uiPriority="63"/>
-    <w:lsdException w:name="Medium Shading 2 Accent 5" w:uiPriority="64"/>
-    <w:lsdException w:name="Medium List 1 Accent 5" w:uiPriority="65"/>
-    <w:lsdException w:name="Medium List 2 Accent 5" w:uiPriority="66"/>
-    <w:lsdException w:name="Medium Grid 1 Accent 5" w:uiPriority="67"/>
-    <w:lsdException w:name="Medium Grid 2 Accent 5" w:uiPriority="68"/>
-    <w:lsdException w:name="Medium Grid 3 Accent 5" w:uiPriority="69"/>
-    <w:lsdException w:name="Dark List Accent 5" w:uiPriority="70"/>
-    <w:lsdException w:name="Colorful Shading Accent 5" w:uiPriority="71"/>
-    <w:lsdException w:name="Colorful List Accent 5" w:uiPriority="72"/>
-    <w:lsdException w:name="Colorful Grid Accent 5" w:uiPriority="73"/>
-    <w:lsdException w:name="Light Shading Accent 6" w:uiPriority="60"/>
-    <w:lsdException w:name="Light List Accent 6" w:uiPriority="61"/>
-    <w:lsdException w:name="Light Grid Accent 6" w:uiPriority="62"/>
-    <w:lsdException w:name="Medium Shading 1 Accent 6" w:uiPriority="63"/>
-    <w:lsdException w:name="Medium Shading 2 Accent 6" w:uiPriority="64"/>
-    <w:lsdException w:name="Medium List 1 Accent 6" w:uiPriority="65"/>
-    <w:lsdException w:name="Medium List 2 Accent 6" w:uiPriority="66"/>
-    <w:lsdException w:name="Medium Grid 1 Accent 6" w:uiPriority="67"/>
-    <w:lsdException w:name="Medium Grid 2 Accent 6" w:uiPriority="68"/>
-    <w:lsdException w:name="Medium Grid 3 Accent 6" w:uiPriority="69"/>
-    <w:lsdException w:name="Dark List Accent 6" w:uiPriority="70"/>
-    <w:lsdException w:name="Colorful Shading Accent 6" w:uiPriority="71"/>
-    <w:lsdException w:name="Colorful List Accent 6" w:uiPriority="72"/>
-    <w:lsdException w:name="Colorful Grid Accent 6" w:uiPriority="73"/>
-    <w:lsdException w:name="Subtle Emphasis" w:uiPriority="19" w:qFormat="1"/>
-    <w:lsdException w:name="Intense Emphasis" w:uiPriority="21" w:qFormat="1"/>
-    <w:lsdException w:name="Subtle Reference" w:uiPriority="31" w:qFormat="1"/>
-    <w:lsdException w:name="Intense Reference" w:uiPriority="32" w:qFormat="1"/>
-    <w:lsdException w:name="Book Title" w:uiPriority="33" w:qFormat="1"/>
-    <w:lsdException w:name="Bibliography" w:semiHidden="1" w:uiPriority="37" w:unhideWhenUsed="1"/>
-    <w:lsdException w:name="TOC Heading" w:semiHidden="1" w:uiPriority="39" w:unhideWhenUsed="1" w:qFormat="1"/>
-    <w:lsdException w:name="Plain Table 1" w:uiPriority="41"/>
-    <w:lsdException w:name="Plain Table 2" w:uiPriority="42"/>
-    <w:lsdException w:name="Plain Table 3" w:uiPriority="43"/>
-    <w:lsdException w:name="Plain Table 4" w:uiPriority="44"/>
-    <w:lsdException w:name="Plain Table 5" w:uiPriority="45"/>
-    <w:lsdException w:name="Grid Table Light" w:uiPriority="40"/>
-    <w:lsdException w:name="Grid Table 1 Light" w:uiPriority="46"/>
-    <w:lsdException w:name="Grid Table 2" w:uiPriority="47"/>
-    <w:lsdException w:name="Grid Table 3" w:uiPriority="48"/>
-    <w:lsdException w:name="Grid Table 4" w:uiPriority="49"/>
-    <w:lsdException w:name="Grid Table 5 Dark" w:uiPriority="50"/>
-    <w:lsdException w:name="Grid Table 6 Colorful" w:uiPriority="51"/>
-    <w:lsdException w:name="Grid Table 7 Colorful" w:uiPriority="52"/>
-    <w:lsdException w:name="Grid Table 1 Light Accent 1" w:uiPriority="46"/>
-    <w:lsdException w:name="Grid Table 2 Accent 1" w:uiPriority="47"/>
-    <w:lsdException w:name="Grid Table 3 Accent 1" w:uiPriority="48"/>
-    <w:lsdException w:name="Grid Table 4 Accent 1" w:uiPriority="49"/>
-    <w:lsdException w:name="Grid Table 5 Dark Accent 1" w:uiPriority="50"/>
-    <w:lsdException w:name="Grid Table 6 Colorful Accent 1" w:uiPriority="51"/>
-    <w:lsdException w:name="Grid Table 7 Colorful Accent 1" w:uiPriority="52"/>
-    <w:lsdException w:name="Grid Table 1 Light Accent 2" w:uiPriority="46"/>
-    <w:lsdException w:name="Grid Table 2 Accent 2" w:uiPriority="47"/>
-    <w:lsdException w:name="Grid Table 3 Accent 2" w:uiPriority="48"/>
-    <w:lsdException w:name="Grid Table 4 Accent 2" w:uiPriority="49"/>
-    <w:lsdException w:name="Grid Table 5 Dark Accent 2" w:uiPriority="50"/>
-    <w:lsdException w:name="Grid Table 6 Colorful Accent 2" w:uiPriority="51"/>
-    <w:lsdException w:name="Grid Table 7 Colorful Accent 2" w:uiPriority="52"/>
-    <w:lsdException w:name="Grid Table 1 Light Accent 3" w:uiPriority="46"/>
-    <w:lsdException w:name="Grid Table 2 Accent 3" w:uiPriority="47"/>
-    <w:lsdException w:name="Grid Table 3 Accent 3" w:uiPriority="48"/>
-    <w:lsdException w:name="Grid Table 4 Accent 3" w:uiPriority="49"/>
-    <w:lsdException w:name="Grid Table 5 Dark Accent 3" w:uiPriority="50"/>
-    <w:lsdException w:name="Grid Table 6 Colorful Accent 3" w:uiPriority="51"/>
-    <w:lsdException w:name="Grid Table 7 Colorful Accent 3" w:uiPriority="52"/>
-    <w:lsdException w:name="Grid Table 1 Light Accent 4" w:uiPriority="46"/>
-    <w:lsdException w:name="Grid Table 2 Accent 4" w:uiPriority="47"/>
-    <w:lsdException w:name="Grid Table 3 Accent 4" w:uiPriority="48"/>
-    <w:lsdException w:name="Grid Table 4 Accent 4" w:uiPriority="49"/>
-    <w:lsdException w:name="Grid Table 5 Dark Accent 4" w:uiPriority="50"/>
-    <w:lsdException w:name="Grid Table 6 Colorful Accent 4" w:uiPriority="51"/>
-    <w:lsdException w:name="Grid Table 7 Colorful Accent 4" w:uiPriority="52"/>
-    <w:lsdException w:name="Grid Table 1 Light Accent 5" w:uiPriority="46"/>
-    <w:lsdException w:name="Grid Table 2 Accent 5" w:uiPriority="47"/>
-    <w:lsdException w:name="Grid Table 3 Accent 5" w:uiPriority="48"/>
-    <w:lsdException w:name="Grid Table 4 Accent 5" w:uiPriority="49"/>
-    <w:lsdException w:name="Grid Table 5 Dark Accent 5" w:uiPriority="50"/>
-    <w:lsdException w:name="Grid Table 6 Colorful Accent 5" w:uiPriority="51"/>
-    <w:lsdException w:name="Grid Table 7 Colorful Accent 5" w:uiPriority="52"/>
-    <w:lsdException w:name="Grid Table 1 Light Accent 6" w:uiPriority="46"/>
-    <w:lsdException w:name="Grid Table 2 Accent 6" w:uiPriority="47"/>
-    <w:lsdException w:name="Grid Table 3 Accent 6" w:uiPriority="48"/>
-    <w:lsdException w:name="Grid Table 4 Accent 6" w:uiPriority="49"/>
-    <w:lsdException w:name="Grid Table 5 Dark Accent 6" w:uiPriority="50"/>
-    <w:lsdException w:name="Grid Table 6 Colorful Accent 6" w:uiPriority="51"/>
-    <w:lsdException w:name="Grid Table 7 Colorful Accent 6" w:uiPriority="52"/>
-    <w:lsdException w:name="List Table 1 Light" w:uiPriority="46"/>
-    <w:lsdException w:name="List Table 2" w:uiPriority="47"/>
-    <w:lsdException w:name="List Table 3" w:uiPriority="48"/>
-    <w:lsdException w:name="List Table 4" w:uiPriority="49"/>
-    <w:lsdException w:name="List Table 5 Dark" w:uiPriority="50"/>
-    <w:lsdException w:name="List Table 6 Colorful" w:uiPriority="51"/>
-    <w:lsdException w:name="List Table 7 Colorful" w:uiPriority="52"/>
-    <w:lsdException w:name="List Table 1 Light Accent 1" w:uiPriority="46"/>
-    <w:lsdException w:name="List Table 2 Accent 1" w:uiPriority="47"/>
-    <w:lsdException w:name="List Table 3 Accent 1" w:uiPriority="48"/>
-    <w:lsdException w:name="List Table 4 Accent 1" w:uiPriority="49"/>
-    <w:lsdException w:name="List Table 5 Dark Accent 1" w:uiPriority="50"/>
-    <w:lsdException w:name="List Table 6 Colorful Accent 1" w:uiPriority="51"/>
-    <w:lsdException w:name="List Table 7 Colorful Accent 1" w:uiPriority="52"/>
-    <w:lsdException w:name="List Table 1 Light Accent 2" w:uiPriority="46"/>
-    <w:lsdException w:name="List Table 2 Accent 2" w:uiPriority="47"/>
-    <w:lsdException w:name="List Table 3 Accent 2" w:uiPriority="48"/>
-    <w:lsdException w:name="List Table 4 Accent 2" w:uiPriority="49"/>
-    <w:lsdException w:name="List Table 5 Dark Accent 2" w:uiPriority="50"/>
-    <w:lsdException w:name="List Table 6 Colorful Accent 2" w:uiPriority="51"/>
-    <w:lsdException w:name="List Table 7 Colorful Accent 2" w:uiPriority="52"/>
-    <w:lsdException w:name="List Table 1 Light Accent 3" w:uiPriority="46"/>
-    <w:lsdException w:name="List Table 2 Accent 3" w:uiPriority="47"/>
-    <w:lsdException w:name="List Table 3 Accent 3" w:uiPriority="48"/>
-    <w:lsdException w:name="List Table 4 Accent 3" w:uiPriority="49"/>
-    <w:lsdException w:name="List Table 5 Dark Accent 3" w:uiPriority="50"/>
-    <w:lsdException w:name="List Table 6 Colorful Accent 3" w:uiPriority="51"/>
-    <w:lsdException w:name="List Table 7 Colorful Accent 3" w:uiPriority="52"/>
-    <w:lsdException w:name="List Table 1 Light Accent 4" w:uiPriority="46"/>
-    <w:lsdException w:name="List Table 2 Accent 4" w:uiPriority="47"/>
-    <w:lsdException w:name="List Table 3 Accent 4" w:uiPriority="48"/>
-    <w:lsdException w:name="List Table 4 Accent 4" w:uiPriority="49"/>
-    <w:lsdException w:name="List Table 5 Dark Accent 4" w:uiPriority="50"/>
-    <w:lsdException w:name="List Table 6 Colorful Accent 4" w:uiPriority="51"/>
-    <w:lsdException w:name="List Table 7 Colorful Accent 4" w:uiPriority="52"/>
-    <w:lsdException w:name="List Table 1 Light Accent 5" w:uiPriority="46"/>
-    <w:lsdException w:name="List Table 2 Accent 5" w:uiPriority="47"/>
-    <w:lsdException w:name="List Table 3 Accent 5" w:uiPriority="48"/>
-    <w:lsdException w:name="List Table 4 Accent 5" w:uiPriority="49"/>
-    <w:lsdException w:name="List Table 5 Dark Accent 5" w:uiPriority="50"/>
-    <w:lsdException w:name="List Table 6 Colorful Accent 5" w:uiPriority="51"/>
-    <w:lsdException w:name="List Table 7 Colorful Accent 5" w:uiPriority="52"/>
-    <w:lsdException w:name="List Table 1 Light Accent 6" w:uiPriority="46"/>
-    <w:lsdException w:name="List Table 2 Accent 6" w:uiPriority="47"/>
-    <w:lsdException w:name="List Table 3 Accent 6" w:uiPriority="48"/>
-    <w:lsdException w:name="List Table 4 Accent 6" w:uiPriority="49"/>
-    <w:lsdException w:name="List Table 5 Dark Accent 6" w:uiPriority="50"/>
-    <w:lsdException w:name="List Table 6 Colorful Accent 6" w:uiPriority="51"/>
-    <w:lsdException w:name="List Table 7 Colorful Accent 6" w:uiPriority="52"/>
-    <w:lsdException w:name="Mention" w:semiHidden="1" w:unhideWhenUsed="1"/>
-    <w:lsdException w:name="Smart Hyperlink" w:semiHidden="1" w:unhideWhenUsed="1"/>
-    <w:lsdException w:name="Hashtag" w:semiHidden="1" w:unhideWhenUsed="1"/>
-    <w:lsdException w:name="Unresolved Mention" w:semiHidden="1" w:unhideWhenUsed="1"/>
-    <w:lsdException w:name="Smart Link" w:semiHidden="1" w:unhideWhenUsed="1"/>
-  </w:latentStyles>
-  <w:style w:type="paragraph" w:default="1" w:styleId="Normal">
-    <w:name w:val="Normal"/>
-    <w:qFormat/>
+  <w:style w:type="table" w:styleId="TableNormal" w:default="1">
+    <w:name w:val="TableNormal"/>
+    <w:tblPr>
+      <w:tblCellMar>
+        <w:top w:w="100.0" w:type="dxa"/>
+        <w:left w:w="100.0" w:type="dxa"/>
+        <w:bottom w:w="100.0" w:type="dxa"/>
+        <w:right w:w="100.0" w:type="dxa"/>
+      </w:tblCellMar>
+    </w:tblPr>
+  </w:style>
+  <w:style w:type="paragraph" w:styleId="Normal" w:default="1">
+    <w:name w:val="normal"/>
   </w:style>
   <w:style w:type="paragraph" w:styleId="Heading1">
     <w:name w:val="heading 1"/>
     <w:basedOn w:val="Normal"/>
     <w:next w:val="Normal"/>
-    <w:uiPriority w:val="9"/>
-    <w:qFormat/>
     <w:pPr>
-      <w:keepNext/>
-      <w:keepLines/>
-      <w:spacing w:before="480" w:after="0"/>
-      <w:outlineLvl w:val="0"/>
+      <w:keepNext w:val="1"/>
+      <w:keepLines w:val="1"/>
+      <w:spacing w:after="0" w:before="480" w:lineRule="auto"/>
     </w:pPr>
     <w:rPr>
-      <w:rFonts w:ascii="Calibri" w:eastAsia="Calibri" w:hAnsi="Calibri" w:cs="Calibri"/>
-      <w:b/>
-      <w:bCs/>
+      <w:rFonts w:ascii="Calibri" w:cs="Calibri" w:eastAsia="Calibri" w:hAnsi="Calibri"/>
+      <w:b w:val="1"/>
+      <w:bCs w:val="1"/>
       <w:color w:val="366091"/>
       <w:sz w:val="28"/>
       <w:szCs w:val="28"/>
@@ -2493,17 +4919,13 @@
     <w:name w:val="heading 2"/>
     <w:basedOn w:val="Normal"/>
     <w:next w:val="Normal"/>
-    <w:uiPriority w:val="9"/>
-    <w:unhideWhenUsed/>
-    <w:qFormat/>
     <w:pPr>
-      <w:keepNext/>
-      <w:keepLines/>
-      <w:spacing w:before="200" w:after="0"/>
-      <w:outlineLvl w:val="1"/>
+      <w:keepNext w:val="1"/>
+      <w:keepLines w:val="1"/>
+      <w:spacing w:after="0" w:before="200" w:lineRule="auto"/>
     </w:pPr>
     <w:rPr>
-      <w:rFonts w:ascii="Bai Jamjuree Medium" w:eastAsia="Bai Jamjuree Medium" w:hAnsi="Bai Jamjuree Medium" w:cs="Bai Jamjuree Medium"/>
+      <w:rFonts w:ascii="Bai Jamjuree Medium" w:cs="Bai Jamjuree Medium" w:eastAsia="Bai Jamjuree Medium" w:hAnsi="Bai Jamjuree Medium"/>
       <w:color w:val="683908"/>
       <w:sz w:val="32"/>
       <w:szCs w:val="32"/>
@@ -2513,18 +4935,14 @@
     <w:name w:val="heading 3"/>
     <w:basedOn w:val="Normal"/>
     <w:next w:val="Normal"/>
-    <w:uiPriority w:val="9"/>
-    <w:unhideWhenUsed/>
-    <w:qFormat/>
     <w:pPr>
-      <w:keepNext/>
-      <w:keepLines/>
-      <w:outlineLvl w:val="2"/>
+      <w:keepNext w:val="1"/>
+      <w:keepLines w:val="1"/>
     </w:pPr>
     <w:rPr>
-      <w:rFonts w:ascii="Calibri" w:eastAsia="Calibri" w:hAnsi="Calibri" w:cs="Calibri"/>
-      <w:b/>
-      <w:bCs/>
+      <w:rFonts w:ascii="Calibri" w:cs="Calibri" w:eastAsia="Calibri" w:hAnsi="Calibri"/>
+      <w:b w:val="1"/>
+      <w:bCs w:val="1"/>
       <w:color w:val="683908"/>
       <w:sz w:val="26"/>
       <w:szCs w:val="26"/>
@@ -2534,119 +4952,64 @@
     <w:name w:val="heading 4"/>
     <w:basedOn w:val="Normal"/>
     <w:next w:val="Normal"/>
-    <w:uiPriority w:val="9"/>
-    <w:semiHidden/>
-    <w:unhideWhenUsed/>
-    <w:qFormat/>
     <w:pPr>
-      <w:keepNext/>
-      <w:keepLines/>
-      <w:spacing w:before="200" w:after="0"/>
-      <w:outlineLvl w:val="3"/>
+      <w:keepNext w:val="1"/>
+      <w:keepLines w:val="1"/>
+      <w:spacing w:after="0" w:before="200" w:lineRule="auto"/>
     </w:pPr>
     <w:rPr>
-      <w:rFonts w:ascii="Calibri" w:eastAsia="Calibri" w:hAnsi="Calibri" w:cs="Calibri"/>
-      <w:b/>
-      <w:bCs/>
-      <w:i/>
-      <w:iCs/>
-      <w:color w:val="4F81BD"/>
+      <w:rFonts w:ascii="Calibri" w:cs="Calibri" w:eastAsia="Calibri" w:hAnsi="Calibri"/>
+      <w:b w:val="1"/>
+      <w:bCs w:val="1"/>
+      <w:i w:val="1"/>
+      <w:iCs w:val="1"/>
+      <w:color w:val="4f81bd"/>
     </w:rPr>
   </w:style>
   <w:style w:type="paragraph" w:styleId="Heading5">
     <w:name w:val="heading 5"/>
     <w:basedOn w:val="Normal"/>
     <w:next w:val="Normal"/>
-    <w:uiPriority w:val="9"/>
-    <w:semiHidden/>
-    <w:unhideWhenUsed/>
-    <w:qFormat/>
     <w:pPr>
-      <w:keepNext/>
-      <w:keepLines/>
-      <w:spacing w:before="200" w:after="0"/>
-      <w:outlineLvl w:val="4"/>
+      <w:keepNext w:val="1"/>
+      <w:keepLines w:val="1"/>
+      <w:spacing w:after="0" w:before="200" w:lineRule="auto"/>
     </w:pPr>
     <w:rPr>
-      <w:rFonts w:ascii="Calibri" w:eastAsia="Calibri" w:hAnsi="Calibri" w:cs="Calibri"/>
-      <w:color w:val="243F61"/>
+      <w:rFonts w:ascii="Calibri" w:cs="Calibri" w:eastAsia="Calibri" w:hAnsi="Calibri"/>
+      <w:color w:val="243f61"/>
     </w:rPr>
   </w:style>
   <w:style w:type="paragraph" w:styleId="Heading6">
     <w:name w:val="heading 6"/>
     <w:basedOn w:val="Normal"/>
     <w:next w:val="Normal"/>
-    <w:uiPriority w:val="9"/>
-    <w:semiHidden/>
-    <w:unhideWhenUsed/>
-    <w:qFormat/>
     <w:pPr>
-      <w:keepNext/>
-      <w:keepLines/>
-      <w:spacing w:before="200" w:after="0"/>
-      <w:outlineLvl w:val="5"/>
+      <w:keepNext w:val="1"/>
+      <w:keepLines w:val="1"/>
+      <w:spacing w:after="0" w:before="200" w:lineRule="auto"/>
     </w:pPr>
     <w:rPr>
-      <w:rFonts w:ascii="Calibri" w:eastAsia="Calibri" w:hAnsi="Calibri" w:cs="Calibri"/>
-      <w:i/>
-      <w:iCs/>
-      <w:color w:val="243F61"/>
+      <w:rFonts w:ascii="Calibri" w:cs="Calibri" w:eastAsia="Calibri" w:hAnsi="Calibri"/>
+      <w:i w:val="1"/>
+      <w:iCs w:val="1"/>
+      <w:color w:val="243f61"/>
     </w:rPr>
-  </w:style>
-  <w:style w:type="character" w:default="1" w:styleId="DefaultParagraphFont">
-    <w:name w:val="Default Paragraph Font"/>
-    <w:uiPriority w:val="1"/>
-    <w:semiHidden/>
-    <w:unhideWhenUsed/>
-  </w:style>
-  <w:style w:type="table" w:default="1" w:styleId="TableNormal">
-    <w:name w:val="Normal Table"/>
-    <w:uiPriority w:val="99"/>
-    <w:semiHidden/>
-    <w:unhideWhenUsed/>
-    <w:tblPr>
-      <w:tblInd w:w="0" w:type="dxa"/>
-      <w:tblCellMar>
-        <w:top w:w="0" w:type="dxa"/>
-        <w:left w:w="108" w:type="dxa"/>
-        <w:bottom w:w="0" w:type="dxa"/>
-        <w:right w:w="108" w:type="dxa"/>
-      </w:tblCellMar>
-    </w:tblPr>
-  </w:style>
-  <w:style w:type="numbering" w:default="1" w:styleId="NoList">
-    <w:name w:val="No List"/>
-    <w:uiPriority w:val="99"/>
-    <w:semiHidden/>
-    <w:unhideWhenUsed/>
-  </w:style>
-  <w:style w:type="table" w:customStyle="1" w:styleId="TableNormal0">
-    <w:name w:val="TableNormal"/>
-    <w:tblPr>
-      <w:tblCellMar>
-        <w:top w:w="100" w:type="dxa"/>
-        <w:left w:w="100" w:type="dxa"/>
-        <w:bottom w:w="100" w:type="dxa"/>
-        <w:right w:w="100" w:type="dxa"/>
-      </w:tblCellMar>
-    </w:tblPr>
   </w:style>
   <w:style w:type="paragraph" w:styleId="Title">
     <w:name w:val="Title"/>
     <w:basedOn w:val="Normal"/>
     <w:next w:val="Normal"/>
-    <w:uiPriority w:val="10"/>
-    <w:qFormat/>
     <w:pPr>
       <w:pBdr>
-        <w:bottom w:val="single" w:sz="8" w:space="4" w:color="4F81BD"/>
+        <w:bottom w:color="4f81bd" w:space="4" w:sz="8" w:val="single"/>
       </w:pBdr>
       <w:spacing w:after="300" w:line="240" w:lineRule="auto"/>
       <w:jc w:val="center"/>
     </w:pPr>
     <w:rPr>
-      <w:rFonts w:ascii="Bai Jamjuree SemiBold" w:eastAsia="Bai Jamjuree SemiBold" w:hAnsi="Bai Jamjuree SemiBold" w:cs="Bai Jamjuree SemiBold"/>
-      <w:color w:val="4C1130"/>
+      <w:rFonts w:ascii="Bai Jamjuree SemiBold" w:cs="Bai Jamjuree SemiBold" w:eastAsia="Bai Jamjuree SemiBold" w:hAnsi="Bai Jamjuree SemiBold"/>
+      <w:color w:val="4c1130"/>
       <w:sz w:val="52"/>
       <w:szCs w:val="52"/>
     </w:rPr>
@@ -2655,26 +5018,25 @@
     <w:name w:val="Subtitle"/>
     <w:basedOn w:val="Normal"/>
     <w:next w:val="Normal"/>
-    <w:uiPriority w:val="11"/>
-    <w:qFormat/>
+    <w:pPr/>
     <w:rPr>
-      <w:rFonts w:ascii="Calibri" w:eastAsia="Calibri" w:hAnsi="Calibri" w:cs="Calibri"/>
-      <w:i/>
-      <w:iCs/>
-      <w:color w:val="4F81BD"/>
+      <w:rFonts w:ascii="Calibri" w:cs="Calibri" w:eastAsia="Calibri" w:hAnsi="Calibri"/>
+      <w:i w:val="1"/>
+      <w:iCs w:val="1"/>
+      <w:color w:val="4f81bd"/>
       <w:sz w:val="24"/>
       <w:szCs w:val="24"/>
     </w:rPr>
   </w:style>
-  <w:style w:type="table" w:customStyle="1" w:styleId="a">
-    <w:basedOn w:val="TableNormal0"/>
+  <w:style w:type="table" w:styleId="Table1">
+    <w:basedOn w:val="TableNormal"/>
     <w:tblPr>
       <w:tblStyleRowBandSize w:val="1"/>
       <w:tblStyleColBandSize w:val="1"/>
     </w:tblPr>
   </w:style>
-  <w:style w:type="table" w:customStyle="1" w:styleId="a0">
-    <w:basedOn w:val="TableNormal0"/>
+  <w:style w:type="table" w:styleId="Table2">
+    <w:basedOn w:val="TableNormal"/>
     <w:tblPr>
       <w:tblStyleRowBandSize w:val="1"/>
       <w:tblStyleColBandSize w:val="1"/>
